--- a/assets/Zane Behen Resume.docx
+++ b/assets/Zane Behen Resume.docx
@@ -1,32 +1,38 @@
 
 <file path=word/document.xml><?xml version="1.0" encoding="utf-8"?>
-<w:document xmlns:wpc="http://schemas.microsoft.com/office/word/2010/wordprocessingCanvas" xmlns:cx="http://schemas.microsoft.com/office/drawing/2014/chartex" xmlns:cx1="http://schemas.microsoft.com/office/drawing/2015/9/8/chartex" xmlns:cx2="http://schemas.microsoft.com/office/drawing/2015/10/21/chartex" xmlns:cx3="http://schemas.microsoft.com/office/drawing/2016/5/9/chartex" xmlns:cx4="http://schemas.microsoft.com/office/drawing/2016/5/10/chartex" xmlns:cx5="http://schemas.microsoft.com/office/drawing/2016/5/11/chartex" xmlns:cx6="http://schemas.microsoft.com/office/drawing/2016/5/12/chartex" xmlns:cx7="http://schemas.microsoft.com/office/drawing/2016/5/13/chartex" xmlns:cx8="http://schemas.microsoft.com/office/drawing/2016/5/14/chartex" xmlns:mc="http://schemas.openxmlformats.org/markup-compatibility/2006" xmlns:aink="http://schemas.microsoft.com/office/drawing/2016/ink" xmlns:am3d="http://schemas.microsoft.com/office/drawing/2017/model3d" xmlns:o="urn:schemas-microsoft-com:office:office" xmlns:oel="http://schemas.microsoft.com/office/2019/extlst" xmlns:r="http://schemas.openxmlformats.org/officeDocument/2006/relationships" xmlns:m="http://schemas.openxmlformats.org/officeDocument/2006/math" xmlns:v="urn:schemas-microsoft-com:vml" xmlns:wp14="http://schemas.microsoft.com/office/word/2010/wordprocessingDrawing" xmlns:wp="http://schemas.openxmlformats.org/drawingml/2006/wordprocessingDrawing" xmlns:w10="urn:schemas-microsoft-com:office:word" xmlns:w="http://schemas.openxmlformats.org/wordprocessingml/2006/main" xmlns:w14="http://schemas.microsoft.com/office/word/2010/wordml" xmlns:w15="http://schemas.microsoft.com/office/word/2012/wordml" xmlns:w16cex="http://schemas.microsoft.com/office/word/2018/wordml/cex" xmlns:w16cid="http://schemas.microsoft.com/office/word/2016/wordml/cid" xmlns:w16="http://schemas.microsoft.com/office/word/2018/wordml" xmlns:w16sdtdh="http://schemas.microsoft.com/office/word/2020/wordml/sdtdatahash" xmlns:w16se="http://schemas.microsoft.com/office/word/2015/wordml/symex" xmlns:wpg="http://schemas.microsoft.com/office/word/2010/wordprocessingGroup" xmlns:wpi="http://schemas.microsoft.com/office/word/2010/wordprocessingInk" xmlns:wne="http://schemas.microsoft.com/office/word/2006/wordml" xmlns:wps="http://schemas.microsoft.com/office/word/2010/wordprocessingShape" mc:Ignorable="w14 w15 w16se w16cid w16 w16cex w16sdtdh wp14">
+<w:document xmlns:o="urn:schemas-microsoft-com:office:office" xmlns:r="http://schemas.openxmlformats.org/officeDocument/2006/relationships" xmlns:v="urn:schemas-microsoft-com:vml" xmlns:w="http://schemas.openxmlformats.org/wordprocessingml/2006/main" xmlns:w10="urn:schemas-microsoft-com:office:word" xmlns:wp="http://schemas.openxmlformats.org/drawingml/2006/wordprocessingDrawing" xmlns:wps="http://schemas.microsoft.com/office/word/2010/wordprocessingShape" xmlns:wpg="http://schemas.microsoft.com/office/word/2010/wordprocessingGroup" xmlns:mc="http://schemas.openxmlformats.org/markup-compatibility/2006" xmlns:wp14="http://schemas.microsoft.com/office/word/2010/wordprocessingDrawing" xmlns:w14="http://schemas.microsoft.com/office/word/2010/wordml" xmlns:w15="http://schemas.microsoft.com/office/word/2012/wordml" mc:Ignorable="w14 wp14 w15">
   <w:body>
     <w:p>
       <w:pPr>
-        <w:spacing w:after="0" w:line="259" w:lineRule="auto"/>
-        <w:ind w:left="19" w:firstLine="0"/>
+        <w:pStyle w:val="Normal"/>
+        <w:spacing w:lineRule="auto" w:line="259" w:before="0" w:after="0"/>
+        <w:ind w:hanging="0" w:left="19"/>
         <w:jc w:val="center"/>
-      </w:pPr>
-      <w:r>
-        <w:rPr>
-          <w:rFonts w:ascii="Times New Roman" w:eastAsia="Times New Roman" w:hAnsi="Times New Roman" w:cs="Times New Roman"/>
+        <w:rPr/>
+      </w:pPr>
+      <w:r>
+        <w:rPr>
+          <w:rFonts w:eastAsia="Times New Roman" w:cs="Times New Roman" w:ascii="Times New Roman" w:hAnsi="Times New Roman"/>
           <w:b/>
           <w:sz w:val="44"/>
         </w:rPr>
         <w:t>Zane Behen</w:t>
       </w:r>
       <w:r>
+        <w:rPr/>
         <w:t xml:space="preserve"> </w:t>
       </w:r>
     </w:p>
     <w:p>
       <w:pPr>
-        <w:spacing w:after="0" w:line="259" w:lineRule="auto"/>
-        <w:ind w:left="20" w:firstLine="0"/>
+        <w:pStyle w:val="Normal"/>
+        <w:spacing w:lineRule="auto" w:line="259" w:before="0" w:after="0"/>
+        <w:ind w:hanging="0" w:left="20"/>
         <w:jc w:val="center"/>
-      </w:pPr>
-      <w:r>
+        <w:rPr/>
+      </w:pPr>
+      <w:r>
+        <w:rPr/>
         <w:t xml:space="preserve"> </w:t>
       </w:r>
       <w:r>
@@ -37,67 +43,82 @@
         <w:t>Behenzane@gmail.com</w:t>
       </w:r>
       <w:r>
+        <w:rPr/>
         <w:t xml:space="preserve"> | </w:t>
       </w:r>
-      <w:hyperlink r:id="rId5">
+      <w:r>
+        <w:rPr>
+          <w:color w:val="0563C1"/>
+          <w:u w:val="single" w:color="0563C1"/>
+        </w:rPr>
+        <w:t>http://zanebehen.com</w:t>
+      </w:r>
+      <w:r>
+        <w:rPr/>
+        <w:t xml:space="preserve"> | </w:t>
+      </w:r>
+      <w:hyperlink r:id="rId2">
         <w:r>
           <w:rPr>
+            <w:rStyle w:val="Hyperlink"/>
             <w:color w:val="0563C1"/>
             <w:u w:val="single" w:color="0563C1"/>
           </w:rPr>
-          <w:t>http://zanebehen.com</w:t>
+          <w:t>Linkedin</w:t>
         </w:r>
       </w:hyperlink>
-      <w:hyperlink r:id="rId6">
-        <w:r>
-          <w:t xml:space="preserve"> </w:t>
-        </w:r>
-      </w:hyperlink>
-    </w:p>
-    <w:p>
-      <w:pPr>
-        <w:spacing w:after="0" w:line="259" w:lineRule="auto"/>
-        <w:ind w:left="0" w:firstLine="0"/>
-      </w:pPr>
-    </w:p>
-    <w:p>
-      <w:pPr>
-        <w:spacing w:after="55" w:line="259" w:lineRule="auto"/>
-        <w:ind w:left="74" w:firstLine="0"/>
+    </w:p>
+    <w:p>
+      <w:pPr>
+        <w:pStyle w:val="Normal"/>
+        <w:spacing w:lineRule="auto" w:line="259" w:before="0" w:after="0"/>
+        <w:ind w:hanging="0" w:left="0"/>
+        <w:rPr/>
+      </w:pPr>
+      <w:r>
+        <w:rPr/>
+      </w:r>
+    </w:p>
+    <w:p>
+      <w:pPr>
+        <w:pStyle w:val="Normal"/>
+        <w:spacing w:lineRule="auto" w:line="259" w:before="0" w:after="55"/>
+        <w:ind w:hanging="0" w:left="74"/>
         <w:jc w:val="center"/>
-      </w:pPr>
-      <w:r>
+        <w:rPr/>
+      </w:pPr>
+      <w:r>
+        <w:rPr/>
         <w:t xml:space="preserve"> </w:t>
       </w:r>
     </w:p>
     <w:p>
       <w:pPr>
         <w:pStyle w:val="Heading1"/>
-        <w:ind w:left="-5"/>
-      </w:pPr>
-      <w:r>
+        <w:ind w:hanging="10" w:left="-5"/>
+        <w:rPr/>
+      </w:pPr>
+      <w:r>
+        <w:rPr/>
         <w:t xml:space="preserve">Professional Summary </w:t>
       </w:r>
     </w:p>
     <w:p>
       <w:pPr>
-        <w:spacing w:after="23" w:line="259" w:lineRule="auto"/>
-        <w:ind w:left="-30" w:right="-31" w:firstLine="0"/>
-      </w:pPr>
-      <w:r>
-        <w:rPr>
-          <w:rFonts w:ascii="Calibri" w:eastAsia="Calibri" w:hAnsi="Calibri" w:cs="Calibri"/>
-          <w:noProof/>
-          <w:sz w:val="22"/>
-        </w:rPr>
+        <w:pStyle w:val="Normal"/>
+        <w:spacing w:lineRule="auto" w:line="259" w:before="0" w:after="23"/>
+        <w:ind w:hanging="0" w:left="-30" w:right="-31"/>
+        <w:rPr/>
+      </w:pPr>
+      <w:r>
+        <w:rPr/>
         <mc:AlternateContent>
           <mc:Choice Requires="wpg">
             <w:drawing>
-              <wp:inline distT="0" distB="0" distL="0" distR="0" wp14:anchorId="4F16AC91" wp14:editId="33E70E58">
+              <wp:inline distT="0" distB="0" distL="0" distR="0" wp14:anchorId="4F16AC91">
                 <wp:extent cx="5775960" cy="19050"/>
                 <wp:effectExtent l="0" t="0" r="0" b="0"/>
-                <wp:docPr id="1047" name="Group 1047"/>
-                <wp:cNvGraphicFramePr/>
+                <wp:docPr id="1" name="Group 1047"/>
                 <a:graphic xmlns:a="http://schemas.openxmlformats.org/drawingml/2006/main">
                   <a:graphicData uri="http://schemas.microsoft.com/office/word/2010/wordprocessingGroup">
                     <wpg:wgp>
@@ -105,25 +126,24 @@
                       <wpg:grpSpPr>
                         <a:xfrm>
                           <a:off x="0" y="0"/>
-                          <a:ext cx="5775960" cy="19050"/>
+                          <a:ext cx="5775840" cy="19080"/>
                           <a:chOff x="0" y="0"/>
-                          <a:chExt cx="5775960" cy="19050"/>
+                          <a:chExt cx="5775840" cy="19080"/>
                         </a:xfrm>
                       </wpg:grpSpPr>
                       <wps:wsp>
-                        <wps:cNvPr id="1443" name="Shape 1443"/>
+                        <wps:cNvPr id="2" name="Shape 1443"/>
                         <wps:cNvSpPr/>
                         <wps:spPr>
                           <a:xfrm>
                             <a:off x="0" y="0"/>
-                            <a:ext cx="5775960" cy="19050"/>
+                            <a:ext cx="5775840" cy="19080"/>
                           </a:xfrm>
                           <a:custGeom>
                             <a:avLst/>
                             <a:gdLst/>
                             <a:ahLst/>
-                            <a:cxnLst/>
-                            <a:rect l="0" t="0" r="0" b="0"/>
+                            <a:rect l="l" t="t" r="r" b="b"/>
                             <a:pathLst>
                               <a:path w="5775960" h="19050">
                                 <a:moveTo>
@@ -144,23 +164,18 @@
                               </a:path>
                             </a:pathLst>
                           </a:custGeom>
-                          <a:ln w="0" cap="flat">
-                            <a:miter lim="127000"/>
+                          <a:solidFill>
+                            <a:srgbClr val="000000"/>
+                          </a:solidFill>
+                          <a:ln w="0">
+                            <a:noFill/>
                           </a:ln>
                         </wps:spPr>
                         <wps:style>
-                          <a:lnRef idx="0">
-                            <a:srgbClr val="000000">
-                              <a:alpha val="0"/>
-                            </a:srgbClr>
-                          </a:lnRef>
-                          <a:fillRef idx="1">
-                            <a:srgbClr val="000000"/>
-                          </a:fillRef>
-                          <a:effectRef idx="0">
-                            <a:scrgbClr r="0" g="0" b="0"/>
-                          </a:effectRef>
-                          <a:fontRef idx="none"/>
+                          <a:lnRef idx="0"/>
+                          <a:fillRef idx="0"/>
+                          <a:effectRef idx="0"/>
+                          <a:fontRef idx="minor"/>
                         </wps:style>
                         <wps:bodyPr/>
                       </wps:wsp>
@@ -170,14 +185,9 @@
               </wp:inline>
             </w:drawing>
           </mc:Choice>
-          <mc:Fallback xmlns:a="http://schemas.openxmlformats.org/drawingml/2006/main">
+          <mc:Fallback>
             <w:pict>
-              <v:group id="Group 1047" style="width:454.8pt;height:1.5pt;mso-position-horizontal-relative:char;mso-position-vertical-relative:line" coordsize="57759,190">
-                <v:shape id="Shape 1444" style="position:absolute;width:57759;height:190;left:0;top:0;" coordsize="5775960,19050" path="m0,0l5775960,0l5775960,19050l0,19050l0,0">
-                  <v:stroke weight="0pt" endcap="flat" joinstyle="miter" miterlimit="10" on="false" color="#000000" opacity="0"/>
-                  <v:fill on="true" color="#000000"/>
-                </v:shape>
-              </v:group>
+              <v:group id="shape_0" alt="Group 1047" style="position:absolute;margin-left:0pt;margin-top:-1.55pt;width:454.8pt;height:1.5pt" coordorigin="0,-31" coordsize="9096,30"/>
             </w:pict>
           </mc:Fallback>
         </mc:AlternateContent>
@@ -185,8 +195,10 @@
     </w:p>
     <w:p>
       <w:pPr>
-        <w:spacing w:after="103" w:line="259" w:lineRule="auto"/>
-        <w:ind w:left="16" w:firstLine="0"/>
+        <w:pStyle w:val="Normal"/>
+        <w:spacing w:lineRule="auto" w:line="259" w:before="0" w:after="103"/>
+        <w:ind w:hanging="0" w:left="16"/>
+        <w:rPr/>
       </w:pPr>
       <w:r>
         <w:rPr>
@@ -197,56 +209,83 @@
     </w:p>
     <w:p>
       <w:pPr>
-        <w:spacing w:after="5" w:line="254" w:lineRule="auto"/>
-        <w:ind w:left="11"/>
+        <w:pStyle w:val="Normal"/>
+        <w:spacing w:lineRule="auto" w:line="252" w:before="0" w:after="5"/>
+        <w:ind w:hanging="10" w:left="11"/>
+        <w:rPr/>
       </w:pPr>
       <w:r>
         <w:rPr>
           <w:sz w:val="21"/>
         </w:rPr>
-        <w:t xml:space="preserve">An experienced and highly motivated frontend developer with a strong passion for learning and building websites that provide a great user experience. </w:t>
-      </w:r>
-    </w:p>
-    <w:p>
-      <w:pPr>
-        <w:spacing w:after="37" w:line="259" w:lineRule="auto"/>
-        <w:ind w:left="16" w:firstLine="0"/>
-      </w:pPr>
+        <w:t xml:space="preserve">An experienced and highly motivated </w:t>
+      </w:r>
       <w:r>
         <w:rPr>
           <w:sz w:val="21"/>
         </w:rPr>
+        <w:t>Software</w:t>
+      </w:r>
+      <w:r>
+        <w:rPr>
+          <w:sz w:val="21"/>
+        </w:rPr>
+        <w:t xml:space="preserve"> Engineer with a strong passion for learning and building </w:t>
+      </w:r>
+      <w:r>
+        <w:rPr>
+          <w:sz w:val="21"/>
+        </w:rPr>
+        <w:t>applications</w:t>
+      </w:r>
+      <w:r>
+        <w:rPr>
+          <w:sz w:val="21"/>
+        </w:rPr>
+        <w:t xml:space="preserve"> that provide a great user experience.</w:t>
+      </w:r>
+    </w:p>
+    <w:p>
+      <w:pPr>
+        <w:pStyle w:val="Normal"/>
+        <w:spacing w:lineRule="auto" w:line="259" w:before="0" w:after="37"/>
+        <w:ind w:hanging="0" w:left="16"/>
+        <w:rPr/>
+      </w:pPr>
+      <w:r>
+        <w:rPr>
+          <w:sz w:val="21"/>
+        </w:rPr>
         <w:t xml:space="preserve"> </w:t>
       </w:r>
     </w:p>
     <w:p>
       <w:pPr>
         <w:pStyle w:val="Heading1"/>
-        <w:ind w:left="-5"/>
-      </w:pPr>
-      <w:r>
+        <w:ind w:hanging="10" w:left="-5"/>
+        <w:rPr/>
+      </w:pPr>
+      <w:r>
+        <w:rPr/>
         <w:t xml:space="preserve">Education </w:t>
       </w:r>
     </w:p>
     <w:p>
       <w:pPr>
-        <w:spacing w:after="23" w:line="259" w:lineRule="auto"/>
-        <w:ind w:left="-30" w:right="-31" w:firstLine="0"/>
-      </w:pPr>
-      <w:r>
-        <w:rPr>
-          <w:rFonts w:ascii="Calibri" w:eastAsia="Calibri" w:hAnsi="Calibri" w:cs="Calibri"/>
-          <w:noProof/>
-          <w:sz w:val="22"/>
-        </w:rPr>
+        <w:pStyle w:val="Normal"/>
+        <w:spacing w:lineRule="auto" w:line="259" w:before="0" w:after="23"/>
+        <w:ind w:hanging="0" w:left="-30" w:right="-31"/>
+        <w:rPr/>
+      </w:pPr>
+      <w:r>
+        <w:rPr/>
         <mc:AlternateContent>
           <mc:Choice Requires="wpg">
             <w:drawing>
-              <wp:inline distT="0" distB="0" distL="0" distR="0" wp14:anchorId="421E0D60" wp14:editId="15F3F9B0">
+              <wp:inline distT="0" distB="0" distL="0" distR="0" wp14:anchorId="421E0D60">
                 <wp:extent cx="5775960" cy="19050"/>
                 <wp:effectExtent l="0" t="0" r="0" b="0"/>
-                <wp:docPr id="1048" name="Group 1048"/>
-                <wp:cNvGraphicFramePr/>
+                <wp:docPr id="3" name="Group 1048"/>
                 <a:graphic xmlns:a="http://schemas.openxmlformats.org/drawingml/2006/main">
                   <a:graphicData uri="http://schemas.microsoft.com/office/word/2010/wordprocessingGroup">
                     <wpg:wgp>
@@ -254,25 +293,24 @@
                       <wpg:grpSpPr>
                         <a:xfrm>
                           <a:off x="0" y="0"/>
-                          <a:ext cx="5775960" cy="19050"/>
+                          <a:ext cx="5775840" cy="19080"/>
                           <a:chOff x="0" y="0"/>
-                          <a:chExt cx="5775960" cy="19050"/>
+                          <a:chExt cx="5775840" cy="19080"/>
                         </a:xfrm>
                       </wpg:grpSpPr>
                       <wps:wsp>
-                        <wps:cNvPr id="1445" name="Shape 1445"/>
+                        <wps:cNvPr id="4" name="Shape 1445"/>
                         <wps:cNvSpPr/>
                         <wps:spPr>
                           <a:xfrm>
                             <a:off x="0" y="0"/>
-                            <a:ext cx="5775960" cy="19050"/>
+                            <a:ext cx="5775840" cy="19080"/>
                           </a:xfrm>
                           <a:custGeom>
                             <a:avLst/>
                             <a:gdLst/>
                             <a:ahLst/>
-                            <a:cxnLst/>
-                            <a:rect l="0" t="0" r="0" b="0"/>
+                            <a:rect l="l" t="t" r="r" b="b"/>
                             <a:pathLst>
                               <a:path w="5775960" h="19050">
                                 <a:moveTo>
@@ -293,23 +331,18 @@
                               </a:path>
                             </a:pathLst>
                           </a:custGeom>
-                          <a:ln w="0" cap="flat">
-                            <a:miter lim="127000"/>
+                          <a:solidFill>
+                            <a:srgbClr val="000000"/>
+                          </a:solidFill>
+                          <a:ln w="0">
+                            <a:noFill/>
                           </a:ln>
                         </wps:spPr>
                         <wps:style>
-                          <a:lnRef idx="0">
-                            <a:srgbClr val="000000">
-                              <a:alpha val="0"/>
-                            </a:srgbClr>
-                          </a:lnRef>
-                          <a:fillRef idx="1">
-                            <a:srgbClr val="000000"/>
-                          </a:fillRef>
-                          <a:effectRef idx="0">
-                            <a:scrgbClr r="0" g="0" b="0"/>
-                          </a:effectRef>
-                          <a:fontRef idx="none"/>
+                          <a:lnRef idx="0"/>
+                          <a:fillRef idx="0"/>
+                          <a:effectRef idx="0"/>
+                          <a:fontRef idx="minor"/>
                         </wps:style>
                         <wps:bodyPr/>
                       </wps:wsp>
@@ -319,14 +352,9 @@
               </wp:inline>
             </w:drawing>
           </mc:Choice>
-          <mc:Fallback xmlns:a="http://schemas.openxmlformats.org/drawingml/2006/main">
+          <mc:Fallback>
             <w:pict>
-              <v:group id="Group 1048" style="width:454.8pt;height:1.5pt;mso-position-horizontal-relative:char;mso-position-vertical-relative:line" coordsize="57759,190">
-                <v:shape id="Shape 1446" style="position:absolute;width:57759;height:190;left:0;top:0;" coordsize="5775960,19050" path="m0,0l5775960,0l5775960,19050l0,19050l0,0">
-                  <v:stroke weight="0pt" endcap="flat" joinstyle="miter" miterlimit="10" on="false" color="#000000" opacity="0"/>
-                  <v:fill on="true" color="#000000"/>
-                </v:shape>
-              </v:group>
+              <v:group id="shape_0" alt="Group 1048" style="position:absolute;margin-left:0pt;margin-top:-1.55pt;width:454.8pt;height:1.5pt" coordorigin="0,-31" coordsize="9096,30"/>
             </w:pict>
           </mc:Fallback>
         </mc:AlternateContent>
@@ -334,20 +362,9 @@
     </w:p>
     <w:p>
       <w:pPr>
-        <w:spacing w:after="121" w:line="259" w:lineRule="auto"/>
-        <w:ind w:left="16" w:firstLine="0"/>
-      </w:pPr>
-      <w:r>
-        <w:rPr>
-          <w:sz w:val="11"/>
-        </w:rPr>
-        <w:t xml:space="preserve"> </w:t>
-      </w:r>
-    </w:p>
-    <w:p>
-      <w:pPr>
-        <w:spacing w:after="22" w:line="246" w:lineRule="auto"/>
-        <w:ind w:left="16" w:firstLine="0"/>
+        <w:pStyle w:val="Normal"/>
+        <w:spacing w:lineRule="auto" w:line="244" w:before="0" w:after="22"/>
+        <w:ind w:hanging="0" w:left="16"/>
         <w:rPr>
           <w:b/>
           <w:bCs/>
@@ -359,74 +376,75 @@
           <w:b/>
           <w:sz w:val="21"/>
         </w:rPr>
-        <w:t xml:space="preserve">Bachelor of Computer Science </w:t>
+        <w:t>Bachelor of Computer Science (Programming Languages Major)</w:t>
+        <w:tab/>
+        <w:t xml:space="preserve">                        2023 - </w:t>
       </w:r>
       <w:r>
         <w:rPr>
           <w:b/>
           <w:sz w:val="21"/>
         </w:rPr>
-        <w:tab/>
-        <w:t xml:space="preserve">      </w:t>
+        <w:t>2026</w:t>
       </w:r>
       <w:r>
         <w:rPr>
           <w:b/>
           <w:sz w:val="21"/>
         </w:rPr>
-        <w:tab/>
-        <w:t xml:space="preserve">                                                       </w:t>
+        <w:t xml:space="preserve"> </w:t>
+      </w:r>
+    </w:p>
+    <w:p>
+      <w:pPr>
+        <w:pStyle w:val="Normal"/>
+        <w:spacing w:lineRule="auto" w:line="244" w:before="0" w:after="22"/>
+        <w:ind w:hanging="0" w:left="16"/>
+        <w:rPr/>
+      </w:pPr>
+      <w:r>
+        <w:rPr>
+          <w:sz w:val="22"/>
+        </w:rPr>
+        <w:t>University of Queensland</w:t>
+      </w:r>
+      <w:r>
+        <w:rPr/>
+        <w:t xml:space="preserve"> </w:t>
       </w:r>
       <w:r>
         <w:rPr>
           <w:b/>
-          <w:sz w:val="21"/>
-        </w:rPr>
-        <w:t xml:space="preserve">                 2023 </w:t>
-      </w:r>
-    </w:p>
-    <w:p>
-      <w:pPr>
-        <w:spacing w:after="22" w:line="246" w:lineRule="auto"/>
-        <w:ind w:left="16" w:firstLine="0"/>
-      </w:pPr>
-      <w:r>
-        <w:rPr>
-          <w:sz w:val="22"/>
-        </w:rPr>
-        <w:t>University of Queensland</w:t>
-      </w:r>
-      <w:r>
+        </w:rPr>
         <w:t xml:space="preserve"> </w:t>
       </w:r>
-      <w:r>
-        <w:rPr>
-          <w:b/>
-        </w:rPr>
+    </w:p>
+    <w:p>
+      <w:pPr>
+        <w:pStyle w:val="Normal"/>
+        <w:spacing w:lineRule="auto" w:line="259" w:before="0" w:after="69"/>
+        <w:ind w:hanging="0" w:left="16"/>
+        <w:rPr/>
+      </w:pPr>
+      <w:r>
+        <w:rPr/>
         <w:t xml:space="preserve"> </w:t>
       </w:r>
     </w:p>
     <w:p>
       <w:pPr>
-        <w:spacing w:after="69" w:line="259" w:lineRule="auto"/>
-        <w:ind w:left="16" w:firstLine="0"/>
-      </w:pPr>
-      <w:r>
-        <w:t xml:space="preserve"> </w:t>
-      </w:r>
-    </w:p>
-    <w:p>
-      <w:pPr>
         <w:pStyle w:val="Heading1"/>
-        <w:ind w:left="-5"/>
-      </w:pPr>
-      <w:r>
+        <w:ind w:hanging="10" w:left="-5"/>
+        <w:rPr/>
+      </w:pPr>
+      <w:r>
+        <w:rPr/>
         <w:t>Experience</w:t>
       </w:r>
       <w:r>
         <w:rPr>
-          <w:rFonts w:ascii="Arial" w:eastAsia="Arial" w:hAnsi="Arial" w:cs="Arial"/>
-          <w:b w:val="0"/>
+          <w:rFonts w:eastAsia="Arial" w:cs="Arial" w:ascii="Arial" w:hAnsi="Arial"/>
+          <w:b w:val="false"/>
           <w:sz w:val="24"/>
         </w:rPr>
         <w:t xml:space="preserve">  </w:t>
@@ -434,23 +452,20 @@
     </w:p>
     <w:p>
       <w:pPr>
-        <w:spacing w:after="23" w:line="259" w:lineRule="auto"/>
-        <w:ind w:left="-30" w:right="-31" w:firstLine="0"/>
-      </w:pPr>
-      <w:r>
-        <w:rPr>
-          <w:rFonts w:ascii="Calibri" w:eastAsia="Calibri" w:hAnsi="Calibri" w:cs="Calibri"/>
-          <w:noProof/>
-          <w:sz w:val="22"/>
-        </w:rPr>
+        <w:pStyle w:val="Normal"/>
+        <w:spacing w:lineRule="auto" w:line="259" w:before="0" w:after="23"/>
+        <w:ind w:hanging="0" w:left="-30" w:right="-31"/>
+        <w:rPr/>
+      </w:pPr>
+      <w:r>
+        <w:rPr/>
         <mc:AlternateContent>
           <mc:Choice Requires="wpg">
             <w:drawing>
-              <wp:inline distT="0" distB="0" distL="0" distR="0" wp14:anchorId="4BBE984C" wp14:editId="69E580C3">
+              <wp:inline distT="0" distB="0" distL="0" distR="0" wp14:anchorId="4BBE984C">
                 <wp:extent cx="5775960" cy="19050"/>
                 <wp:effectExtent l="0" t="0" r="0" b="0"/>
-                <wp:docPr id="1049" name="Group 1049"/>
-                <wp:cNvGraphicFramePr/>
+                <wp:docPr id="5" name="Group 1049"/>
                 <a:graphic xmlns:a="http://schemas.openxmlformats.org/drawingml/2006/main">
                   <a:graphicData uri="http://schemas.microsoft.com/office/word/2010/wordprocessingGroup">
                     <wpg:wgp>
@@ -458,25 +473,24 @@
                       <wpg:grpSpPr>
                         <a:xfrm>
                           <a:off x="0" y="0"/>
-                          <a:ext cx="5775960" cy="19050"/>
+                          <a:ext cx="5775840" cy="19080"/>
                           <a:chOff x="0" y="0"/>
-                          <a:chExt cx="5775960" cy="19050"/>
+                          <a:chExt cx="5775840" cy="19080"/>
                         </a:xfrm>
                       </wpg:grpSpPr>
                       <wps:wsp>
-                        <wps:cNvPr id="1447" name="Shape 1447"/>
+                        <wps:cNvPr id="6" name="Shape 1447"/>
                         <wps:cNvSpPr/>
                         <wps:spPr>
                           <a:xfrm>
                             <a:off x="0" y="0"/>
-                            <a:ext cx="5775960" cy="19050"/>
+                            <a:ext cx="5775840" cy="19080"/>
                           </a:xfrm>
                           <a:custGeom>
                             <a:avLst/>
                             <a:gdLst/>
                             <a:ahLst/>
-                            <a:cxnLst/>
-                            <a:rect l="0" t="0" r="0" b="0"/>
+                            <a:rect l="l" t="t" r="r" b="b"/>
                             <a:pathLst>
                               <a:path w="5775960" h="19050">
                                 <a:moveTo>
@@ -497,23 +511,18 @@
                               </a:path>
                             </a:pathLst>
                           </a:custGeom>
-                          <a:ln w="0" cap="flat">
-                            <a:miter lim="127000"/>
+                          <a:solidFill>
+                            <a:srgbClr val="000000"/>
+                          </a:solidFill>
+                          <a:ln w="0">
+                            <a:noFill/>
                           </a:ln>
                         </wps:spPr>
                         <wps:style>
-                          <a:lnRef idx="0">
-                            <a:srgbClr val="000000">
-                              <a:alpha val="0"/>
-                            </a:srgbClr>
-                          </a:lnRef>
-                          <a:fillRef idx="1">
-                            <a:srgbClr val="000000"/>
-                          </a:fillRef>
-                          <a:effectRef idx="0">
-                            <a:scrgbClr r="0" g="0" b="0"/>
-                          </a:effectRef>
-                          <a:fontRef idx="none"/>
+                          <a:lnRef idx="0"/>
+                          <a:fillRef idx="0"/>
+                          <a:effectRef idx="0"/>
+                          <a:fontRef idx="minor"/>
                         </wps:style>
                         <wps:bodyPr/>
                       </wps:wsp>
@@ -523,14 +532,9 @@
               </wp:inline>
             </w:drawing>
           </mc:Choice>
-          <mc:Fallback xmlns:a="http://schemas.openxmlformats.org/drawingml/2006/main">
+          <mc:Fallback>
             <w:pict>
-              <v:group id="Group 1049" style="width:454.8pt;height:1.5pt;mso-position-horizontal-relative:char;mso-position-vertical-relative:line" coordsize="57759,190">
-                <v:shape id="Shape 1448" style="position:absolute;width:57759;height:190;left:0;top:0;" coordsize="5775960,19050" path="m0,0l5775960,0l5775960,19050l0,19050l0,0">
-                  <v:stroke weight="0pt" endcap="flat" joinstyle="miter" miterlimit="10" on="false" color="#000000" opacity="0"/>
-                  <v:fill on="true" color="#000000"/>
-                </v:shape>
-              </v:group>
+              <v:group id="shape_0" alt="Group 1049" style="position:absolute;margin-left:0pt;margin-top:-1.55pt;width:454.8pt;height:1.5pt" coordorigin="0,-31" coordsize="9096,30"/>
             </w:pict>
           </mc:Fallback>
         </mc:AlternateContent>
@@ -538,27 +542,24 @@
     </w:p>
     <w:p>
       <w:pPr>
-        <w:spacing w:after="113" w:line="259" w:lineRule="auto"/>
-        <w:ind w:left="16" w:firstLine="0"/>
-      </w:pPr>
-      <w:r>
-        <w:rPr>
-          <w:sz w:val="11"/>
-        </w:rPr>
-        <w:t xml:space="preserve"> </w:t>
-      </w:r>
-    </w:p>
-    <w:p>
-      <w:pPr>
-        <w:spacing w:after="0" w:line="259" w:lineRule="auto"/>
-        <w:ind w:left="-5"/>
+        <w:pStyle w:val="Normal"/>
+        <w:spacing w:lineRule="auto" w:line="259" w:before="0" w:after="0"/>
+        <w:ind w:hanging="10" w:left="-5"/>
+        <w:rPr/>
       </w:pPr>
       <w:r>
         <w:rPr>
           <w:b/>
           <w:sz w:val="21"/>
         </w:rPr>
-        <w:t xml:space="preserve">Freelance </w:t>
+        <w:t>Smoothx</w:t>
+      </w:r>
+      <w:r>
+        <w:rPr>
+          <w:b/>
+          <w:sz w:val="21"/>
+        </w:rPr>
+        <w:t xml:space="preserve"> </w:t>
       </w:r>
       <w:r>
         <w:rPr>
@@ -577,19 +578,7 @@
         <w:rPr>
           <w:sz w:val="22"/>
         </w:rPr>
-        <w:t>Jun</w:t>
-      </w:r>
-      <w:r>
-        <w:rPr>
-          <w:sz w:val="22"/>
-        </w:rPr>
-        <w:t xml:space="preserve"> 202</w:t>
-      </w:r>
-      <w:r>
-        <w:rPr>
-          <w:sz w:val="22"/>
-        </w:rPr>
-        <w:t>2</w:t>
+        <w:t>Nov 2023</w:t>
       </w:r>
       <w:r>
         <w:rPr>
@@ -607,261 +596,552 @@
     </w:p>
     <w:p>
       <w:pPr>
-        <w:spacing w:after="216"/>
-        <w:ind w:left="26"/>
-      </w:pPr>
-      <w:r>
-        <w:t xml:space="preserve">Frontend Software Engineer </w:t>
-      </w:r>
-    </w:p>
-    <w:p>
-      <w:pPr>
+        <w:pStyle w:val="Normal"/>
+        <w:spacing w:before="0" w:after="216"/>
+        <w:ind w:hanging="10" w:left="26"/>
+        <w:rPr/>
+      </w:pPr>
+      <w:r>
+        <w:rPr/>
+        <w:t>FullStack</w:t>
+      </w:r>
+      <w:r>
+        <w:rPr/>
+        <w:t xml:space="preserve"> Software Engineer </w:t>
+      </w:r>
+    </w:p>
+    <w:p>
+      <w:pPr>
+        <w:pStyle w:val="Normal"/>
         <w:numPr>
           <w:ilvl w:val="0"/>
           <w:numId w:val="1"/>
         </w:numPr>
-        <w:spacing w:after="63"/>
-        <w:ind w:hanging="360"/>
-      </w:pPr>
-      <w:r>
-        <w:t xml:space="preserve">Engineered scalable, responsive, multi-platform and SEO friendly websites for multiple clients using HTML5, CSS3 + BEM, JavaScript ES6+ and </w:t>
-      </w:r>
-      <w:proofErr w:type="gramStart"/>
-      <w:r>
-        <w:t>React</w:t>
-      </w:r>
-      <w:proofErr w:type="gramEnd"/>
-      <w:r>
-        <w:t xml:space="preserve"> best practises </w:t>
-      </w:r>
-    </w:p>
-    <w:p>
-      <w:pPr>
+        <w:ind w:hanging="360" w:left="706"/>
+        <w:rPr>
+          <w:b w:val="false"/>
+          <w:bCs w:val="false"/>
+          <w:sz w:val="20"/>
+          <w:szCs w:val="20"/>
+        </w:rPr>
+      </w:pPr>
+      <w:r>
+        <w:rPr>
+          <w:b w:val="false"/>
+          <w:bCs w:val="false"/>
+          <w:sz w:val="20"/>
+          <w:szCs w:val="20"/>
+        </w:rPr>
+        <w:t>Developed and maintained enterprise software platforms supporting business operations, financial workflows and system integrations.</w:t>
+      </w:r>
+    </w:p>
+    <w:p>
+      <w:pPr>
+        <w:pStyle w:val="Normal"/>
+        <w:ind w:hanging="0" w:left="706"/>
+        <w:rPr>
+          <w:b w:val="false"/>
+          <w:bCs w:val="false"/>
+          <w:sz w:val="20"/>
+          <w:szCs w:val="20"/>
+        </w:rPr>
+      </w:pPr>
+      <w:r>
+        <w:rPr>
+          <w:b w:val="false"/>
+          <w:bCs w:val="false"/>
+          <w:sz w:val="20"/>
+          <w:szCs w:val="20"/>
+        </w:rPr>
+      </w:r>
+    </w:p>
+    <w:p>
+      <w:pPr>
+        <w:pStyle w:val="Normal"/>
         <w:numPr>
           <w:ilvl w:val="0"/>
           <w:numId w:val="1"/>
         </w:numPr>
-        <w:ind w:hanging="360"/>
-      </w:pPr>
-      <w:r>
-        <w:t xml:space="preserve">Communicated business requirements with stakeholders and delivered high quality </w:t>
-      </w:r>
-      <w:proofErr w:type="gramStart"/>
-      <w:r>
-        <w:t>solutions</w:t>
-      </w:r>
-      <w:proofErr w:type="gramEnd"/>
-      <w:r>
-        <w:rPr>
-          <w:sz w:val="22"/>
-        </w:rPr>
-        <w:t xml:space="preserve"> </w:t>
-      </w:r>
-    </w:p>
-    <w:p>
-      <w:pPr>
+        <w:ind w:hanging="360" w:left="706"/>
+        <w:rPr>
+          <w:b w:val="false"/>
+          <w:bCs w:val="false"/>
+          <w:sz w:val="20"/>
+          <w:szCs w:val="20"/>
+        </w:rPr>
+      </w:pPr>
+      <w:r>
+        <w:rPr>
+          <w:b w:val="false"/>
+          <w:bCs w:val="false"/>
+          <w:sz w:val="20"/>
+          <w:szCs w:val="20"/>
+        </w:rPr>
+        <w:t>Designed and implemented JavaScript-based automation solutions and webhook integrations, reducing manual processing and improving operational efficiency.</w:t>
+      </w:r>
+    </w:p>
+    <w:p>
+      <w:pPr>
+        <w:pStyle w:val="Normal"/>
+        <w:numPr>
+          <w:ilvl w:val="0"/>
+          <w:numId w:val="0"/>
+        </w:numPr>
+        <w:ind w:hanging="0" w:left="706"/>
+        <w:rPr>
+          <w:b w:val="false"/>
+          <w:bCs w:val="false"/>
+          <w:sz w:val="20"/>
+          <w:szCs w:val="20"/>
+        </w:rPr>
+      </w:pPr>
+      <w:r>
+        <w:rPr>
+          <w:b w:val="false"/>
+          <w:bCs w:val="false"/>
+          <w:sz w:val="20"/>
+          <w:szCs w:val="20"/>
+        </w:rPr>
+      </w:r>
+    </w:p>
+    <w:p>
+      <w:pPr>
+        <w:pStyle w:val="Normal"/>
         <w:numPr>
           <w:ilvl w:val="0"/>
           <w:numId w:val="1"/>
         </w:numPr>
-        <w:ind w:hanging="360"/>
-      </w:pPr>
-      <w:r>
-        <w:t xml:space="preserve">Connected to backend </w:t>
-      </w:r>
-      <w:proofErr w:type="gramStart"/>
-      <w:r>
-        <w:t>API’s</w:t>
-      </w:r>
-      <w:proofErr w:type="gramEnd"/>
-      <w:r>
-        <w:t xml:space="preserve"> through CRUD HTTP requests </w:t>
-      </w:r>
-    </w:p>
-    <w:p>
-      <w:pPr>
-        <w:spacing w:after="0" w:line="259" w:lineRule="auto"/>
-        <w:ind w:left="16" w:firstLine="0"/>
-      </w:pPr>
-      <w:r>
-        <w:rPr>
-          <w:rFonts w:ascii="Times New Roman" w:eastAsia="Times New Roman" w:hAnsi="Times New Roman" w:cs="Times New Roman"/>
-          <w:b/>
-          <w:sz w:val="26"/>
-        </w:rPr>
-        <w:t xml:space="preserve"> </w:t>
-      </w:r>
-    </w:p>
-    <w:p>
-      <w:pPr>
-        <w:spacing w:after="0" w:line="259" w:lineRule="auto"/>
-        <w:ind w:left="-5"/>
-      </w:pPr>
-      <w:r>
-        <w:rPr>
-          <w:b/>
-          <w:sz w:val="21"/>
-        </w:rPr>
-        <w:t xml:space="preserve">Self Employed </w:t>
-      </w:r>
-      <w:r>
-        <w:rPr>
-          <w:b/>
-          <w:sz w:val="22"/>
-        </w:rPr>
-        <w:t xml:space="preserve">                                                                                            </w:t>
-      </w:r>
-      <w:r>
-        <w:rPr>
-          <w:sz w:val="22"/>
-        </w:rPr>
-        <w:t>Jun</w:t>
-      </w:r>
-      <w:r>
-        <w:rPr>
-          <w:sz w:val="22"/>
-        </w:rPr>
-        <w:t xml:space="preserve"> 202</w:t>
-      </w:r>
-      <w:r>
-        <w:rPr>
-          <w:sz w:val="22"/>
-        </w:rPr>
-        <w:t>2</w:t>
-      </w:r>
-      <w:r>
-        <w:rPr>
-          <w:sz w:val="22"/>
-        </w:rPr>
-        <w:t xml:space="preserve"> - Current</w:t>
-      </w:r>
-      <w:r>
-        <w:rPr>
-          <w:b/>
-          <w:sz w:val="21"/>
-        </w:rPr>
-        <w:t xml:space="preserve"> </w:t>
-      </w:r>
-    </w:p>
-    <w:p>
-      <w:pPr>
-        <w:spacing w:after="216"/>
-        <w:ind w:left="26"/>
-      </w:pPr>
-      <w:r>
-        <w:t xml:space="preserve">Programming Tutor </w:t>
-      </w:r>
-    </w:p>
-    <w:p>
-      <w:pPr>
+        <w:ind w:hanging="360" w:left="706"/>
+        <w:rPr>
+          <w:b w:val="false"/>
+          <w:bCs w:val="false"/>
+          <w:sz w:val="20"/>
+          <w:szCs w:val="20"/>
+        </w:rPr>
+      </w:pPr>
+      <w:r>
+        <w:rPr>
+          <w:b w:val="false"/>
+          <w:bCs w:val="false"/>
+          <w:sz w:val="20"/>
+          <w:szCs w:val="20"/>
+        </w:rPr>
+        <w:t>Built API integrations and event-driven workflows to synchronise data between multiple business systems in real time.</w:t>
+      </w:r>
+    </w:p>
+    <w:p>
+      <w:pPr>
+        <w:pStyle w:val="Normal"/>
+        <w:numPr>
+          <w:ilvl w:val="0"/>
+          <w:numId w:val="0"/>
+        </w:numPr>
+        <w:ind w:hanging="0" w:left="706"/>
+        <w:rPr>
+          <w:b w:val="false"/>
+          <w:bCs w:val="false"/>
+          <w:sz w:val="20"/>
+          <w:szCs w:val="20"/>
+        </w:rPr>
+      </w:pPr>
+      <w:r>
+        <w:rPr>
+          <w:b w:val="false"/>
+          <w:bCs w:val="false"/>
+          <w:sz w:val="20"/>
+          <w:szCs w:val="20"/>
+        </w:rPr>
+      </w:r>
+    </w:p>
+    <w:p>
+      <w:pPr>
+        <w:pStyle w:val="Normal"/>
         <w:numPr>
           <w:ilvl w:val="0"/>
           <w:numId w:val="1"/>
         </w:numPr>
-        <w:ind w:hanging="360"/>
-      </w:pPr>
-      <w:r>
-        <w:t xml:space="preserve">Tutored clients HTML, CSS, Flexbox and JavaScript best practises </w:t>
-      </w:r>
-    </w:p>
-    <w:p>
-      <w:pPr>
+        <w:ind w:hanging="360" w:left="706"/>
+        <w:rPr>
+          <w:b w:val="false"/>
+          <w:bCs w:val="false"/>
+          <w:sz w:val="20"/>
+          <w:szCs w:val="20"/>
+        </w:rPr>
+      </w:pPr>
+      <w:r>
+        <w:rPr>
+          <w:b w:val="false"/>
+          <w:bCs w:val="false"/>
+          <w:sz w:val="20"/>
+          <w:szCs w:val="20"/>
+        </w:rPr>
+        <w:t>Worked within large-scale codebases exceeding 100,000 lines of code, participating in feature development, code reviews, testing and deployment activities.</w:t>
+      </w:r>
+    </w:p>
+    <w:p>
+      <w:pPr>
+        <w:pStyle w:val="Normal"/>
+        <w:numPr>
+          <w:ilvl w:val="0"/>
+          <w:numId w:val="0"/>
+        </w:numPr>
+        <w:ind w:hanging="0" w:left="706"/>
+        <w:rPr>
+          <w:b w:val="false"/>
+          <w:bCs w:val="false"/>
+          <w:sz w:val="20"/>
+          <w:szCs w:val="20"/>
+        </w:rPr>
+      </w:pPr>
+      <w:r>
+        <w:rPr>
+          <w:b w:val="false"/>
+          <w:bCs w:val="false"/>
+          <w:sz w:val="20"/>
+          <w:szCs w:val="20"/>
+        </w:rPr>
+      </w:r>
+    </w:p>
+    <w:p>
+      <w:pPr>
+        <w:pStyle w:val="Normal"/>
         <w:numPr>
           <w:ilvl w:val="0"/>
           <w:numId w:val="1"/>
         </w:numPr>
-        <w:spacing w:after="27"/>
-        <w:ind w:hanging="360"/>
-      </w:pPr>
-      <w:r>
-        <w:t xml:space="preserve">Simplified difficult programming concepts including responsive website development, CSS layout, Promises and API </w:t>
-      </w:r>
-      <w:proofErr w:type="gramStart"/>
-      <w:r>
-        <w:t>requests</w:t>
-      </w:r>
-      <w:proofErr w:type="gramEnd"/>
-      <w:r>
-        <w:t xml:space="preserve"> </w:t>
-      </w:r>
-    </w:p>
-    <w:p>
-      <w:pPr>
+        <w:ind w:hanging="360" w:left="706"/>
+        <w:rPr>
+          <w:b w:val="false"/>
+          <w:bCs w:val="false"/>
+          <w:sz w:val="20"/>
+          <w:szCs w:val="20"/>
+        </w:rPr>
+      </w:pPr>
+      <w:r>
+        <w:rPr>
+          <w:b w:val="false"/>
+          <w:bCs w:val="false"/>
+          <w:sz w:val="20"/>
+          <w:szCs w:val="20"/>
+        </w:rPr>
+        <w:t>Collaborated with stakeholders to analyse business requirements and deliver scalable software solutions aligned with operational objectives.</w:t>
+      </w:r>
+    </w:p>
+    <w:p>
+      <w:pPr>
+        <w:pStyle w:val="Normal"/>
+        <w:numPr>
+          <w:ilvl w:val="0"/>
+          <w:numId w:val="0"/>
+        </w:numPr>
+        <w:ind w:hanging="0" w:left="706"/>
+        <w:rPr>
+          <w:b w:val="false"/>
+          <w:bCs w:val="false"/>
+          <w:sz w:val="20"/>
+          <w:szCs w:val="20"/>
+        </w:rPr>
+      </w:pPr>
+      <w:r>
+        <w:rPr>
+          <w:b w:val="false"/>
+          <w:bCs w:val="false"/>
+          <w:sz w:val="20"/>
+          <w:szCs w:val="20"/>
+        </w:rPr>
+      </w:r>
+    </w:p>
+    <w:p>
+      <w:pPr>
+        <w:pStyle w:val="Normal"/>
         <w:numPr>
           <w:ilvl w:val="0"/>
           <w:numId w:val="1"/>
         </w:numPr>
-        <w:ind w:hanging="360"/>
-      </w:pPr>
-      <w:r>
-        <w:t xml:space="preserve">Taught debugging best practises using Google Chrome inspect element </w:t>
-      </w:r>
-      <w:proofErr w:type="gramStart"/>
-      <w:r>
-        <w:t>tooling</w:t>
-      </w:r>
-      <w:proofErr w:type="gramEnd"/>
-      <w:r>
+        <w:ind w:hanging="360" w:left="706"/>
+        <w:rPr>
+          <w:b w:val="false"/>
+          <w:bCs w:val="false"/>
+          <w:sz w:val="20"/>
+          <w:szCs w:val="20"/>
+        </w:rPr>
+      </w:pPr>
+      <w:r>
+        <w:rPr>
+          <w:b w:val="false"/>
+          <w:bCs w:val="false"/>
+          <w:sz w:val="20"/>
+          <w:szCs w:val="20"/>
+        </w:rPr>
+        <w:t>Diagnosed and resolved complex application and integration issues across frontend and backend systems.</w:t>
+      </w:r>
+    </w:p>
+    <w:p>
+      <w:pPr>
+        <w:pStyle w:val="Normal"/>
+        <w:numPr>
+          <w:ilvl w:val="0"/>
+          <w:numId w:val="0"/>
+        </w:numPr>
+        <w:ind w:hanging="0" w:left="706"/>
+        <w:rPr>
+          <w:b w:val="false"/>
+          <w:bCs w:val="false"/>
+        </w:rPr>
+      </w:pPr>
+      <w:r>
+        <w:rPr>
+          <w:b w:val="false"/>
+          <w:bCs w:val="false"/>
+        </w:rPr>
+      </w:r>
+    </w:p>
+    <w:p>
+      <w:pPr>
+        <w:pStyle w:val="Normal"/>
+        <w:spacing w:lineRule="auto" w:line="259" w:before="0" w:after="0"/>
+        <w:ind w:hanging="10" w:left="-5"/>
+        <w:rPr/>
+      </w:pPr>
+      <w:r>
+        <w:rPr>
+          <w:b/>
+          <w:sz w:val="21"/>
+        </w:rPr>
+        <w:t xml:space="preserve">Self Employed </w:t>
+      </w:r>
+      <w:r>
+        <w:rPr>
+          <w:b/>
+          <w:sz w:val="22"/>
+        </w:rPr>
+        <w:t xml:space="preserve">                                                                                         </w:t>
+      </w:r>
+      <w:r>
+        <w:rPr>
+          <w:sz w:val="22"/>
+        </w:rPr>
+        <w:t xml:space="preserve">Jun 2022 – </w:t>
+      </w:r>
+      <w:r>
+        <w:rPr>
+          <w:sz w:val="22"/>
+        </w:rPr>
+        <w:t>Dec 2022</w:t>
+      </w:r>
+      <w:r>
+        <w:rPr>
+          <w:b/>
+          <w:sz w:val="21"/>
+        </w:rPr>
         <w:t xml:space="preserve"> </w:t>
       </w:r>
     </w:p>
     <w:p>
       <w:pPr>
+        <w:pStyle w:val="Normal"/>
+        <w:spacing w:before="0" w:after="216"/>
+        <w:ind w:hanging="10" w:left="26"/>
+        <w:rPr/>
+      </w:pPr>
+      <w:r>
+        <w:rPr/>
+        <w:t xml:space="preserve">Programming Tutor </w:t>
+      </w:r>
+    </w:p>
+    <w:p>
+      <w:pPr>
+        <w:pStyle w:val="Normal"/>
         <w:numPr>
           <w:ilvl w:val="0"/>
           <w:numId w:val="1"/>
         </w:numPr>
-        <w:ind w:hanging="360"/>
-      </w:pPr>
-      <w:r>
-        <w:t xml:space="preserve">Provided website UI designs to 1:1 and reviewed code through weekly code </w:t>
-      </w:r>
-      <w:proofErr w:type="gramStart"/>
-      <w:r>
-        <w:t>reviews</w:t>
-      </w:r>
-      <w:proofErr w:type="gramEnd"/>
-      <w:r>
+        <w:ind w:hanging="360" w:left="706"/>
+        <w:rPr>
+          <w:sz w:val="20"/>
+          <w:szCs w:val="20"/>
+        </w:rPr>
+      </w:pPr>
+      <w:r>
+        <w:rPr>
+          <w:sz w:val="20"/>
+          <w:szCs w:val="20"/>
+        </w:rPr>
+        <w:t>Tutored clients HTML, CSS, Flexbox and JavaScript best practises</w:t>
+      </w:r>
+    </w:p>
+    <w:p>
+      <w:pPr>
+        <w:pStyle w:val="Normal"/>
+        <w:numPr>
+          <w:ilvl w:val="0"/>
+          <w:numId w:val="0"/>
+        </w:numPr>
+        <w:ind w:hanging="0" w:left="706"/>
+        <w:rPr>
+          <w:sz w:val="20"/>
+          <w:szCs w:val="20"/>
+        </w:rPr>
+      </w:pPr>
+      <w:r>
+        <w:rPr>
+          <w:sz w:val="20"/>
+          <w:szCs w:val="20"/>
+        </w:rPr>
+      </w:r>
+    </w:p>
+    <w:p>
+      <w:pPr>
+        <w:pStyle w:val="Normal"/>
+        <w:numPr>
+          <w:ilvl w:val="0"/>
+          <w:numId w:val="1"/>
+        </w:numPr>
+        <w:spacing w:before="0" w:after="27"/>
+        <w:ind w:hanging="360" w:left="706"/>
+        <w:rPr>
+          <w:sz w:val="20"/>
+          <w:szCs w:val="20"/>
+        </w:rPr>
+      </w:pPr>
+      <w:r>
+        <w:rPr>
+          <w:sz w:val="20"/>
+          <w:szCs w:val="20"/>
+        </w:rPr>
+        <w:t xml:space="preserve">Simplified difficult programming concepts including responsive website development, CSS layout, Promises and API requests </w:t>
+      </w:r>
+    </w:p>
+    <w:p>
+      <w:pPr>
+        <w:pStyle w:val="Normal"/>
+        <w:numPr>
+          <w:ilvl w:val="0"/>
+          <w:numId w:val="0"/>
+        </w:numPr>
+        <w:spacing w:before="0" w:after="27"/>
+        <w:ind w:hanging="0" w:left="706"/>
+        <w:rPr>
+          <w:sz w:val="20"/>
+          <w:szCs w:val="20"/>
+        </w:rPr>
+      </w:pPr>
+      <w:r>
+        <w:rPr>
+          <w:sz w:val="20"/>
+          <w:szCs w:val="20"/>
+        </w:rPr>
+      </w:r>
+    </w:p>
+    <w:p>
+      <w:pPr>
+        <w:pStyle w:val="Normal"/>
+        <w:numPr>
+          <w:ilvl w:val="0"/>
+          <w:numId w:val="1"/>
+        </w:numPr>
+        <w:ind w:hanging="360" w:left="706"/>
+        <w:rPr>
+          <w:sz w:val="20"/>
+          <w:szCs w:val="20"/>
+        </w:rPr>
+      </w:pPr>
+      <w:r>
+        <w:rPr>
+          <w:sz w:val="20"/>
+          <w:szCs w:val="20"/>
+        </w:rPr>
+        <w:t xml:space="preserve">Taught debugging best practises using Google Chrome inspect element tooling </w:t>
+      </w:r>
+    </w:p>
+    <w:p>
+      <w:pPr>
+        <w:pStyle w:val="Normal"/>
+        <w:numPr>
+          <w:ilvl w:val="0"/>
+          <w:numId w:val="0"/>
+        </w:numPr>
+        <w:ind w:hanging="0" w:left="706"/>
+        <w:rPr>
+          <w:sz w:val="20"/>
+          <w:szCs w:val="20"/>
+        </w:rPr>
+      </w:pPr>
+      <w:r>
+        <w:rPr>
+          <w:sz w:val="20"/>
+          <w:szCs w:val="20"/>
+        </w:rPr>
+      </w:r>
+    </w:p>
+    <w:p>
+      <w:pPr>
+        <w:pStyle w:val="Normal"/>
+        <w:numPr>
+          <w:ilvl w:val="0"/>
+          <w:numId w:val="1"/>
+        </w:numPr>
+        <w:ind w:hanging="360" w:left="706"/>
+        <w:rPr>
+          <w:b w:val="false"/>
+          <w:bCs w:val="false"/>
+          <w:sz w:val="20"/>
+          <w:szCs w:val="20"/>
+        </w:rPr>
+      </w:pPr>
+      <w:r>
+        <w:rPr>
+          <w:b w:val="false"/>
+          <w:bCs w:val="false"/>
+          <w:sz w:val="20"/>
+          <w:szCs w:val="20"/>
+        </w:rPr>
+        <w:t>Provided website UI designs to 1:1 and reviewed code through weekly code reviews</w:t>
+      </w:r>
+    </w:p>
+    <w:p>
+      <w:pPr>
+        <w:pStyle w:val="Normal"/>
+        <w:spacing w:lineRule="auto" w:line="259" w:before="0" w:after="0"/>
+        <w:ind w:hanging="0" w:left="16"/>
+        <w:rPr/>
+      </w:pPr>
+      <w:r>
+        <w:rPr>
+          <w:rFonts w:eastAsia="Times New Roman" w:cs="Times New Roman" w:ascii="Times New Roman" w:hAnsi="Times New Roman"/>
+          <w:b/>
+          <w:sz w:val="26"/>
+        </w:rPr>
         <w:t xml:space="preserve"> </w:t>
       </w:r>
     </w:p>
     <w:p>
       <w:pPr>
-        <w:spacing w:after="69" w:line="259" w:lineRule="auto"/>
-        <w:ind w:left="15" w:firstLine="0"/>
-      </w:pPr>
-      <w:r>
-        <w:t xml:space="preserve"> </w:t>
-      </w:r>
-    </w:p>
-    <w:p>
-      <w:pPr>
         <w:pStyle w:val="Heading1"/>
-        <w:ind w:left="-5"/>
-      </w:pPr>
-      <w:r>
-        <w:t xml:space="preserve">Commercial Projects  </w:t>
-      </w:r>
-    </w:p>
-    <w:p>
-      <w:pPr>
-        <w:spacing w:after="23" w:line="259" w:lineRule="auto"/>
-        <w:ind w:left="-30" w:right="-31" w:firstLine="0"/>
-      </w:pPr>
-      <w:r>
-        <w:rPr>
-          <w:rFonts w:ascii="Calibri" w:eastAsia="Calibri" w:hAnsi="Calibri" w:cs="Calibri"/>
-          <w:noProof/>
-          <w:sz w:val="22"/>
-        </w:rPr>
+        <w:ind w:hanging="10" w:left="-5"/>
+        <w:rPr/>
+      </w:pPr>
+      <w:r>
+        <w:rPr/>
+        <w:t>Awards and Achievements</w:t>
+      </w:r>
+    </w:p>
+    <w:p>
+      <w:pPr>
+        <w:pStyle w:val="Normal"/>
+        <w:spacing w:lineRule="auto" w:line="259" w:before="0" w:after="23"/>
+        <w:ind w:hanging="0" w:left="-30" w:right="-31"/>
+        <w:rPr/>
+      </w:pPr>
+      <w:r>
+        <w:rPr/>
         <mc:AlternateContent>
           <mc:Choice Requires="wpg">
             <w:drawing>
-              <wp:inline distT="0" distB="0" distL="0" distR="0" wp14:anchorId="24899AEC" wp14:editId="4E0920A8">
+              <wp:inline distT="0" distB="0" distL="0" distR="0" wp14:anchorId="24899AEC">
                 <wp:extent cx="5775960" cy="19050"/>
                 <wp:effectExtent l="0" t="0" r="0" b="0"/>
-                <wp:docPr id="1050" name="Group 1050"/>
-                <wp:cNvGraphicFramePr/>
+                <wp:docPr id="7" name="Group 1050"/>
                 <a:graphic xmlns:a="http://schemas.openxmlformats.org/drawingml/2006/main">
                   <a:graphicData uri="http://schemas.microsoft.com/office/word/2010/wordprocessingGroup">
                     <wpg:wgp>
@@ -869,25 +1149,24 @@
                       <wpg:grpSpPr>
                         <a:xfrm>
                           <a:off x="0" y="0"/>
-                          <a:ext cx="5775960" cy="19050"/>
+                          <a:ext cx="5775840" cy="19080"/>
                           <a:chOff x="0" y="0"/>
-                          <a:chExt cx="5775960" cy="19050"/>
+                          <a:chExt cx="5775840" cy="19080"/>
                         </a:xfrm>
                       </wpg:grpSpPr>
                       <wps:wsp>
-                        <wps:cNvPr id="1449" name="Shape 1449"/>
+                        <wps:cNvPr id="8" name="Shape 1449"/>
                         <wps:cNvSpPr/>
                         <wps:spPr>
                           <a:xfrm>
                             <a:off x="0" y="0"/>
-                            <a:ext cx="5775960" cy="19050"/>
+                            <a:ext cx="5775840" cy="19080"/>
                           </a:xfrm>
                           <a:custGeom>
                             <a:avLst/>
                             <a:gdLst/>
                             <a:ahLst/>
-                            <a:cxnLst/>
-                            <a:rect l="0" t="0" r="0" b="0"/>
+                            <a:rect l="l" t="t" r="r" b="b"/>
                             <a:pathLst>
                               <a:path w="5775960" h="19050">
                                 <a:moveTo>
@@ -908,23 +1187,18 @@
                               </a:path>
                             </a:pathLst>
                           </a:custGeom>
-                          <a:ln w="0" cap="flat">
-                            <a:miter lim="127000"/>
+                          <a:solidFill>
+                            <a:srgbClr val="000000"/>
+                          </a:solidFill>
+                          <a:ln w="0">
+                            <a:noFill/>
                           </a:ln>
                         </wps:spPr>
                         <wps:style>
-                          <a:lnRef idx="0">
-                            <a:srgbClr val="000000">
-                              <a:alpha val="0"/>
-                            </a:srgbClr>
-                          </a:lnRef>
-                          <a:fillRef idx="1">
-                            <a:srgbClr val="000000"/>
-                          </a:fillRef>
-                          <a:effectRef idx="0">
-                            <a:scrgbClr r="0" g="0" b="0"/>
-                          </a:effectRef>
-                          <a:fontRef idx="none"/>
+                          <a:lnRef idx="0"/>
+                          <a:fillRef idx="0"/>
+                          <a:effectRef idx="0"/>
+                          <a:fontRef idx="minor"/>
                         </wps:style>
                         <wps:bodyPr/>
                       </wps:wsp>
@@ -934,14 +1208,9 @@
               </wp:inline>
             </w:drawing>
           </mc:Choice>
-          <mc:Fallback xmlns:a="http://schemas.openxmlformats.org/drawingml/2006/main">
+          <mc:Fallback>
             <w:pict>
-              <v:group id="Group 1050" style="width:454.8pt;height:1.5pt;mso-position-horizontal-relative:char;mso-position-vertical-relative:line" coordsize="57759,190">
-                <v:shape id="Shape 1450" style="position:absolute;width:57759;height:190;left:0;top:0;" coordsize="5775960,19050" path="m0,0l5775960,0l5775960,19050l0,19050l0,0">
-                  <v:stroke weight="0pt" endcap="flat" joinstyle="miter" miterlimit="10" on="false" color="#000000" opacity="0"/>
-                  <v:fill on="true" color="#000000"/>
-                </v:shape>
-              </v:group>
+              <v:group id="shape_0" alt="Group 1050" style="position:absolute;margin-left:0pt;margin-top:-1.55pt;width:454.8pt;height:1.5pt" coordorigin="0,-31" coordsize="9096,30"/>
             </w:pict>
           </mc:Fallback>
         </mc:AlternateContent>
@@ -949,8 +1218,10 @@
     </w:p>
     <w:p>
       <w:pPr>
-        <w:spacing w:after="103" w:line="259" w:lineRule="auto"/>
-        <w:ind w:left="16" w:firstLine="0"/>
+        <w:pStyle w:val="Normal"/>
+        <w:spacing w:lineRule="auto" w:line="259" w:before="0" w:after="103"/>
+        <w:ind w:hanging="0" w:left="16"/>
+        <w:rPr/>
       </w:pPr>
       <w:r>
         <w:rPr>
@@ -961,98 +1232,64 @@
     </w:p>
     <w:p>
       <w:pPr>
-        <w:spacing w:after="42" w:line="261" w:lineRule="auto"/>
-        <w:ind w:left="16" w:right="3098" w:hanging="16"/>
-      </w:pPr>
-      <w:r>
-        <w:rPr>
-          <w:b/>
-          <w:sz w:val="21"/>
-        </w:rPr>
-        <w:t xml:space="preserve">Private E-Portfolio </w:t>
-      </w:r>
-      <w:hyperlink r:id="rId7">
-        <w:r>
-          <w:rPr>
-            <w:color w:val="0563C1"/>
-            <w:u w:val="single" w:color="0563C1"/>
-          </w:rPr>
-          <w:t>https://zanebehen1.github.io/Client-Eportfolio/</w:t>
-        </w:r>
-      </w:hyperlink>
-      <w:hyperlink r:id="rId8">
-        <w:r>
-          <w:t xml:space="preserve"> </w:t>
-        </w:r>
-      </w:hyperlink>
-    </w:p>
-    <w:p>
-      <w:pPr>
+        <w:pStyle w:val="Normal"/>
+        <w:spacing w:lineRule="auto" w:line="259" w:before="0" w:after="42"/>
+        <w:ind w:hanging="16" w:left="16" w:right="3098"/>
+        <w:rPr/>
+      </w:pPr>
+      <w:r>
+        <w:rPr/>
+        <w:t>A</w:t>
+      </w:r>
+      <w:r>
+        <w:rPr/>
+        <w:t>ustralian Defence Force</w:t>
+      </w:r>
+      <w:r>
+        <w:rPr/>
+        <w:t xml:space="preserve"> Future Innovators Award </w:t>
+      </w:r>
+      <w:r>
+        <w:rPr/>
+        <w:t>2020/2022</w:t>
+      </w:r>
+    </w:p>
+    <w:p>
+      <w:pPr>
+        <w:pStyle w:val="Normal"/>
+        <w:numPr>
+          <w:ilvl w:val="0"/>
+          <w:numId w:val="0"/>
+        </w:numPr>
+        <w:spacing w:before="0" w:after="27"/>
+        <w:ind w:hanging="0" w:left="706"/>
+        <w:rPr/>
+      </w:pPr>
+      <w:r>
+        <w:rPr/>
+      </w:r>
+    </w:p>
+    <w:p>
+      <w:pPr>
+        <w:pStyle w:val="Normal"/>
         <w:numPr>
           <w:ilvl w:val="0"/>
           <w:numId w:val="2"/>
         </w:numPr>
-        <w:spacing w:after="27"/>
-        <w:ind w:hanging="360"/>
-      </w:pPr>
-      <w:r>
-        <w:t xml:space="preserve">Designed, developed and hosted my client’s e-portfolio using semantic HTML5 and CSS3 (+BEM) best </w:t>
-      </w:r>
-      <w:proofErr w:type="gramStart"/>
-      <w:r>
-        <w:t>practises</w:t>
-      </w:r>
-      <w:proofErr w:type="gramEnd"/>
-      <w:r>
-        <w:t xml:space="preserve">  </w:t>
-      </w:r>
-    </w:p>
-    <w:p>
-      <w:pPr>
-        <w:numPr>
-          <w:ilvl w:val="0"/>
-          <w:numId w:val="2"/>
-        </w:numPr>
-        <w:spacing w:after="27"/>
-        <w:ind w:hanging="360"/>
-      </w:pPr>
-      <w:r>
-        <w:t xml:space="preserve">Provided support for search engine optimisation for higher indexing through Google’s search engine </w:t>
-      </w:r>
-      <w:proofErr w:type="gramStart"/>
-      <w:r>
-        <w:t>crawler</w:t>
-      </w:r>
-      <w:proofErr w:type="gramEnd"/>
-      <w:r>
-        <w:t xml:space="preserve"> </w:t>
-      </w:r>
-    </w:p>
-    <w:p>
-      <w:pPr>
-        <w:numPr>
-          <w:ilvl w:val="0"/>
-          <w:numId w:val="2"/>
-        </w:numPr>
-        <w:ind w:hanging="360"/>
-      </w:pPr>
-      <w:r>
-        <w:lastRenderedPageBreak/>
-        <w:t xml:space="preserve">Included responsive and multi-platform support to enable the portfolio to be viewed on any platform and </w:t>
-      </w:r>
-      <w:proofErr w:type="gramStart"/>
-      <w:r>
-        <w:t>device</w:t>
-      </w:r>
-      <w:proofErr w:type="gramEnd"/>
-      <w:r>
-        <w:t xml:space="preserve"> </w:t>
-      </w:r>
-    </w:p>
-    <w:p>
-      <w:pPr>
-        <w:spacing w:after="0" w:line="259" w:lineRule="auto"/>
-        <w:ind w:left="0" w:firstLine="0"/>
+        <w:ind w:hanging="360" w:left="706"/>
+        <w:rPr/>
+      </w:pPr>
+      <w:r>
+        <w:rPr/>
+        <w:t>Awarded for demonstrating outstanding innovation, academic achievement, and creative problem-solving capabilities in science and technology.</w:t>
+      </w:r>
+    </w:p>
+    <w:p>
+      <w:pPr>
+        <w:pStyle w:val="Normal"/>
+        <w:spacing w:lineRule="auto" w:line="259" w:before="0" w:after="0"/>
+        <w:ind w:hanging="0" w:left="0"/>
+        <w:rPr/>
       </w:pPr>
       <w:r>
         <w:rPr>
@@ -1064,41 +1301,43 @@
     </w:p>
     <w:p>
       <w:pPr>
-        <w:spacing w:after="68" w:line="259" w:lineRule="auto"/>
-        <w:ind w:left="16" w:firstLine="0"/>
-      </w:pPr>
-      <w:r>
+        <w:pStyle w:val="Normal"/>
+        <w:spacing w:lineRule="auto" w:line="259" w:before="0" w:after="68"/>
+        <w:ind w:hanging="0" w:left="16"/>
+        <w:rPr/>
+      </w:pPr>
+      <w:r>
+        <w:rPr/>
         <w:t xml:space="preserve"> </w:t>
       </w:r>
     </w:p>
     <w:p>
       <w:pPr>
         <w:pStyle w:val="Heading1"/>
-        <w:ind w:left="-5"/>
-      </w:pPr>
-      <w:r>
+        <w:ind w:hanging="10" w:left="-5"/>
+        <w:rPr/>
+      </w:pPr>
+      <w:r>
+        <w:rPr/>
         <w:t xml:space="preserve">Technical Skills  </w:t>
       </w:r>
     </w:p>
     <w:p>
       <w:pPr>
-        <w:spacing w:after="4" w:line="259" w:lineRule="auto"/>
-        <w:ind w:left="-30" w:right="-31" w:firstLine="0"/>
-      </w:pPr>
-      <w:r>
-        <w:rPr>
-          <w:rFonts w:ascii="Calibri" w:eastAsia="Calibri" w:hAnsi="Calibri" w:cs="Calibri"/>
-          <w:noProof/>
-          <w:sz w:val="22"/>
-        </w:rPr>
+        <w:pStyle w:val="Normal"/>
+        <w:spacing w:lineRule="auto" w:line="259" w:before="0" w:after="4"/>
+        <w:ind w:hanging="0" w:left="-30" w:right="-31"/>
+        <w:rPr/>
+      </w:pPr>
+      <w:r>
+        <w:rPr/>
         <mc:AlternateContent>
           <mc:Choice Requires="wpg">
             <w:drawing>
-              <wp:inline distT="0" distB="0" distL="0" distR="0" wp14:anchorId="4F36AD77" wp14:editId="7FA97F4D">
+              <wp:inline distT="0" distB="0" distL="0" distR="0" wp14:anchorId="4F36AD77">
                 <wp:extent cx="5775960" cy="19050"/>
                 <wp:effectExtent l="0" t="0" r="0" b="0"/>
-                <wp:docPr id="1051" name="Group 1051"/>
-                <wp:cNvGraphicFramePr/>
+                <wp:docPr id="9" name="Group 1051"/>
                 <a:graphic xmlns:a="http://schemas.openxmlformats.org/drawingml/2006/main">
                   <a:graphicData uri="http://schemas.microsoft.com/office/word/2010/wordprocessingGroup">
                     <wpg:wgp>
@@ -1106,25 +1345,24 @@
                       <wpg:grpSpPr>
                         <a:xfrm>
                           <a:off x="0" y="0"/>
-                          <a:ext cx="5775960" cy="19050"/>
+                          <a:ext cx="5775840" cy="19080"/>
                           <a:chOff x="0" y="0"/>
-                          <a:chExt cx="5775960" cy="19050"/>
+                          <a:chExt cx="5775840" cy="19080"/>
                         </a:xfrm>
                       </wpg:grpSpPr>
                       <wps:wsp>
-                        <wps:cNvPr id="1451" name="Shape 1451"/>
+                        <wps:cNvPr id="10" name="Shape 1451"/>
                         <wps:cNvSpPr/>
                         <wps:spPr>
                           <a:xfrm>
                             <a:off x="0" y="0"/>
-                            <a:ext cx="5775960" cy="19050"/>
+                            <a:ext cx="5775840" cy="19080"/>
                           </a:xfrm>
                           <a:custGeom>
                             <a:avLst/>
                             <a:gdLst/>
                             <a:ahLst/>
-                            <a:cxnLst/>
-                            <a:rect l="0" t="0" r="0" b="0"/>
+                            <a:rect l="l" t="t" r="r" b="b"/>
                             <a:pathLst>
                               <a:path w="5775960" h="19050">
                                 <a:moveTo>
@@ -1145,23 +1383,18 @@
                               </a:path>
                             </a:pathLst>
                           </a:custGeom>
-                          <a:ln w="0" cap="flat">
-                            <a:miter lim="127000"/>
+                          <a:solidFill>
+                            <a:srgbClr val="000000"/>
+                          </a:solidFill>
+                          <a:ln w="0">
+                            <a:noFill/>
                           </a:ln>
                         </wps:spPr>
                         <wps:style>
-                          <a:lnRef idx="0">
-                            <a:srgbClr val="000000">
-                              <a:alpha val="0"/>
-                            </a:srgbClr>
-                          </a:lnRef>
-                          <a:fillRef idx="1">
-                            <a:srgbClr val="000000"/>
-                          </a:fillRef>
-                          <a:effectRef idx="0">
-                            <a:scrgbClr r="0" g="0" b="0"/>
-                          </a:effectRef>
-                          <a:fontRef idx="none"/>
+                          <a:lnRef idx="0"/>
+                          <a:fillRef idx="0"/>
+                          <a:effectRef idx="0"/>
+                          <a:fontRef idx="minor"/>
                         </wps:style>
                         <wps:bodyPr/>
                       </wps:wsp>
@@ -1171,14 +1404,9 @@
               </wp:inline>
             </w:drawing>
           </mc:Choice>
-          <mc:Fallback xmlns:a="http://schemas.openxmlformats.org/drawingml/2006/main">
+          <mc:Fallback>
             <w:pict>
-              <v:group id="Group 1051" style="width:454.8pt;height:1.5pt;mso-position-horizontal-relative:char;mso-position-vertical-relative:line" coordsize="57759,190">
-                <v:shape id="Shape 1452" style="position:absolute;width:57759;height:190;left:0;top:0;" coordsize="5775960,19050" path="m0,0l5775960,0l5775960,19050l0,19050l0,0">
-                  <v:stroke weight="0pt" endcap="flat" joinstyle="miter" miterlimit="10" on="false" color="#000000" opacity="0"/>
-                  <v:fill on="true" color="#000000"/>
-                </v:shape>
-              </v:group>
+              <v:group id="shape_0" alt="Group 1051" style="position:absolute;margin-left:0pt;margin-top:-1.55pt;width:454.8pt;height:1.5pt" coordorigin="0,-31" coordsize="9096,30"/>
             </w:pict>
           </mc:Fallback>
         </mc:AlternateContent>
@@ -1186,8 +1414,10 @@
     </w:p>
     <w:p>
       <w:pPr>
-        <w:spacing w:after="413" w:line="259" w:lineRule="auto"/>
-        <w:ind w:left="16" w:firstLine="0"/>
+        <w:pStyle w:val="Normal"/>
+        <w:spacing w:lineRule="auto" w:line="259" w:before="0" w:after="413"/>
+        <w:ind w:hanging="0" w:left="16"/>
+        <w:rPr/>
       </w:pPr>
       <w:r>
         <w:rPr>
@@ -1199,8 +1429,10 @@
     </w:p>
     <w:p>
       <w:pPr>
-        <w:spacing w:after="413" w:line="259" w:lineRule="auto"/>
-        <w:ind w:left="16" w:firstLine="0"/>
+        <w:pStyle w:val="Normal"/>
+        <w:spacing w:lineRule="auto" w:line="259" w:before="0" w:after="413"/>
+        <w:ind w:hanging="0" w:left="16"/>
+        <w:rPr/>
       </w:pPr>
       <w:r>
         <w:rPr>
@@ -1209,37 +1441,27 @@
         <w:t xml:space="preserve">Proficient: </w:t>
       </w:r>
       <w:r>
-        <w:t xml:space="preserve">Html5, CSS3 (BEM), JavaScript ES6+, React (+hooks), </w:t>
-      </w:r>
-      <w:proofErr w:type="spellStart"/>
-      <w:r>
-        <w:t>npm</w:t>
-      </w:r>
-      <w:proofErr w:type="spellEnd"/>
-      <w:r>
-        <w:t>,</w:t>
-      </w:r>
-      <w:r>
-        <w:t xml:space="preserve"> </w:t>
-      </w:r>
-      <w:proofErr w:type="spellStart"/>
-      <w:r>
-        <w:t>NextJS</w:t>
-      </w:r>
-      <w:proofErr w:type="spellEnd"/>
-      <w:r>
-        <w:t>,</w:t>
-      </w:r>
-      <w:r>
-        <w:t xml:space="preserve"> Git, GitHub</w:t>
-      </w:r>
-      <w:r>
-        <w:t>, Python, Java</w:t>
-      </w:r>
-    </w:p>
-    <w:p>
-      <w:pPr>
-        <w:ind w:left="26"/>
+        <w:rPr/>
+        <w:t xml:space="preserve">Html5, CSS3 (BEM), </w:t>
+      </w:r>
+      <w:r>
+        <w:rPr/>
+        <w:t>Typescript</w:t>
+      </w:r>
+      <w:r>
+        <w:rPr/>
+        <w:t xml:space="preserve">, React (+hooks), npm, NextJS, Git, GitHub, Python, </w:t>
+      </w:r>
+      <w:r>
+        <w:rPr/>
+        <w:t xml:space="preserve">Laravel, </w:t>
+      </w:r>
+    </w:p>
+    <w:p>
+      <w:pPr>
+        <w:pStyle w:val="Normal"/>
+        <w:ind w:hanging="10" w:left="26"/>
+        <w:rPr/>
       </w:pPr>
       <w:r>
         <w:rPr>
@@ -1248,45 +1470,59 @@
         <w:t xml:space="preserve">Familiar: </w:t>
       </w:r>
       <w:r>
-        <w:t xml:space="preserve">Redux, SASS, Yarn, React dev tools, Firebase, </w:t>
-      </w:r>
-      <w:r>
-        <w:t>C</w:t>
-      </w:r>
-    </w:p>
-    <w:p>
-      <w:pPr>
-        <w:ind w:left="26"/>
-      </w:pPr>
+        <w:rPr/>
+        <w:t>Java</w:t>
+      </w:r>
+      <w:r>
+        <w:rPr/>
+        <w:t xml:space="preserve">, </w:t>
+      </w:r>
+      <w:r>
+        <w:rPr/>
+        <w:t>Linux</w:t>
+      </w:r>
+      <w:r>
+        <w:rPr/>
+        <w:t>, React dev tools, Firebase, C</w:t>
+      </w:r>
+    </w:p>
+    <w:p>
+      <w:pPr>
+        <w:pStyle w:val="Normal"/>
+        <w:ind w:hanging="10" w:left="26"/>
+        <w:rPr/>
+      </w:pPr>
+      <w:r>
+        <w:rPr/>
+      </w:r>
     </w:p>
     <w:p>
       <w:pPr>
         <w:pStyle w:val="Heading1"/>
-        <w:ind w:left="-5"/>
-      </w:pPr>
-      <w:r>
+        <w:ind w:hanging="10" w:left="-5"/>
+        <w:rPr/>
+      </w:pPr>
+      <w:r>
+        <w:rPr/>
         <w:t xml:space="preserve">Referees  </w:t>
       </w:r>
     </w:p>
     <w:p>
       <w:pPr>
-        <w:spacing w:after="43" w:line="259" w:lineRule="auto"/>
-        <w:ind w:left="-30" w:right="-31" w:firstLine="0"/>
-      </w:pPr>
-      <w:r>
-        <w:rPr>
-          <w:rFonts w:ascii="Calibri" w:eastAsia="Calibri" w:hAnsi="Calibri" w:cs="Calibri"/>
-          <w:noProof/>
-          <w:sz w:val="22"/>
-        </w:rPr>
+        <w:pStyle w:val="Normal"/>
+        <w:spacing w:lineRule="auto" w:line="259" w:before="0" w:after="43"/>
+        <w:ind w:hanging="0" w:left="-30" w:right="-31"/>
+        <w:rPr/>
+      </w:pPr>
+      <w:r>
+        <w:rPr/>
         <mc:AlternateContent>
           <mc:Choice Requires="wpg">
             <w:drawing>
-              <wp:inline distT="0" distB="0" distL="0" distR="0" wp14:anchorId="24859B58" wp14:editId="34A547E0">
+              <wp:inline distT="0" distB="0" distL="0" distR="0" wp14:anchorId="24859B58">
                 <wp:extent cx="5775960" cy="19050"/>
                 <wp:effectExtent l="0" t="0" r="0" b="0"/>
-                <wp:docPr id="1014" name="Group 1014"/>
-                <wp:cNvGraphicFramePr/>
+                <wp:docPr id="11" name="Group 1014"/>
                 <a:graphic xmlns:a="http://schemas.openxmlformats.org/drawingml/2006/main">
                   <a:graphicData uri="http://schemas.microsoft.com/office/word/2010/wordprocessingGroup">
                     <wpg:wgp>
@@ -1294,25 +1530,24 @@
                       <wpg:grpSpPr>
                         <a:xfrm>
                           <a:off x="0" y="0"/>
-                          <a:ext cx="5775960" cy="19050"/>
+                          <a:ext cx="5775840" cy="19080"/>
                           <a:chOff x="0" y="0"/>
-                          <a:chExt cx="5775960" cy="19050"/>
+                          <a:chExt cx="5775840" cy="19080"/>
                         </a:xfrm>
                       </wpg:grpSpPr>
                       <wps:wsp>
-                        <wps:cNvPr id="1453" name="Shape 1453"/>
+                        <wps:cNvPr id="12" name="Shape 1453"/>
                         <wps:cNvSpPr/>
                         <wps:spPr>
                           <a:xfrm>
                             <a:off x="0" y="0"/>
-                            <a:ext cx="5775960" cy="19050"/>
+                            <a:ext cx="5775840" cy="19080"/>
                           </a:xfrm>
                           <a:custGeom>
                             <a:avLst/>
                             <a:gdLst/>
                             <a:ahLst/>
-                            <a:cxnLst/>
-                            <a:rect l="0" t="0" r="0" b="0"/>
+                            <a:rect l="l" t="t" r="r" b="b"/>
                             <a:pathLst>
                               <a:path w="5775960" h="19050">
                                 <a:moveTo>
@@ -1333,23 +1568,18 @@
                               </a:path>
                             </a:pathLst>
                           </a:custGeom>
-                          <a:ln w="0" cap="flat">
-                            <a:miter lim="127000"/>
+                          <a:solidFill>
+                            <a:srgbClr val="000000"/>
+                          </a:solidFill>
+                          <a:ln w="0">
+                            <a:noFill/>
                           </a:ln>
                         </wps:spPr>
                         <wps:style>
-                          <a:lnRef idx="0">
-                            <a:srgbClr val="000000">
-                              <a:alpha val="0"/>
-                            </a:srgbClr>
-                          </a:lnRef>
-                          <a:fillRef idx="1">
-                            <a:srgbClr val="000000"/>
-                          </a:fillRef>
-                          <a:effectRef idx="0">
-                            <a:scrgbClr r="0" g="0" b="0"/>
-                          </a:effectRef>
-                          <a:fontRef idx="none"/>
+                          <a:lnRef idx="0"/>
+                          <a:fillRef idx="0"/>
+                          <a:effectRef idx="0"/>
+                          <a:fontRef idx="minor"/>
                         </wps:style>
                         <wps:bodyPr/>
                       </wps:wsp>
@@ -1359,14 +1589,9 @@
               </wp:inline>
             </w:drawing>
           </mc:Choice>
-          <mc:Fallback xmlns:a="http://schemas.openxmlformats.org/drawingml/2006/main">
+          <mc:Fallback>
             <w:pict>
-              <v:group id="Group 1014" style="width:454.8pt;height:1.5pt;mso-position-horizontal-relative:char;mso-position-vertical-relative:line" coordsize="57759,190">
-                <v:shape id="Shape 1454" style="position:absolute;width:57759;height:190;left:0;top:0;" coordsize="5775960,19050" path="m0,0l5775960,0l5775960,19050l0,19050l0,0">
-                  <v:stroke weight="0pt" endcap="flat" joinstyle="miter" miterlimit="10" on="false" color="#000000" opacity="0"/>
-                  <v:fill on="true" color="#000000"/>
-                </v:shape>
-              </v:group>
+              <v:group id="shape_0" alt="Group 1014" style="position:absolute;margin-left:0pt;margin-top:-1.55pt;width:454.8pt;height:1.5pt" coordorigin="0,-31" coordsize="9096,30"/>
             </w:pict>
           </mc:Fallback>
         </mc:AlternateContent>
@@ -1374,17 +1599,22 @@
     </w:p>
     <w:p>
       <w:pPr>
-        <w:spacing w:after="0" w:line="259" w:lineRule="auto"/>
-        <w:ind w:left="16" w:firstLine="0"/>
-      </w:pPr>
-      <w:r>
+        <w:pStyle w:val="Normal"/>
+        <w:spacing w:lineRule="auto" w:line="259" w:before="0" w:after="0"/>
+        <w:ind w:hanging="0" w:left="16"/>
+        <w:rPr/>
+      </w:pPr>
+      <w:r>
+        <w:rPr/>
         <w:t xml:space="preserve"> </w:t>
       </w:r>
     </w:p>
     <w:p>
       <w:pPr>
-        <w:spacing w:after="5" w:line="254" w:lineRule="auto"/>
-        <w:ind w:left="11"/>
+        <w:pStyle w:val="Normal"/>
+        <w:spacing w:lineRule="auto" w:line="252" w:before="0" w:after="5"/>
+        <w:ind w:hanging="10" w:left="11"/>
+        <w:rPr/>
       </w:pPr>
       <w:r>
         <w:rPr>
@@ -1393,459 +1623,652 @@
         <w:t>Available upon request.</w:t>
       </w:r>
       <w:r>
+        <w:rPr/>
         <w:t xml:space="preserve"> </w:t>
       </w:r>
     </w:p>
     <w:sectPr>
-      <w:pgSz w:w="11900" w:h="16840"/>
-      <w:pgMar w:top="1494" w:right="1441" w:bottom="2221" w:left="1424" w:header="720" w:footer="720" w:gutter="0"/>
-      <w:cols w:space="720"/>
+      <w:type w:val="nextPage"/>
+      <w:pgSz w:w="11906" w:h="16838"/>
+      <w:pgMar w:left="1424" w:right="1441" w:gutter="0" w:header="0" w:top="1494" w:footer="0" w:bottom="2221"/>
+      <w:pgNumType w:fmt="decimal"/>
+      <w:formProt w:val="false"/>
+      <w:textDirection w:val="lrTb"/>
+      <w:docGrid w:type="default" w:linePitch="100" w:charSpace="0"/>
     </w:sectPr>
   </w:body>
 </w:document>
 </file>
 
 <file path=word/numbering.xml><?xml version="1.0" encoding="utf-8"?>
-<w:numbering xmlns:wpc="http://schemas.microsoft.com/office/word/2010/wordprocessingCanvas" xmlns:cx="http://schemas.microsoft.com/office/drawing/2014/chartex" xmlns:cx1="http://schemas.microsoft.com/office/drawing/2015/9/8/chartex" xmlns:cx2="http://schemas.microsoft.com/office/drawing/2015/10/21/chartex" xmlns:cx3="http://schemas.microsoft.com/office/drawing/2016/5/9/chartex" xmlns:cx4="http://schemas.microsoft.com/office/drawing/2016/5/10/chartex" xmlns:cx5="http://schemas.microsoft.com/office/drawing/2016/5/11/chartex" xmlns:cx6="http://schemas.microsoft.com/office/drawing/2016/5/12/chartex" xmlns:cx7="http://schemas.microsoft.com/office/drawing/2016/5/13/chartex" xmlns:cx8="http://schemas.microsoft.com/office/drawing/2016/5/14/chartex" xmlns:mc="http://schemas.openxmlformats.org/markup-compatibility/2006" xmlns:aink="http://schemas.microsoft.com/office/drawing/2016/ink" xmlns:am3d="http://schemas.microsoft.com/office/drawing/2017/model3d" xmlns:o="urn:schemas-microsoft-com:office:office" xmlns:oel="http://schemas.microsoft.com/office/2019/extlst" xmlns:r="http://schemas.openxmlformats.org/officeDocument/2006/relationships" xmlns:m="http://schemas.openxmlformats.org/officeDocument/2006/math" xmlns:v="urn:schemas-microsoft-com:vml" xmlns:wp14="http://schemas.microsoft.com/office/word/2010/wordprocessingDrawing" xmlns:wp="http://schemas.openxmlformats.org/drawingml/2006/wordprocessingDrawing" xmlns:w10="urn:schemas-microsoft-com:office:word" xmlns:w="http://schemas.openxmlformats.org/wordprocessingml/2006/main" xmlns:w14="http://schemas.microsoft.com/office/word/2010/wordml" xmlns:w15="http://schemas.microsoft.com/office/word/2012/wordml" xmlns:w16cex="http://schemas.microsoft.com/office/word/2018/wordml/cex" xmlns:w16cid="http://schemas.microsoft.com/office/word/2016/wordml/cid" xmlns:w16="http://schemas.microsoft.com/office/word/2018/wordml" xmlns:w16sdtdh="http://schemas.microsoft.com/office/word/2020/wordml/sdtdatahash" xmlns:w16se="http://schemas.microsoft.com/office/word/2015/wordml/symex" xmlns:wpg="http://schemas.microsoft.com/office/word/2010/wordprocessingGroup" xmlns:wpi="http://schemas.microsoft.com/office/word/2010/wordprocessingInk" xmlns:wne="http://schemas.microsoft.com/office/word/2006/wordml" xmlns:wps="http://schemas.microsoft.com/office/word/2010/wordprocessingShape" mc:Ignorable="w14 w15 w16se w16cid w16 w16cex w16sdtdh wp14">
-  <w:abstractNum w:abstractNumId="0" w15:restartNumberingAfterBreak="0">
-    <w:nsid w:val="23937BCA"/>
-    <w:multiLevelType w:val="hybridMultilevel"/>
-    <w:tmpl w:val="864A3764"/>
-    <w:lvl w:ilvl="0" w:tplc="85EC1C90">
+<w:numbering xmlns:w="http://schemas.openxmlformats.org/wordprocessingml/2006/main" xmlns:o="urn:schemas-microsoft-com:office:office" xmlns:r="http://schemas.openxmlformats.org/officeDocument/2006/relationships" xmlns:v="urn:schemas-microsoft-com:vml" xmlns:mc="http://schemas.openxmlformats.org/markup-compatibility/2006" xmlns:w14="http://schemas.microsoft.com/office/word/2010/wordml" mc:Ignorable="w14">
+  <w:abstractNum w:abstractNumId="1">
+    <w:lvl w:ilvl="0">
       <w:start w:val="1"/>
       <w:numFmt w:val="bullet"/>
       <w:lvlText w:val="•"/>
       <w:lvlJc w:val="left"/>
       <w:pPr>
-        <w:ind w:left="706"/>
+        <w:tabs>
+          <w:tab w:val="num" w:pos="0"/>
+        </w:tabs>
+        <w:ind w:left="706" w:hanging="0"/>
       </w:pPr>
       <w:rPr>
-        <w:rFonts w:ascii="Arial" w:eastAsia="Arial" w:hAnsi="Arial" w:cs="Arial"/>
-        <w:b w:val="0"/>
-        <w:i w:val="0"/>
-        <w:strike w:val="0"/>
-        <w:dstrike w:val="0"/>
+        <w:rFonts w:ascii="Arial" w:hAnsi="Arial" w:cs="Arial" w:hint="default"/>
+        <w:dstrike w:val="false"/>
+        <w:strike w:val="false"/>
+        <w:vertAlign w:val="baseline"/>
+        <w:position w:val="0"/>
+        <w:sz w:val="20"/>
+        <w:sz w:val="20"/>
+        <w:i w:val="false"/>
+        <w:u w:val="none" w:color="000000"/>
+        <w:b w:val="false"/>
+        <w:shd w:fill="auto" w:val="clear"/>
+        <w:szCs w:val="20"/>
         <w:color w:val="000000"/>
-        <w:sz w:val="20"/>
-        <w:szCs w:val="20"/>
-        <w:u w:val="none" w:color="000000"/>
-        <w:bdr w:val="none" w:sz="0" w:space="0" w:color="auto"/>
-        <w:shd w:val="clear" w:color="auto" w:fill="auto"/>
-        <w:vertAlign w:val="baseline"/>
       </w:rPr>
     </w:lvl>
-    <w:lvl w:ilvl="1" w:tplc="00CCD03C">
+    <w:lvl w:ilvl="1">
       <w:start w:val="1"/>
       <w:numFmt w:val="bullet"/>
       <w:lvlText w:val="o"/>
       <w:lvlJc w:val="left"/>
       <w:pPr>
-        <w:ind w:left="1441"/>
+        <w:tabs>
+          <w:tab w:val="num" w:pos="0"/>
+        </w:tabs>
+        <w:ind w:left="1441" w:hanging="0"/>
       </w:pPr>
       <w:rPr>
-        <w:rFonts w:ascii="Segoe UI Symbol" w:eastAsia="Segoe UI Symbol" w:hAnsi="Segoe UI Symbol" w:cs="Segoe UI Symbol"/>
-        <w:b w:val="0"/>
-        <w:i w:val="0"/>
-        <w:strike w:val="0"/>
-        <w:dstrike w:val="0"/>
+        <w:rFonts w:ascii="Segoe UI Symbol" w:hAnsi="Segoe UI Symbol" w:cs="Segoe UI Symbol" w:hint="default"/>
+        <w:dstrike w:val="false"/>
+        <w:strike w:val="false"/>
+        <w:vertAlign w:val="baseline"/>
+        <w:position w:val="0"/>
+        <w:sz w:val="20"/>
+        <w:sz w:val="20"/>
+        <w:i w:val="false"/>
+        <w:u w:val="none" w:color="000000"/>
+        <w:b w:val="false"/>
+        <w:shd w:fill="auto" w:val="clear"/>
+        <w:szCs w:val="20"/>
         <w:color w:val="000000"/>
-        <w:sz w:val="20"/>
-        <w:szCs w:val="20"/>
-        <w:u w:val="none" w:color="000000"/>
-        <w:bdr w:val="none" w:sz="0" w:space="0" w:color="auto"/>
-        <w:shd w:val="clear" w:color="auto" w:fill="auto"/>
-        <w:vertAlign w:val="baseline"/>
       </w:rPr>
     </w:lvl>
-    <w:lvl w:ilvl="2" w:tplc="33DE27DE">
+    <w:lvl w:ilvl="2">
       <w:start w:val="1"/>
       <w:numFmt w:val="bullet"/>
       <w:lvlText w:val="▪"/>
       <w:lvlJc w:val="left"/>
       <w:pPr>
-        <w:ind w:left="2161"/>
+        <w:tabs>
+          <w:tab w:val="num" w:pos="0"/>
+        </w:tabs>
+        <w:ind w:left="2161" w:hanging="0"/>
       </w:pPr>
       <w:rPr>
-        <w:rFonts w:ascii="Segoe UI Symbol" w:eastAsia="Segoe UI Symbol" w:hAnsi="Segoe UI Symbol" w:cs="Segoe UI Symbol"/>
-        <w:b w:val="0"/>
-        <w:i w:val="0"/>
-        <w:strike w:val="0"/>
-        <w:dstrike w:val="0"/>
+        <w:rFonts w:ascii="Segoe UI Symbol" w:hAnsi="Segoe UI Symbol" w:cs="Segoe UI Symbol" w:hint="default"/>
+        <w:dstrike w:val="false"/>
+        <w:strike w:val="false"/>
+        <w:vertAlign w:val="baseline"/>
+        <w:position w:val="0"/>
+        <w:sz w:val="20"/>
+        <w:sz w:val="20"/>
+        <w:i w:val="false"/>
+        <w:u w:val="none" w:color="000000"/>
+        <w:b w:val="false"/>
+        <w:shd w:fill="auto" w:val="clear"/>
+        <w:szCs w:val="20"/>
         <w:color w:val="000000"/>
-        <w:sz w:val="20"/>
-        <w:szCs w:val="20"/>
-        <w:u w:val="none" w:color="000000"/>
-        <w:bdr w:val="none" w:sz="0" w:space="0" w:color="auto"/>
-        <w:shd w:val="clear" w:color="auto" w:fill="auto"/>
-        <w:vertAlign w:val="baseline"/>
       </w:rPr>
     </w:lvl>
-    <w:lvl w:ilvl="3" w:tplc="C9EE5254">
+    <w:lvl w:ilvl="3">
       <w:start w:val="1"/>
       <w:numFmt w:val="bullet"/>
       <w:lvlText w:val="•"/>
       <w:lvlJc w:val="left"/>
       <w:pPr>
-        <w:ind w:left="2881"/>
+        <w:tabs>
+          <w:tab w:val="num" w:pos="0"/>
+        </w:tabs>
+        <w:ind w:left="2881" w:hanging="0"/>
       </w:pPr>
       <w:rPr>
-        <w:rFonts w:ascii="Arial" w:eastAsia="Arial" w:hAnsi="Arial" w:cs="Arial"/>
-        <w:b w:val="0"/>
-        <w:i w:val="0"/>
-        <w:strike w:val="0"/>
-        <w:dstrike w:val="0"/>
+        <w:rFonts w:ascii="Arial" w:hAnsi="Arial" w:cs="Arial" w:hint="default"/>
+        <w:dstrike w:val="false"/>
+        <w:strike w:val="false"/>
+        <w:vertAlign w:val="baseline"/>
+        <w:position w:val="0"/>
+        <w:sz w:val="20"/>
+        <w:sz w:val="20"/>
+        <w:i w:val="false"/>
+        <w:u w:val="none" w:color="000000"/>
+        <w:b w:val="false"/>
+        <w:shd w:fill="auto" w:val="clear"/>
+        <w:szCs w:val="20"/>
         <w:color w:val="000000"/>
-        <w:sz w:val="20"/>
-        <w:szCs w:val="20"/>
-        <w:u w:val="none" w:color="000000"/>
-        <w:bdr w:val="none" w:sz="0" w:space="0" w:color="auto"/>
-        <w:shd w:val="clear" w:color="auto" w:fill="auto"/>
-        <w:vertAlign w:val="baseline"/>
       </w:rPr>
     </w:lvl>
-    <w:lvl w:ilvl="4" w:tplc="B9A8E634">
+    <w:lvl w:ilvl="4">
       <w:start w:val="1"/>
       <w:numFmt w:val="bullet"/>
       <w:lvlText w:val="o"/>
       <w:lvlJc w:val="left"/>
       <w:pPr>
-        <w:ind w:left="3601"/>
+        <w:tabs>
+          <w:tab w:val="num" w:pos="0"/>
+        </w:tabs>
+        <w:ind w:left="3601" w:hanging="0"/>
       </w:pPr>
       <w:rPr>
-        <w:rFonts w:ascii="Segoe UI Symbol" w:eastAsia="Segoe UI Symbol" w:hAnsi="Segoe UI Symbol" w:cs="Segoe UI Symbol"/>
-        <w:b w:val="0"/>
-        <w:i w:val="0"/>
-        <w:strike w:val="0"/>
-        <w:dstrike w:val="0"/>
+        <w:rFonts w:ascii="Segoe UI Symbol" w:hAnsi="Segoe UI Symbol" w:cs="Segoe UI Symbol" w:hint="default"/>
+        <w:dstrike w:val="false"/>
+        <w:strike w:val="false"/>
+        <w:vertAlign w:val="baseline"/>
+        <w:position w:val="0"/>
+        <w:sz w:val="20"/>
+        <w:sz w:val="20"/>
+        <w:i w:val="false"/>
+        <w:u w:val="none" w:color="000000"/>
+        <w:b w:val="false"/>
+        <w:shd w:fill="auto" w:val="clear"/>
+        <w:szCs w:val="20"/>
         <w:color w:val="000000"/>
-        <w:sz w:val="20"/>
-        <w:szCs w:val="20"/>
-        <w:u w:val="none" w:color="000000"/>
-        <w:bdr w:val="none" w:sz="0" w:space="0" w:color="auto"/>
-        <w:shd w:val="clear" w:color="auto" w:fill="auto"/>
-        <w:vertAlign w:val="baseline"/>
       </w:rPr>
     </w:lvl>
-    <w:lvl w:ilvl="5" w:tplc="202EF278">
+    <w:lvl w:ilvl="5">
       <w:start w:val="1"/>
       <w:numFmt w:val="bullet"/>
       <w:lvlText w:val="▪"/>
       <w:lvlJc w:val="left"/>
       <w:pPr>
-        <w:ind w:left="4321"/>
+        <w:tabs>
+          <w:tab w:val="num" w:pos="0"/>
+        </w:tabs>
+        <w:ind w:left="4321" w:hanging="0"/>
       </w:pPr>
       <w:rPr>
-        <w:rFonts w:ascii="Segoe UI Symbol" w:eastAsia="Segoe UI Symbol" w:hAnsi="Segoe UI Symbol" w:cs="Segoe UI Symbol"/>
-        <w:b w:val="0"/>
-        <w:i w:val="0"/>
-        <w:strike w:val="0"/>
-        <w:dstrike w:val="0"/>
+        <w:rFonts w:ascii="Segoe UI Symbol" w:hAnsi="Segoe UI Symbol" w:cs="Segoe UI Symbol" w:hint="default"/>
+        <w:dstrike w:val="false"/>
+        <w:strike w:val="false"/>
+        <w:vertAlign w:val="baseline"/>
+        <w:position w:val="0"/>
+        <w:sz w:val="20"/>
+        <w:sz w:val="20"/>
+        <w:i w:val="false"/>
+        <w:u w:val="none" w:color="000000"/>
+        <w:b w:val="false"/>
+        <w:shd w:fill="auto" w:val="clear"/>
+        <w:szCs w:val="20"/>
         <w:color w:val="000000"/>
-        <w:sz w:val="20"/>
-        <w:szCs w:val="20"/>
-        <w:u w:val="none" w:color="000000"/>
-        <w:bdr w:val="none" w:sz="0" w:space="0" w:color="auto"/>
-        <w:shd w:val="clear" w:color="auto" w:fill="auto"/>
-        <w:vertAlign w:val="baseline"/>
       </w:rPr>
     </w:lvl>
-    <w:lvl w:ilvl="6" w:tplc="82661DCA">
+    <w:lvl w:ilvl="6">
       <w:start w:val="1"/>
       <w:numFmt w:val="bullet"/>
       <w:lvlText w:val="•"/>
       <w:lvlJc w:val="left"/>
       <w:pPr>
-        <w:ind w:left="5041"/>
+        <w:tabs>
+          <w:tab w:val="num" w:pos="0"/>
+        </w:tabs>
+        <w:ind w:left="5041" w:hanging="0"/>
       </w:pPr>
       <w:rPr>
-        <w:rFonts w:ascii="Arial" w:eastAsia="Arial" w:hAnsi="Arial" w:cs="Arial"/>
-        <w:b w:val="0"/>
-        <w:i w:val="0"/>
-        <w:strike w:val="0"/>
-        <w:dstrike w:val="0"/>
+        <w:rFonts w:ascii="Arial" w:hAnsi="Arial" w:cs="Arial" w:hint="default"/>
+        <w:dstrike w:val="false"/>
+        <w:strike w:val="false"/>
+        <w:vertAlign w:val="baseline"/>
+        <w:position w:val="0"/>
+        <w:sz w:val="20"/>
+        <w:sz w:val="20"/>
+        <w:i w:val="false"/>
+        <w:u w:val="none" w:color="000000"/>
+        <w:b w:val="false"/>
+        <w:shd w:fill="auto" w:val="clear"/>
+        <w:szCs w:val="20"/>
         <w:color w:val="000000"/>
-        <w:sz w:val="20"/>
-        <w:szCs w:val="20"/>
-        <w:u w:val="none" w:color="000000"/>
-        <w:bdr w:val="none" w:sz="0" w:space="0" w:color="auto"/>
-        <w:shd w:val="clear" w:color="auto" w:fill="auto"/>
-        <w:vertAlign w:val="baseline"/>
       </w:rPr>
     </w:lvl>
-    <w:lvl w:ilvl="7" w:tplc="5448BF7C">
+    <w:lvl w:ilvl="7">
       <w:start w:val="1"/>
       <w:numFmt w:val="bullet"/>
       <w:lvlText w:val="o"/>
       <w:lvlJc w:val="left"/>
       <w:pPr>
-        <w:ind w:left="5761"/>
+        <w:tabs>
+          <w:tab w:val="num" w:pos="0"/>
+        </w:tabs>
+        <w:ind w:left="5761" w:hanging="0"/>
       </w:pPr>
       <w:rPr>
-        <w:rFonts w:ascii="Segoe UI Symbol" w:eastAsia="Segoe UI Symbol" w:hAnsi="Segoe UI Symbol" w:cs="Segoe UI Symbol"/>
-        <w:b w:val="0"/>
-        <w:i w:val="0"/>
-        <w:strike w:val="0"/>
-        <w:dstrike w:val="0"/>
+        <w:rFonts w:ascii="Segoe UI Symbol" w:hAnsi="Segoe UI Symbol" w:cs="Segoe UI Symbol" w:hint="default"/>
+        <w:dstrike w:val="false"/>
+        <w:strike w:val="false"/>
+        <w:vertAlign w:val="baseline"/>
+        <w:position w:val="0"/>
+        <w:sz w:val="20"/>
+        <w:sz w:val="20"/>
+        <w:i w:val="false"/>
+        <w:u w:val="none" w:color="000000"/>
+        <w:b w:val="false"/>
+        <w:shd w:fill="auto" w:val="clear"/>
+        <w:szCs w:val="20"/>
         <w:color w:val="000000"/>
-        <w:sz w:val="20"/>
-        <w:szCs w:val="20"/>
-        <w:u w:val="none" w:color="000000"/>
-        <w:bdr w:val="none" w:sz="0" w:space="0" w:color="auto"/>
-        <w:shd w:val="clear" w:color="auto" w:fill="auto"/>
-        <w:vertAlign w:val="baseline"/>
       </w:rPr>
     </w:lvl>
-    <w:lvl w:ilvl="8" w:tplc="81B6B63C">
+    <w:lvl w:ilvl="8">
       <w:start w:val="1"/>
       <w:numFmt w:val="bullet"/>
       <w:lvlText w:val="▪"/>
       <w:lvlJc w:val="left"/>
       <w:pPr>
-        <w:ind w:left="6481"/>
+        <w:tabs>
+          <w:tab w:val="num" w:pos="0"/>
+        </w:tabs>
+        <w:ind w:left="6481" w:hanging="0"/>
       </w:pPr>
       <w:rPr>
-        <w:rFonts w:ascii="Segoe UI Symbol" w:eastAsia="Segoe UI Symbol" w:hAnsi="Segoe UI Symbol" w:cs="Segoe UI Symbol"/>
-        <w:b w:val="0"/>
-        <w:i w:val="0"/>
-        <w:strike w:val="0"/>
-        <w:dstrike w:val="0"/>
+        <w:rFonts w:ascii="Segoe UI Symbol" w:hAnsi="Segoe UI Symbol" w:cs="Segoe UI Symbol" w:hint="default"/>
+        <w:dstrike w:val="false"/>
+        <w:strike w:val="false"/>
+        <w:vertAlign w:val="baseline"/>
+        <w:position w:val="0"/>
+        <w:sz w:val="20"/>
+        <w:sz w:val="20"/>
+        <w:i w:val="false"/>
+        <w:u w:val="none" w:color="000000"/>
+        <w:b w:val="false"/>
+        <w:shd w:fill="auto" w:val="clear"/>
+        <w:szCs w:val="20"/>
         <w:color w:val="000000"/>
-        <w:sz w:val="20"/>
-        <w:szCs w:val="20"/>
-        <w:u w:val="none" w:color="000000"/>
-        <w:bdr w:val="none" w:sz="0" w:space="0" w:color="auto"/>
-        <w:shd w:val="clear" w:color="auto" w:fill="auto"/>
-        <w:vertAlign w:val="baseline"/>
       </w:rPr>
     </w:lvl>
   </w:abstractNum>
-  <w:abstractNum w:abstractNumId="1" w15:restartNumberingAfterBreak="0">
-    <w:nsid w:val="7FB469AE"/>
-    <w:multiLevelType w:val="hybridMultilevel"/>
-    <w:tmpl w:val="2F2E7B8A"/>
-    <w:lvl w:ilvl="0" w:tplc="CD189536">
+  <w:abstractNum w:abstractNumId="2">
+    <w:lvl w:ilvl="0">
       <w:start w:val="1"/>
       <w:numFmt w:val="bullet"/>
       <w:lvlText w:val="•"/>
       <w:lvlJc w:val="left"/>
       <w:pPr>
-        <w:ind w:left="706"/>
+        <w:tabs>
+          <w:tab w:val="num" w:pos="0"/>
+        </w:tabs>
+        <w:ind w:left="706" w:hanging="0"/>
       </w:pPr>
       <w:rPr>
-        <w:rFonts w:ascii="Arial" w:eastAsia="Arial" w:hAnsi="Arial" w:cs="Arial"/>
-        <w:b w:val="0"/>
-        <w:i w:val="0"/>
-        <w:strike w:val="0"/>
-        <w:dstrike w:val="0"/>
+        <w:rFonts w:ascii="Arial" w:hAnsi="Arial" w:cs="Arial" w:hint="default"/>
+        <w:dstrike w:val="false"/>
+        <w:strike w:val="false"/>
+        <w:vertAlign w:val="baseline"/>
+        <w:position w:val="0"/>
+        <w:sz w:val="20"/>
+        <w:sz w:val="20"/>
+        <w:i w:val="false"/>
+        <w:u w:val="none" w:color="000000"/>
+        <w:b w:val="false"/>
+        <w:shd w:fill="auto" w:val="clear"/>
+        <w:szCs w:val="20"/>
         <w:color w:val="000000"/>
-        <w:sz w:val="20"/>
-        <w:szCs w:val="20"/>
-        <w:u w:val="none" w:color="000000"/>
-        <w:bdr w:val="none" w:sz="0" w:space="0" w:color="auto"/>
-        <w:shd w:val="clear" w:color="auto" w:fill="auto"/>
-        <w:vertAlign w:val="baseline"/>
       </w:rPr>
     </w:lvl>
-    <w:lvl w:ilvl="1" w:tplc="B3CE537C">
+    <w:lvl w:ilvl="1">
       <w:start w:val="1"/>
       <w:numFmt w:val="bullet"/>
       <w:lvlText w:val="o"/>
       <w:lvlJc w:val="left"/>
       <w:pPr>
-        <w:ind w:left="1441"/>
+        <w:tabs>
+          <w:tab w:val="num" w:pos="0"/>
+        </w:tabs>
+        <w:ind w:left="1441" w:hanging="0"/>
       </w:pPr>
       <w:rPr>
-        <w:rFonts w:ascii="Segoe UI Symbol" w:eastAsia="Segoe UI Symbol" w:hAnsi="Segoe UI Symbol" w:cs="Segoe UI Symbol"/>
-        <w:b w:val="0"/>
-        <w:i w:val="0"/>
-        <w:strike w:val="0"/>
-        <w:dstrike w:val="0"/>
+        <w:rFonts w:ascii="Segoe UI Symbol" w:hAnsi="Segoe UI Symbol" w:cs="Segoe UI Symbol" w:hint="default"/>
+        <w:dstrike w:val="false"/>
+        <w:strike w:val="false"/>
+        <w:vertAlign w:val="baseline"/>
+        <w:position w:val="0"/>
+        <w:sz w:val="20"/>
+        <w:sz w:val="20"/>
+        <w:i w:val="false"/>
+        <w:u w:val="none" w:color="000000"/>
+        <w:b w:val="false"/>
+        <w:shd w:fill="auto" w:val="clear"/>
+        <w:szCs w:val="20"/>
         <w:color w:val="000000"/>
-        <w:sz w:val="20"/>
-        <w:szCs w:val="20"/>
-        <w:u w:val="none" w:color="000000"/>
-        <w:bdr w:val="none" w:sz="0" w:space="0" w:color="auto"/>
-        <w:shd w:val="clear" w:color="auto" w:fill="auto"/>
-        <w:vertAlign w:val="baseline"/>
       </w:rPr>
     </w:lvl>
-    <w:lvl w:ilvl="2" w:tplc="362C894E">
+    <w:lvl w:ilvl="2">
       <w:start w:val="1"/>
       <w:numFmt w:val="bullet"/>
       <w:lvlText w:val="▪"/>
       <w:lvlJc w:val="left"/>
       <w:pPr>
-        <w:ind w:left="2161"/>
+        <w:tabs>
+          <w:tab w:val="num" w:pos="0"/>
+        </w:tabs>
+        <w:ind w:left="2161" w:hanging="0"/>
       </w:pPr>
       <w:rPr>
-        <w:rFonts w:ascii="Segoe UI Symbol" w:eastAsia="Segoe UI Symbol" w:hAnsi="Segoe UI Symbol" w:cs="Segoe UI Symbol"/>
-        <w:b w:val="0"/>
-        <w:i w:val="0"/>
-        <w:strike w:val="0"/>
-        <w:dstrike w:val="0"/>
+        <w:rFonts w:ascii="Segoe UI Symbol" w:hAnsi="Segoe UI Symbol" w:cs="Segoe UI Symbol" w:hint="default"/>
+        <w:dstrike w:val="false"/>
+        <w:strike w:val="false"/>
+        <w:vertAlign w:val="baseline"/>
+        <w:position w:val="0"/>
+        <w:sz w:val="20"/>
+        <w:sz w:val="20"/>
+        <w:i w:val="false"/>
+        <w:u w:val="none" w:color="000000"/>
+        <w:b w:val="false"/>
+        <w:shd w:fill="auto" w:val="clear"/>
+        <w:szCs w:val="20"/>
         <w:color w:val="000000"/>
-        <w:sz w:val="20"/>
-        <w:szCs w:val="20"/>
-        <w:u w:val="none" w:color="000000"/>
-        <w:bdr w:val="none" w:sz="0" w:space="0" w:color="auto"/>
-        <w:shd w:val="clear" w:color="auto" w:fill="auto"/>
-        <w:vertAlign w:val="baseline"/>
       </w:rPr>
     </w:lvl>
-    <w:lvl w:ilvl="3" w:tplc="F56847BA">
+    <w:lvl w:ilvl="3">
       <w:start w:val="1"/>
       <w:numFmt w:val="bullet"/>
       <w:lvlText w:val="•"/>
       <w:lvlJc w:val="left"/>
       <w:pPr>
-        <w:ind w:left="2881"/>
+        <w:tabs>
+          <w:tab w:val="num" w:pos="0"/>
+        </w:tabs>
+        <w:ind w:left="2881" w:hanging="0"/>
       </w:pPr>
       <w:rPr>
-        <w:rFonts w:ascii="Arial" w:eastAsia="Arial" w:hAnsi="Arial" w:cs="Arial"/>
-        <w:b w:val="0"/>
-        <w:i w:val="0"/>
-        <w:strike w:val="0"/>
-        <w:dstrike w:val="0"/>
+        <w:rFonts w:ascii="Arial" w:hAnsi="Arial" w:cs="Arial" w:hint="default"/>
+        <w:dstrike w:val="false"/>
+        <w:strike w:val="false"/>
+        <w:vertAlign w:val="baseline"/>
+        <w:position w:val="0"/>
+        <w:sz w:val="20"/>
+        <w:sz w:val="20"/>
+        <w:i w:val="false"/>
+        <w:u w:val="none" w:color="000000"/>
+        <w:b w:val="false"/>
+        <w:shd w:fill="auto" w:val="clear"/>
+        <w:szCs w:val="20"/>
         <w:color w:val="000000"/>
-        <w:sz w:val="20"/>
-        <w:szCs w:val="20"/>
-        <w:u w:val="none" w:color="000000"/>
-        <w:bdr w:val="none" w:sz="0" w:space="0" w:color="auto"/>
-        <w:shd w:val="clear" w:color="auto" w:fill="auto"/>
-        <w:vertAlign w:val="baseline"/>
       </w:rPr>
     </w:lvl>
-    <w:lvl w:ilvl="4" w:tplc="37089D30">
+    <w:lvl w:ilvl="4">
       <w:start w:val="1"/>
       <w:numFmt w:val="bullet"/>
       <w:lvlText w:val="o"/>
       <w:lvlJc w:val="left"/>
       <w:pPr>
-        <w:ind w:left="3601"/>
+        <w:tabs>
+          <w:tab w:val="num" w:pos="0"/>
+        </w:tabs>
+        <w:ind w:left="3601" w:hanging="0"/>
       </w:pPr>
       <w:rPr>
-        <w:rFonts w:ascii="Segoe UI Symbol" w:eastAsia="Segoe UI Symbol" w:hAnsi="Segoe UI Symbol" w:cs="Segoe UI Symbol"/>
-        <w:b w:val="0"/>
-        <w:i w:val="0"/>
-        <w:strike w:val="0"/>
-        <w:dstrike w:val="0"/>
+        <w:rFonts w:ascii="Segoe UI Symbol" w:hAnsi="Segoe UI Symbol" w:cs="Segoe UI Symbol" w:hint="default"/>
+        <w:dstrike w:val="false"/>
+        <w:strike w:val="false"/>
+        <w:vertAlign w:val="baseline"/>
+        <w:position w:val="0"/>
+        <w:sz w:val="20"/>
+        <w:sz w:val="20"/>
+        <w:i w:val="false"/>
+        <w:u w:val="none" w:color="000000"/>
+        <w:b w:val="false"/>
+        <w:shd w:fill="auto" w:val="clear"/>
+        <w:szCs w:val="20"/>
         <w:color w:val="000000"/>
-        <w:sz w:val="20"/>
-        <w:szCs w:val="20"/>
-        <w:u w:val="none" w:color="000000"/>
-        <w:bdr w:val="none" w:sz="0" w:space="0" w:color="auto"/>
-        <w:shd w:val="clear" w:color="auto" w:fill="auto"/>
-        <w:vertAlign w:val="baseline"/>
       </w:rPr>
     </w:lvl>
-    <w:lvl w:ilvl="5" w:tplc="A44448A2">
+    <w:lvl w:ilvl="5">
       <w:start w:val="1"/>
       <w:numFmt w:val="bullet"/>
       <w:lvlText w:val="▪"/>
       <w:lvlJc w:val="left"/>
       <w:pPr>
-        <w:ind w:left="4321"/>
+        <w:tabs>
+          <w:tab w:val="num" w:pos="0"/>
+        </w:tabs>
+        <w:ind w:left="4321" w:hanging="0"/>
       </w:pPr>
       <w:rPr>
-        <w:rFonts w:ascii="Segoe UI Symbol" w:eastAsia="Segoe UI Symbol" w:hAnsi="Segoe UI Symbol" w:cs="Segoe UI Symbol"/>
-        <w:b w:val="0"/>
-        <w:i w:val="0"/>
-        <w:strike w:val="0"/>
-        <w:dstrike w:val="0"/>
+        <w:rFonts w:ascii="Segoe UI Symbol" w:hAnsi="Segoe UI Symbol" w:cs="Segoe UI Symbol" w:hint="default"/>
+        <w:dstrike w:val="false"/>
+        <w:strike w:val="false"/>
+        <w:vertAlign w:val="baseline"/>
+        <w:position w:val="0"/>
+        <w:sz w:val="20"/>
+        <w:sz w:val="20"/>
+        <w:i w:val="false"/>
+        <w:u w:val="none" w:color="000000"/>
+        <w:b w:val="false"/>
+        <w:shd w:fill="auto" w:val="clear"/>
+        <w:szCs w:val="20"/>
         <w:color w:val="000000"/>
-        <w:sz w:val="20"/>
-        <w:szCs w:val="20"/>
-        <w:u w:val="none" w:color="000000"/>
-        <w:bdr w:val="none" w:sz="0" w:space="0" w:color="auto"/>
-        <w:shd w:val="clear" w:color="auto" w:fill="auto"/>
-        <w:vertAlign w:val="baseline"/>
       </w:rPr>
     </w:lvl>
-    <w:lvl w:ilvl="6" w:tplc="BBBCCCE8">
+    <w:lvl w:ilvl="6">
       <w:start w:val="1"/>
       <w:numFmt w:val="bullet"/>
       <w:lvlText w:val="•"/>
       <w:lvlJc w:val="left"/>
       <w:pPr>
-        <w:ind w:left="5041"/>
+        <w:tabs>
+          <w:tab w:val="num" w:pos="0"/>
+        </w:tabs>
+        <w:ind w:left="5041" w:hanging="0"/>
       </w:pPr>
       <w:rPr>
-        <w:rFonts w:ascii="Arial" w:eastAsia="Arial" w:hAnsi="Arial" w:cs="Arial"/>
-        <w:b w:val="0"/>
-        <w:i w:val="0"/>
-        <w:strike w:val="0"/>
-        <w:dstrike w:val="0"/>
+        <w:rFonts w:ascii="Arial" w:hAnsi="Arial" w:cs="Arial" w:hint="default"/>
+        <w:dstrike w:val="false"/>
+        <w:strike w:val="false"/>
+        <w:vertAlign w:val="baseline"/>
+        <w:position w:val="0"/>
+        <w:sz w:val="20"/>
+        <w:sz w:val="20"/>
+        <w:i w:val="false"/>
+        <w:u w:val="none" w:color="000000"/>
+        <w:b w:val="false"/>
+        <w:shd w:fill="auto" w:val="clear"/>
+        <w:szCs w:val="20"/>
         <w:color w:val="000000"/>
-        <w:sz w:val="20"/>
-        <w:szCs w:val="20"/>
-        <w:u w:val="none" w:color="000000"/>
-        <w:bdr w:val="none" w:sz="0" w:space="0" w:color="auto"/>
-        <w:shd w:val="clear" w:color="auto" w:fill="auto"/>
-        <w:vertAlign w:val="baseline"/>
       </w:rPr>
     </w:lvl>
-    <w:lvl w:ilvl="7" w:tplc="56380204">
+    <w:lvl w:ilvl="7">
       <w:start w:val="1"/>
       <w:numFmt w:val="bullet"/>
       <w:lvlText w:val="o"/>
       <w:lvlJc w:val="left"/>
       <w:pPr>
-        <w:ind w:left="5761"/>
+        <w:tabs>
+          <w:tab w:val="num" w:pos="0"/>
+        </w:tabs>
+        <w:ind w:left="5761" w:hanging="0"/>
       </w:pPr>
       <w:rPr>
-        <w:rFonts w:ascii="Segoe UI Symbol" w:eastAsia="Segoe UI Symbol" w:hAnsi="Segoe UI Symbol" w:cs="Segoe UI Symbol"/>
-        <w:b w:val="0"/>
-        <w:i w:val="0"/>
-        <w:strike w:val="0"/>
-        <w:dstrike w:val="0"/>
+        <w:rFonts w:ascii="Segoe UI Symbol" w:hAnsi="Segoe UI Symbol" w:cs="Segoe UI Symbol" w:hint="default"/>
+        <w:dstrike w:val="false"/>
+        <w:strike w:val="false"/>
+        <w:vertAlign w:val="baseline"/>
+        <w:position w:val="0"/>
+        <w:sz w:val="20"/>
+        <w:sz w:val="20"/>
+        <w:i w:val="false"/>
+        <w:u w:val="none" w:color="000000"/>
+        <w:b w:val="false"/>
+        <w:shd w:fill="auto" w:val="clear"/>
+        <w:szCs w:val="20"/>
         <w:color w:val="000000"/>
-        <w:sz w:val="20"/>
-        <w:szCs w:val="20"/>
-        <w:u w:val="none" w:color="000000"/>
-        <w:bdr w:val="none" w:sz="0" w:space="0" w:color="auto"/>
-        <w:shd w:val="clear" w:color="auto" w:fill="auto"/>
-        <w:vertAlign w:val="baseline"/>
       </w:rPr>
     </w:lvl>
-    <w:lvl w:ilvl="8" w:tplc="A218155A">
+    <w:lvl w:ilvl="8">
       <w:start w:val="1"/>
       <w:numFmt w:val="bullet"/>
       <w:lvlText w:val="▪"/>
       <w:lvlJc w:val="left"/>
       <w:pPr>
-        <w:ind w:left="6481"/>
+        <w:tabs>
+          <w:tab w:val="num" w:pos="0"/>
+        </w:tabs>
+        <w:ind w:left="6481" w:hanging="0"/>
       </w:pPr>
       <w:rPr>
-        <w:rFonts w:ascii="Segoe UI Symbol" w:eastAsia="Segoe UI Symbol" w:hAnsi="Segoe UI Symbol" w:cs="Segoe UI Symbol"/>
-        <w:b w:val="0"/>
-        <w:i w:val="0"/>
-        <w:strike w:val="0"/>
-        <w:dstrike w:val="0"/>
+        <w:rFonts w:ascii="Segoe UI Symbol" w:hAnsi="Segoe UI Symbol" w:cs="Segoe UI Symbol" w:hint="default"/>
+        <w:dstrike w:val="false"/>
+        <w:strike w:val="false"/>
+        <w:vertAlign w:val="baseline"/>
+        <w:position w:val="0"/>
+        <w:sz w:val="20"/>
+        <w:sz w:val="20"/>
+        <w:i w:val="false"/>
+        <w:u w:val="none" w:color="000000"/>
+        <w:b w:val="false"/>
+        <w:shd w:fill="auto" w:val="clear"/>
+        <w:szCs w:val="20"/>
         <w:color w:val="000000"/>
-        <w:sz w:val="20"/>
-        <w:szCs w:val="20"/>
-        <w:u w:val="none" w:color="000000"/>
-        <w:bdr w:val="none" w:sz="0" w:space="0" w:color="auto"/>
-        <w:shd w:val="clear" w:color="auto" w:fill="auto"/>
-        <w:vertAlign w:val="baseline"/>
       </w:rPr>
     </w:lvl>
   </w:abstractNum>
-  <w:num w:numId="1" w16cid:durableId="234316339">
+  <w:abstractNum w:abstractNumId="3">
+    <w:lvl w:ilvl="0">
+      <w:start w:val="1"/>
+      <w:numFmt w:val="none"/>
+      <w:suff w:val="nothing"/>
+      <w:lvlText w:val=""/>
+      <w:lvlJc w:val="left"/>
+      <w:pPr>
+        <w:tabs>
+          <w:tab w:val="num" w:pos="0"/>
+        </w:tabs>
+        <w:ind w:left="0" w:hanging="0"/>
+      </w:pPr>
+    </w:lvl>
+    <w:lvl w:ilvl="1">
+      <w:start w:val="1"/>
+      <w:numFmt w:val="none"/>
+      <w:suff w:val="nothing"/>
+      <w:lvlText w:val=""/>
+      <w:lvlJc w:val="left"/>
+      <w:pPr>
+        <w:tabs>
+          <w:tab w:val="num" w:pos="0"/>
+        </w:tabs>
+        <w:ind w:left="0" w:hanging="0"/>
+      </w:pPr>
+    </w:lvl>
+    <w:lvl w:ilvl="2">
+      <w:start w:val="1"/>
+      <w:numFmt w:val="none"/>
+      <w:suff w:val="nothing"/>
+      <w:lvlText w:val=""/>
+      <w:lvlJc w:val="left"/>
+      <w:pPr>
+        <w:tabs>
+          <w:tab w:val="num" w:pos="0"/>
+        </w:tabs>
+        <w:ind w:left="0" w:hanging="0"/>
+      </w:pPr>
+    </w:lvl>
+    <w:lvl w:ilvl="3">
+      <w:start w:val="1"/>
+      <w:numFmt w:val="none"/>
+      <w:suff w:val="nothing"/>
+      <w:lvlText w:val=""/>
+      <w:lvlJc w:val="left"/>
+      <w:pPr>
+        <w:tabs>
+          <w:tab w:val="num" w:pos="0"/>
+        </w:tabs>
+        <w:ind w:left="0" w:hanging="0"/>
+      </w:pPr>
+    </w:lvl>
+    <w:lvl w:ilvl="4">
+      <w:start w:val="1"/>
+      <w:numFmt w:val="none"/>
+      <w:suff w:val="nothing"/>
+      <w:lvlText w:val=""/>
+      <w:lvlJc w:val="left"/>
+      <w:pPr>
+        <w:tabs>
+          <w:tab w:val="num" w:pos="0"/>
+        </w:tabs>
+        <w:ind w:left="0" w:hanging="0"/>
+      </w:pPr>
+    </w:lvl>
+    <w:lvl w:ilvl="5">
+      <w:start w:val="1"/>
+      <w:numFmt w:val="none"/>
+      <w:suff w:val="nothing"/>
+      <w:lvlText w:val=""/>
+      <w:lvlJc w:val="left"/>
+      <w:pPr>
+        <w:tabs>
+          <w:tab w:val="num" w:pos="0"/>
+        </w:tabs>
+        <w:ind w:left="0" w:hanging="0"/>
+      </w:pPr>
+    </w:lvl>
+    <w:lvl w:ilvl="6">
+      <w:start w:val="1"/>
+      <w:numFmt w:val="none"/>
+      <w:suff w:val="nothing"/>
+      <w:lvlText w:val=""/>
+      <w:lvlJc w:val="left"/>
+      <w:pPr>
+        <w:tabs>
+          <w:tab w:val="num" w:pos="0"/>
+        </w:tabs>
+        <w:ind w:left="0" w:hanging="0"/>
+      </w:pPr>
+    </w:lvl>
+    <w:lvl w:ilvl="7">
+      <w:start w:val="1"/>
+      <w:numFmt w:val="none"/>
+      <w:suff w:val="nothing"/>
+      <w:lvlText w:val=""/>
+      <w:lvlJc w:val="left"/>
+      <w:pPr>
+        <w:tabs>
+          <w:tab w:val="num" w:pos="0"/>
+        </w:tabs>
+        <w:ind w:left="0" w:hanging="0"/>
+      </w:pPr>
+    </w:lvl>
+    <w:lvl w:ilvl="8">
+      <w:start w:val="1"/>
+      <w:numFmt w:val="none"/>
+      <w:suff w:val="nothing"/>
+      <w:lvlText w:val=""/>
+      <w:lvlJc w:val="left"/>
+      <w:pPr>
+        <w:tabs>
+          <w:tab w:val="num" w:pos="0"/>
+        </w:tabs>
+        <w:ind w:left="0" w:hanging="0"/>
+      </w:pPr>
+    </w:lvl>
+  </w:abstractNum>
+  <w:num w:numId="1">
     <w:abstractNumId w:val="1"/>
   </w:num>
-  <w:num w:numId="2" w16cid:durableId="288318819">
-    <w:abstractNumId w:val="0"/>
+  <w:num w:numId="2">
+    <w:abstractNumId w:val="2"/>
+  </w:num>
+  <w:num w:numId="3">
+    <w:abstractNumId w:val="3"/>
   </w:num>
 </w:numbering>
 </file>
 
 <file path=word/styles.xml><?xml version="1.0" encoding="utf-8"?>
-<w:styles xmlns:mc="http://schemas.openxmlformats.org/markup-compatibility/2006" xmlns:r="http://schemas.openxmlformats.org/officeDocument/2006/relationships" xmlns:w="http://schemas.openxmlformats.org/wordprocessingml/2006/main" xmlns:w14="http://schemas.microsoft.com/office/word/2010/wordml" xmlns:w15="http://schemas.microsoft.com/office/word/2012/wordml" xmlns:w16cex="http://schemas.microsoft.com/office/word/2018/wordml/cex" xmlns:w16cid="http://schemas.microsoft.com/office/word/2016/wordml/cid" xmlns:w16="http://schemas.microsoft.com/office/word/2018/wordml" xmlns:w16sdtdh="http://schemas.microsoft.com/office/word/2020/wordml/sdtdatahash" xmlns:w16se="http://schemas.microsoft.com/office/word/2015/wordml/symex" mc:Ignorable="w14 w15 w16se w16cid w16 w16cex w16sdtdh">
+<w:styles xmlns:w="http://schemas.openxmlformats.org/wordprocessingml/2006/main" xmlns:w14="http://schemas.microsoft.com/office/word/2010/wordml" xmlns:mc="http://schemas.openxmlformats.org/markup-compatibility/2006" mc:Ignorable="w14">
   <w:docDefaults>
     <w:rPrDefault>
       <w:rPr>
-        <w:rFonts w:asciiTheme="minorHAnsi" w:eastAsiaTheme="minorEastAsia" w:hAnsiTheme="minorHAnsi" w:cstheme="minorBidi"/>
+        <w:rFonts w:ascii="Calibri" w:hAnsi="Calibri" w:eastAsia="" w:cs="" w:asciiTheme="minorHAnsi" w:cstheme="minorBidi" w:eastAsiaTheme="minorEastAsia" w:hAnsiTheme="minorHAnsi"/>
         <w:sz w:val="22"/>
         <w:szCs w:val="22"/>
         <w:lang w:val="en-AU" w:eastAsia="en-AU" w:bidi="ar-SA"/>
@@ -1853,21 +2276,21 @@
     </w:rPrDefault>
     <w:pPrDefault>
       <w:pPr>
-        <w:spacing w:after="160" w:line="259" w:lineRule="auto"/>
+        <w:suppressAutoHyphens w:val="true"/>
       </w:pPr>
     </w:pPrDefault>
   </w:docDefaults>
   <w:latentStyles w:defLockedState="0" w:defUIPriority="99" w:defSemiHidden="0" w:defUnhideWhenUsed="0" w:defQFormat="0" w:count="376">
     <w:lsdException w:name="Normal" w:uiPriority="0" w:qFormat="1"/>
     <w:lsdException w:name="heading 1" w:uiPriority="9" w:qFormat="1"/>
-    <w:lsdException w:name="heading 2" w:semiHidden="1" w:uiPriority="9" w:unhideWhenUsed="1" w:qFormat="1"/>
-    <w:lsdException w:name="heading 3" w:semiHidden="1" w:uiPriority="9" w:unhideWhenUsed="1" w:qFormat="1"/>
-    <w:lsdException w:name="heading 4" w:semiHidden="1" w:uiPriority="9" w:unhideWhenUsed="1" w:qFormat="1"/>
-    <w:lsdException w:name="heading 5" w:semiHidden="1" w:uiPriority="9" w:unhideWhenUsed="1" w:qFormat="1"/>
-    <w:lsdException w:name="heading 6" w:semiHidden="1" w:uiPriority="9" w:unhideWhenUsed="1" w:qFormat="1"/>
-    <w:lsdException w:name="heading 7" w:semiHidden="1" w:uiPriority="9" w:unhideWhenUsed="1" w:qFormat="1"/>
-    <w:lsdException w:name="heading 8" w:semiHidden="1" w:uiPriority="9" w:unhideWhenUsed="1" w:qFormat="1"/>
-    <w:lsdException w:name="heading 9" w:semiHidden="1" w:uiPriority="9" w:unhideWhenUsed="1" w:qFormat="1"/>
+    <w:lsdException w:name="heading 2" w:uiPriority="9" w:semiHidden="1" w:unhideWhenUsed="1" w:qFormat="1"/>
+    <w:lsdException w:name="heading 3" w:uiPriority="9" w:semiHidden="1" w:unhideWhenUsed="1" w:qFormat="1"/>
+    <w:lsdException w:name="heading 4" w:uiPriority="9" w:semiHidden="1" w:unhideWhenUsed="1" w:qFormat="1"/>
+    <w:lsdException w:name="heading 5" w:uiPriority="9" w:semiHidden="1" w:unhideWhenUsed="1" w:qFormat="1"/>
+    <w:lsdException w:name="heading 6" w:uiPriority="9" w:semiHidden="1" w:unhideWhenUsed="1" w:qFormat="1"/>
+    <w:lsdException w:name="heading 7" w:uiPriority="9" w:semiHidden="1" w:unhideWhenUsed="1" w:qFormat="1"/>
+    <w:lsdException w:name="heading 8" w:uiPriority="9" w:semiHidden="1" w:unhideWhenUsed="1" w:qFormat="1"/>
+    <w:lsdException w:name="heading 9" w:uiPriority="9" w:semiHidden="1" w:unhideWhenUsed="1" w:qFormat="1"/>
     <w:lsdException w:name="index 1" w:semiHidden="1" w:unhideWhenUsed="1"/>
     <w:lsdException w:name="index 2" w:semiHidden="1" w:unhideWhenUsed="1"/>
     <w:lsdException w:name="index 3" w:semiHidden="1" w:unhideWhenUsed="1"/>
@@ -1877,22 +2300,22 @@
     <w:lsdException w:name="index 7" w:semiHidden="1" w:unhideWhenUsed="1"/>
     <w:lsdException w:name="index 8" w:semiHidden="1" w:unhideWhenUsed="1"/>
     <w:lsdException w:name="index 9" w:semiHidden="1" w:unhideWhenUsed="1"/>
-    <w:lsdException w:name="toc 1" w:semiHidden="1" w:uiPriority="39" w:unhideWhenUsed="1"/>
-    <w:lsdException w:name="toc 2" w:semiHidden="1" w:uiPriority="39" w:unhideWhenUsed="1"/>
-    <w:lsdException w:name="toc 3" w:semiHidden="1" w:uiPriority="39" w:unhideWhenUsed="1"/>
-    <w:lsdException w:name="toc 4" w:semiHidden="1" w:uiPriority="39" w:unhideWhenUsed="1"/>
-    <w:lsdException w:name="toc 5" w:semiHidden="1" w:uiPriority="39" w:unhideWhenUsed="1"/>
-    <w:lsdException w:name="toc 6" w:semiHidden="1" w:uiPriority="39" w:unhideWhenUsed="1"/>
-    <w:lsdException w:name="toc 7" w:semiHidden="1" w:uiPriority="39" w:unhideWhenUsed="1"/>
-    <w:lsdException w:name="toc 8" w:semiHidden="1" w:uiPriority="39" w:unhideWhenUsed="1"/>
-    <w:lsdException w:name="toc 9" w:semiHidden="1" w:uiPriority="39" w:unhideWhenUsed="1"/>
+    <w:lsdException w:name="toc 1" w:uiPriority="39" w:semiHidden="1" w:unhideWhenUsed="1"/>
+    <w:lsdException w:name="toc 2" w:uiPriority="39" w:semiHidden="1" w:unhideWhenUsed="1"/>
+    <w:lsdException w:name="toc 3" w:uiPriority="39" w:semiHidden="1" w:unhideWhenUsed="1"/>
+    <w:lsdException w:name="toc 4" w:uiPriority="39" w:semiHidden="1" w:unhideWhenUsed="1"/>
+    <w:lsdException w:name="toc 5" w:uiPriority="39" w:semiHidden="1" w:unhideWhenUsed="1"/>
+    <w:lsdException w:name="toc 6" w:uiPriority="39" w:semiHidden="1" w:unhideWhenUsed="1"/>
+    <w:lsdException w:name="toc 7" w:uiPriority="39" w:semiHidden="1" w:unhideWhenUsed="1"/>
+    <w:lsdException w:name="toc 8" w:uiPriority="39" w:semiHidden="1" w:unhideWhenUsed="1"/>
+    <w:lsdException w:name="toc 9" w:uiPriority="39" w:semiHidden="1" w:unhideWhenUsed="1"/>
     <w:lsdException w:name="Normal Indent" w:semiHidden="1" w:unhideWhenUsed="1"/>
     <w:lsdException w:name="footnote text" w:semiHidden="1" w:unhideWhenUsed="1"/>
     <w:lsdException w:name="annotation text" w:semiHidden="1" w:unhideWhenUsed="1"/>
     <w:lsdException w:name="header" w:semiHidden="1" w:unhideWhenUsed="1"/>
     <w:lsdException w:name="footer" w:semiHidden="1" w:unhideWhenUsed="1"/>
     <w:lsdException w:name="index heading" w:semiHidden="1" w:unhideWhenUsed="1"/>
-    <w:lsdException w:name="caption" w:semiHidden="1" w:uiPriority="35" w:unhideWhenUsed="1" w:qFormat="1"/>
+    <w:lsdException w:name="caption" w:uiPriority="35" w:semiHidden="1" w:unhideWhenUsed="1" w:qFormat="1"/>
     <w:lsdException w:name="table of figures" w:semiHidden="1" w:unhideWhenUsed="1"/>
     <w:lsdException w:name="envelope address" w:semiHidden="1" w:unhideWhenUsed="1"/>
     <w:lsdException w:name="envelope return" w:semiHidden="1" w:unhideWhenUsed="1"/>
@@ -1923,7 +2346,7 @@
     <w:lsdException w:name="Title" w:uiPriority="10" w:qFormat="1"/>
     <w:lsdException w:name="Closing" w:semiHidden="1" w:unhideWhenUsed="1"/>
     <w:lsdException w:name="Signature" w:semiHidden="1" w:unhideWhenUsed="1"/>
-    <w:lsdException w:name="Default Paragraph Font" w:semiHidden="1" w:uiPriority="1" w:unhideWhenUsed="1"/>
+    <w:lsdException w:name="Default Paragraph Font" w:uiPriority="1" w:semiHidden="1" w:unhideWhenUsed="1"/>
     <w:lsdException w:name="Body Text" w:semiHidden="1" w:unhideWhenUsed="1"/>
     <w:lsdException w:name="Body Text Indent" w:semiHidden="1" w:unhideWhenUsed="1"/>
     <w:lsdException w:name="List Continue" w:semiHidden="1" w:unhideWhenUsed="1"/>
@@ -2123,8 +2546,8 @@
     <w:lsdException w:name="Subtle Reference" w:uiPriority="31" w:qFormat="1"/>
     <w:lsdException w:name="Intense Reference" w:uiPriority="32" w:qFormat="1"/>
     <w:lsdException w:name="Book Title" w:uiPriority="33" w:qFormat="1"/>
-    <w:lsdException w:name="Bibliography" w:semiHidden="1" w:uiPriority="37" w:unhideWhenUsed="1"/>
-    <w:lsdException w:name="TOC Heading" w:semiHidden="1" w:uiPriority="39" w:unhideWhenUsed="1" w:qFormat="1"/>
+    <w:lsdException w:name="Bibliography" w:uiPriority="37" w:semiHidden="1" w:unhideWhenUsed="1"/>
+    <w:lsdException w:name="TOC Heading" w:uiPriority="39" w:semiHidden="1" w:unhideWhenUsed="1" w:qFormat="1"/>
     <w:lsdException w:name="Plain Table 1" w:uiPriority="41"/>
     <w:lsdException w:name="Plain Table 2" w:uiPriority="42"/>
     <w:lsdException w:name="Plain Table 3" w:uiPriority="43"/>
@@ -2235,44 +2658,155 @@
     <w:lsdException w:name="Unresolved Mention" w:semiHidden="1" w:unhideWhenUsed="1"/>
     <w:lsdException w:name="Smart Link" w:semiHidden="1" w:unhideWhenUsed="1"/>
   </w:latentStyles>
-  <w:style w:type="paragraph" w:default="1" w:styleId="Normal">
+  <w:style w:type="paragraph" w:styleId="Normal" w:default="1">
     <w:name w:val="Normal"/>
     <w:qFormat/>
     <w:pPr>
-      <w:spacing w:after="3" w:line="262" w:lineRule="auto"/>
-      <w:ind w:left="28" w:hanging="10"/>
+      <w:widowControl/>
+      <w:bidi w:val="0"/>
+      <w:spacing w:lineRule="auto" w:line="261" w:before="0" w:after="3"/>
+      <w:ind w:hanging="10" w:left="28"/>
+      <w:jc w:val="left"/>
     </w:pPr>
     <w:rPr>
-      <w:rFonts w:ascii="Arial" w:eastAsia="Arial" w:hAnsi="Arial" w:cs="Arial"/>
+      <w:rFonts w:ascii="Arial" w:hAnsi="Arial" w:eastAsia="Arial" w:cs="Arial"/>
       <w:color w:val="000000"/>
+      <w:kern w:val="0"/>
       <w:sz w:val="20"/>
+      <w:szCs w:val="22"/>
+      <w:lang w:val="en-AU" w:eastAsia="en-AU" w:bidi="ar-SA"/>
     </w:rPr>
   </w:style>
   <w:style w:type="paragraph" w:styleId="Heading1">
-    <w:name w:val="heading 1"/>
+    <w:name w:val="Heading 1"/>
     <w:next w:val="Normal"/>
     <w:link w:val="Heading1Char"/>
     <w:uiPriority w:val="9"/>
     <w:qFormat/>
     <w:pPr>
-      <w:keepNext/>
+      <w:keepNext w:val="true"/>
       <w:keepLines/>
-      <w:spacing w:after="0"/>
-      <w:ind w:left="10" w:hanging="10"/>
+      <w:widowControl/>
+      <w:bidi w:val="0"/>
+      <w:spacing w:lineRule="auto" w:line="259" w:before="0" w:after="0"/>
+      <w:ind w:hanging="10" w:left="10"/>
+      <w:jc w:val="left"/>
       <w:outlineLvl w:val="0"/>
     </w:pPr>
     <w:rPr>
-      <w:rFonts w:ascii="Times New Roman" w:eastAsia="Times New Roman" w:hAnsi="Times New Roman" w:cs="Times New Roman"/>
+      <w:rFonts w:ascii="Times New Roman" w:hAnsi="Times New Roman" w:eastAsia="Times New Roman" w:cs="Times New Roman"/>
+      <w:b/>
+      <w:color w:val="000000"/>
+      <w:kern w:val="0"/>
+      <w:sz w:val="26"/>
+      <w:szCs w:val="22"/>
+      <w:lang w:val="en-AU" w:eastAsia="en-AU" w:bidi="ar-SA"/>
+    </w:rPr>
+  </w:style>
+  <w:style w:type="character" w:styleId="DefaultParagraphFont" w:default="1">
+    <w:name w:val="Default Paragraph Font"/>
+    <w:uiPriority w:val="1"/>
+    <w:semiHidden/>
+    <w:unhideWhenUsed/>
+    <w:qFormat/>
+    <w:rPr/>
+  </w:style>
+  <w:style w:type="character" w:styleId="Heading1Char" w:customStyle="1">
+    <w:name w:val="Heading 1 Char"/>
+    <w:link w:val="Heading1"/>
+    <w:qFormat/>
+    <w:rPr>
+      <w:rFonts w:ascii="Times New Roman" w:hAnsi="Times New Roman" w:eastAsia="Times New Roman" w:cs="Times New Roman"/>
       <w:b/>
       <w:color w:val="000000"/>
       <w:sz w:val="26"/>
     </w:rPr>
   </w:style>
-  <w:style w:type="character" w:default="1" w:styleId="DefaultParagraphFont">
-    <w:name w:val="Default Paragraph Font"/>
-    <w:uiPriority w:val="1"/>
+  <w:style w:type="character" w:styleId="Hyperlink">
+    <w:name w:val="Hyperlink"/>
+    <w:rPr>
+      <w:color w:val="000080"/>
+      <w:u w:val="single"/>
+    </w:rPr>
+  </w:style>
+  <w:style w:type="character" w:styleId="Bullets">
+    <w:name w:val="Bullets"/>
+    <w:qFormat/>
+    <w:rPr>
+      <w:rFonts w:ascii="OpenSymbol" w:hAnsi="OpenSymbol" w:eastAsia="OpenSymbol" w:cs="OpenSymbol"/>
+    </w:rPr>
+  </w:style>
+  <w:style w:type="character" w:styleId="FollowedHyperlink">
+    <w:name w:val="FollowedHyperlink"/>
+    <w:rPr>
+      <w:color w:val="800000"/>
+      <w:u w:val="single"/>
+    </w:rPr>
+  </w:style>
+  <w:style w:type="paragraph" w:styleId="Heading">
+    <w:name w:val="Heading"/>
+    <w:basedOn w:val="Normal"/>
+    <w:next w:val="BodyText"/>
+    <w:qFormat/>
+    <w:pPr>
+      <w:keepNext w:val="true"/>
+      <w:spacing w:before="240" w:after="120"/>
+    </w:pPr>
+    <w:rPr>
+      <w:rFonts w:ascii="Liberation Sans" w:hAnsi="Liberation Sans" w:eastAsia="Noto Sans CJK SC" w:cs="FreeSans"/>
+      <w:sz w:val="28"/>
+      <w:szCs w:val="28"/>
+    </w:rPr>
+  </w:style>
+  <w:style w:type="paragraph" w:styleId="BodyText">
+    <w:name w:val="Body Text"/>
+    <w:basedOn w:val="Normal"/>
+    <w:pPr>
+      <w:spacing w:lineRule="auto" w:line="276" w:before="0" w:after="140"/>
+    </w:pPr>
+    <w:rPr/>
+  </w:style>
+  <w:style w:type="paragraph" w:styleId="List">
+    <w:name w:val="List"/>
+    <w:basedOn w:val="BodyText"/>
+    <w:pPr/>
+    <w:rPr>
+      <w:rFonts w:cs="FreeSans"/>
+    </w:rPr>
+  </w:style>
+  <w:style w:type="paragraph" w:styleId="Caption">
+    <w:name w:val="Caption"/>
+    <w:basedOn w:val="Normal"/>
+    <w:qFormat/>
+    <w:pPr>
+      <w:suppressLineNumbers/>
+      <w:spacing w:before="120" w:after="120"/>
+    </w:pPr>
+    <w:rPr>
+      <w:rFonts w:cs="FreeSans"/>
+      <w:i/>
+      <w:iCs/>
+      <w:sz w:val="24"/>
+      <w:szCs w:val="24"/>
+    </w:rPr>
+  </w:style>
+  <w:style w:type="paragraph" w:styleId="Index">
+    <w:name w:val="Index"/>
+    <w:basedOn w:val="Normal"/>
+    <w:qFormat/>
+    <w:pPr>
+      <w:suppressLineNumbers/>
+    </w:pPr>
+    <w:rPr>
+      <w:rFonts w:cs="FreeSans"/>
+    </w:rPr>
+  </w:style>
+  <w:style w:type="numbering" w:styleId="NoList" w:default="1">
+    <w:name w:val="No List"/>
+    <w:uiPriority w:val="99"/>
     <w:semiHidden/>
     <w:unhideWhenUsed/>
+    <w:qFormat/>
   </w:style>
   <w:style w:type="table" w:default="1" w:styleId="TableNormal">
     <w:name w:val="Normal Table"/>
@@ -2280,7 +2814,6 @@
     <w:semiHidden/>
     <w:unhideWhenUsed/>
     <w:tblPr>
-      <w:tblInd w:w="0" w:type="dxa"/>
       <w:tblCellMar>
         <w:top w:w="0" w:type="dxa"/>
         <w:left w:w="108" w:type="dxa"/>
@@ -2289,215 +2822,101 @@
       </w:tblCellMar>
     </w:tblPr>
   </w:style>
-  <w:style w:type="numbering" w:default="1" w:styleId="NoList">
-    <w:name w:val="No List"/>
-    <w:uiPriority w:val="99"/>
-    <w:semiHidden/>
-    <w:unhideWhenUsed/>
-  </w:style>
-  <w:style w:type="character" w:customStyle="1" w:styleId="Heading1Char">
-    <w:name w:val="Heading 1 Char"/>
-    <w:link w:val="Heading1"/>
-    <w:rPr>
-      <w:rFonts w:ascii="Times New Roman" w:eastAsia="Times New Roman" w:hAnsi="Times New Roman" w:cs="Times New Roman"/>
-      <w:b/>
-      <w:color w:val="000000"/>
-      <w:sz w:val="26"/>
-    </w:rPr>
-  </w:style>
 </w:styles>
 </file>
 
 <file path=word/theme/theme1.xml><?xml version="1.0" encoding="utf-8"?>
-<a:theme xmlns:a="http://schemas.openxmlformats.org/drawingml/2006/main" name="Office Theme">
+<a:theme xmlns:a="http://schemas.openxmlformats.org/drawingml/2006/main" xmlns:r="http://schemas.openxmlformats.org/officeDocument/2006/relationships" name="Office Theme">
   <a:themeElements>
     <a:clrScheme name="Office">
       <a:dk1>
-        <a:sysClr val="windowText" lastClr="000000"/>
+        <a:srgbClr val="000000"/>
       </a:dk1>
       <a:lt1>
-        <a:sysClr val="window" lastClr="FFFFFF"/>
+        <a:srgbClr val="ffffff"/>
       </a:lt1>
       <a:dk2>
-        <a:srgbClr val="44546A"/>
+        <a:srgbClr val="44546a"/>
       </a:dk2>
       <a:lt2>
-        <a:srgbClr val="E7E6E6"/>
+        <a:srgbClr val="e7e6e6"/>
       </a:lt2>
       <a:accent1>
-        <a:srgbClr val="4472C4"/>
+        <a:srgbClr val="4472c4"/>
       </a:accent1>
       <a:accent2>
-        <a:srgbClr val="ED7D31"/>
+        <a:srgbClr val="ed7d31"/>
       </a:accent2>
       <a:accent3>
-        <a:srgbClr val="A5A5A5"/>
+        <a:srgbClr val="a5a5a5"/>
       </a:accent3>
       <a:accent4>
-        <a:srgbClr val="FFC000"/>
+        <a:srgbClr val="ffc000"/>
       </a:accent4>
       <a:accent5>
-        <a:srgbClr val="5B9BD5"/>
+        <a:srgbClr val="5b9bd5"/>
       </a:accent5>
       <a:accent6>
-        <a:srgbClr val="70AD47"/>
+        <a:srgbClr val="70ad47"/>
       </a:accent6>
       <a:hlink>
-        <a:srgbClr val="0563C1"/>
+        <a:srgbClr val="0563c1"/>
       </a:hlink>
       <a:folHlink>
-        <a:srgbClr val="954F72"/>
+        <a:srgbClr val="954f72"/>
       </a:folHlink>
     </a:clrScheme>
     <a:fontScheme name="Office">
       <a:majorFont>
-        <a:latin typeface="Calibri Light" panose="020F0302020204030204"/>
+        <a:latin typeface="Calibri Light" panose="020F0302020204030204" pitchFamily="0" charset="1"/>
         <a:ea typeface=""/>
         <a:cs typeface=""/>
-        <a:font script="Jpan" typeface="游ゴシック Light"/>
-        <a:font script="Hang" typeface="맑은 고딕"/>
-        <a:font script="Hans" typeface="等线 Light"/>
-        <a:font script="Hant" typeface="新細明體"/>
-        <a:font script="Arab" typeface="Times New Roman"/>
-        <a:font script="Hebr" typeface="Times New Roman"/>
-        <a:font script="Thai" typeface="Angsana New"/>
-        <a:font script="Ethi" typeface="Nyala"/>
-        <a:font script="Beng" typeface="Vrinda"/>
-        <a:font script="Gujr" typeface="Shruti"/>
-        <a:font script="Khmr" typeface="MoolBoran"/>
-        <a:font script="Knda" typeface="Tunga"/>
-        <a:font script="Guru" typeface="Raavi"/>
-        <a:font script="Cans" typeface="Euphemia"/>
-        <a:font script="Cher" typeface="Plantagenet Cherokee"/>
-        <a:font script="Yiii" typeface="Microsoft Yi Baiti"/>
-        <a:font script="Tibt" typeface="Microsoft Himalaya"/>
-        <a:font script="Thaa" typeface="MV Boli"/>
-        <a:font script="Deva" typeface="Mangal"/>
-        <a:font script="Telu" typeface="Gautami"/>
-        <a:font script="Taml" typeface="Latha"/>
-        <a:font script="Syrc" typeface="Estrangelo Edessa"/>
-        <a:font script="Orya" typeface="Kalinga"/>
-        <a:font script="Mlym" typeface="Kartika"/>
-        <a:font script="Laoo" typeface="DokChampa"/>
-        <a:font script="Sinh" typeface="Iskoola Pota"/>
-        <a:font script="Mong" typeface="Mongolian Baiti"/>
-        <a:font script="Viet" typeface="Times New Roman"/>
-        <a:font script="Uigh" typeface="Microsoft Uighur"/>
-        <a:font script="Geor" typeface="Sylfaen"/>
-        <a:font script="Armn" typeface="Arial"/>
-        <a:font script="Bugi" typeface="Leelawadee UI"/>
-        <a:font script="Bopo" typeface="Microsoft JhengHei"/>
-        <a:font script="Java" typeface="Javanese Text"/>
-        <a:font script="Lisu" typeface="Segoe UI"/>
-        <a:font script="Mymr" typeface="Myanmar Text"/>
-        <a:font script="Nkoo" typeface="Ebrima"/>
-        <a:font script="Olck" typeface="Nirmala UI"/>
-        <a:font script="Osma" typeface="Ebrima"/>
-        <a:font script="Phag" typeface="Phagspa"/>
-        <a:font script="Syrn" typeface="Estrangelo Edessa"/>
-        <a:font script="Syrj" typeface="Estrangelo Edessa"/>
-        <a:font script="Syre" typeface="Estrangelo Edessa"/>
-        <a:font script="Sora" typeface="Nirmala UI"/>
-        <a:font script="Tale" typeface="Microsoft Tai Le"/>
-        <a:font script="Talu" typeface="Microsoft New Tai Lue"/>
-        <a:font script="Tfng" typeface="Ebrima"/>
       </a:majorFont>
       <a:minorFont>
-        <a:latin typeface="Calibri" panose="020F0502020204030204"/>
+        <a:latin typeface="Calibri" panose="020F0502020204030204" pitchFamily="0" charset="1"/>
         <a:ea typeface=""/>
         <a:cs typeface=""/>
-        <a:font script="Jpan" typeface="游明朝"/>
-        <a:font script="Hang" typeface="맑은 고딕"/>
-        <a:font script="Hans" typeface="等线"/>
-        <a:font script="Hant" typeface="新細明體"/>
-        <a:font script="Arab" typeface="Arial"/>
-        <a:font script="Hebr" typeface="Arial"/>
-        <a:font script="Thai" typeface="Cordia New"/>
-        <a:font script="Ethi" typeface="Nyala"/>
-        <a:font script="Beng" typeface="Vrinda"/>
-        <a:font script="Gujr" typeface="Shruti"/>
-        <a:font script="Khmr" typeface="DaunPenh"/>
-        <a:font script="Knda" typeface="Tunga"/>
-        <a:font script="Guru" typeface="Raavi"/>
-        <a:font script="Cans" typeface="Euphemia"/>
-        <a:font script="Cher" typeface="Plantagenet Cherokee"/>
-        <a:font script="Yiii" typeface="Microsoft Yi Baiti"/>
-        <a:font script="Tibt" typeface="Microsoft Himalaya"/>
-        <a:font script="Thaa" typeface="MV Boli"/>
-        <a:font script="Deva" typeface="Mangal"/>
-        <a:font script="Telu" typeface="Gautami"/>
-        <a:font script="Taml" typeface="Latha"/>
-        <a:font script="Syrc" typeface="Estrangelo Edessa"/>
-        <a:font script="Orya" typeface="Kalinga"/>
-        <a:font script="Mlym" typeface="Kartika"/>
-        <a:font script="Laoo" typeface="DokChampa"/>
-        <a:font script="Sinh" typeface="Iskoola Pota"/>
-        <a:font script="Mong" typeface="Mongolian Baiti"/>
-        <a:font script="Viet" typeface="Arial"/>
-        <a:font script="Uigh" typeface="Microsoft Uighur"/>
-        <a:font script="Geor" typeface="Sylfaen"/>
-        <a:font script="Armn" typeface="Arial"/>
-        <a:font script="Bugi" typeface="Leelawadee UI"/>
-        <a:font script="Bopo" typeface="Microsoft JhengHei"/>
-        <a:font script="Java" typeface="Javanese Text"/>
-        <a:font script="Lisu" typeface="Segoe UI"/>
-        <a:font script="Mymr" typeface="Myanmar Text"/>
-        <a:font script="Nkoo" typeface="Ebrima"/>
-        <a:font script="Olck" typeface="Nirmala UI"/>
-        <a:font script="Osma" typeface="Ebrima"/>
-        <a:font script="Phag" typeface="Phagspa"/>
-        <a:font script="Syrn" typeface="Estrangelo Edessa"/>
-        <a:font script="Syrj" typeface="Estrangelo Edessa"/>
-        <a:font script="Syre" typeface="Estrangelo Edessa"/>
-        <a:font script="Sora" typeface="Nirmala UI"/>
-        <a:font script="Tale" typeface="Microsoft Tai Le"/>
-        <a:font script="Talu" typeface="Microsoft New Tai Lue"/>
-        <a:font script="Tfng" typeface="Ebrima"/>
       </a:minorFont>
     </a:fontScheme>
-    <a:fmtScheme name="Office">
+    <a:fmtScheme>
       <a:fillStyleLst>
         <a:solidFill>
           <a:schemeClr val="phClr"/>
         </a:solidFill>
-        <a:gradFill rotWithShape="1">
+        <a:gradFill>
           <a:gsLst>
             <a:gs pos="0">
               <a:schemeClr val="phClr">
                 <a:lumMod val="110000"/>
-                <a:satMod val="105000"/>
                 <a:tint val="67000"/>
               </a:schemeClr>
             </a:gs>
             <a:gs pos="50000">
               <a:schemeClr val="phClr">
                 <a:lumMod val="105000"/>
-                <a:satMod val="103000"/>
                 <a:tint val="73000"/>
               </a:schemeClr>
             </a:gs>
             <a:gs pos="100000">
               <a:schemeClr val="phClr">
                 <a:lumMod val="105000"/>
-                <a:satMod val="109000"/>
                 <a:tint val="81000"/>
               </a:schemeClr>
             </a:gs>
           </a:gsLst>
           <a:lin ang="5400000" scaled="0"/>
+          <a:tileRect l="0" t="0" r="0" b="0"/>
         </a:gradFill>
-        <a:gradFill rotWithShape="1">
+        <a:gradFill>
           <a:gsLst>
             <a:gs pos="0">
               <a:schemeClr val="phClr">
-                <a:satMod val="103000"/>
                 <a:lumMod val="102000"/>
                 <a:tint val="94000"/>
               </a:schemeClr>
             </a:gs>
             <a:gs pos="50000">
               <a:schemeClr val="phClr">
-                <a:satMod val="110000"/>
                 <a:lumMod val="100000"/>
                 <a:shade val="100000"/>
               </a:schemeClr>
@@ -2505,33 +2924,24 @@
             <a:gs pos="100000">
               <a:schemeClr val="phClr">
                 <a:lumMod val="99000"/>
-                <a:satMod val="120000"/>
                 <a:shade val="78000"/>
               </a:schemeClr>
             </a:gs>
           </a:gsLst>
           <a:lin ang="5400000" scaled="0"/>
+          <a:tileRect l="0" t="0" r="0" b="0"/>
         </a:gradFill>
       </a:fillStyleLst>
       <a:lnStyleLst>
         <a:ln w="6350" cap="flat" cmpd="sng" algn="ctr">
-          <a:solidFill>
-            <a:schemeClr val="phClr"/>
-          </a:solidFill>
           <a:prstDash val="solid"/>
           <a:miter lim="800000"/>
         </a:ln>
         <a:ln w="12700" cap="flat" cmpd="sng" algn="ctr">
-          <a:solidFill>
-            <a:schemeClr val="phClr"/>
-          </a:solidFill>
           <a:prstDash val="solid"/>
           <a:miter lim="800000"/>
         </a:ln>
         <a:ln w="19050" cap="flat" cmpd="sng" algn="ctr">
-          <a:solidFill>
-            <a:schemeClr val="phClr"/>
-          </a:solidFill>
           <a:prstDash val="solid"/>
           <a:miter lim="800000"/>
         </a:ln>
@@ -2544,13 +2954,7 @@
           <a:effectLst/>
         </a:effectStyle>
         <a:effectStyle>
-          <a:effectLst>
-            <a:outerShdw blurRad="57150" dist="19050" dir="5400000" algn="ctr" rotWithShape="0">
-              <a:srgbClr val="000000">
-                <a:alpha val="63000"/>
-              </a:srgbClr>
-            </a:outerShdw>
-          </a:effectLst>
+          <a:effectLst/>
         </a:effectStyle>
       </a:effectStyleLst>
       <a:bgFillStyleLst>
@@ -2560,15 +2964,13 @@
         <a:solidFill>
           <a:schemeClr val="phClr">
             <a:tint val="95000"/>
-            <a:satMod val="170000"/>
           </a:schemeClr>
         </a:solidFill>
-        <a:gradFill rotWithShape="1">
+        <a:gradFill>
           <a:gsLst>
             <a:gs pos="0">
               <a:schemeClr val="phClr">
                 <a:tint val="93000"/>
-                <a:satMod val="150000"/>
                 <a:shade val="98000"/>
                 <a:lumMod val="102000"/>
               </a:schemeClr>
@@ -2576,7 +2978,6 @@
             <a:gs pos="50000">
               <a:schemeClr val="phClr">
                 <a:tint val="98000"/>
-                <a:satMod val="130000"/>
                 <a:shade val="90000"/>
                 <a:lumMod val="103000"/>
               </a:schemeClr>
@@ -2584,21 +2985,14 @@
             <a:gs pos="100000">
               <a:schemeClr val="phClr">
                 <a:shade val="63000"/>
-                <a:satMod val="120000"/>
               </a:schemeClr>
             </a:gs>
           </a:gsLst>
           <a:lin ang="5400000" scaled="0"/>
+          <a:tileRect l="0" t="0" r="0" b="0"/>
         </a:gradFill>
       </a:bgFillStyleLst>
     </a:fmtScheme>
   </a:themeElements>
-  <a:objectDefaults/>
-  <a:extraClrSchemeLst/>
-  <a:extLst>
-    <a:ext uri="{05A4C25C-085E-4340-85A3-A5531E510DB2}">
-      <thm15:themeFamily xmlns:thm15="http://schemas.microsoft.com/office/thememl/2012/main" name="Office Theme" id="{62F939B6-93AF-4DB8-9C6B-D6C7DFDC589F}" vid="{4A3C46E8-61CC-4603-A589-7422A47A8E4A}"/>
-    </a:ext>
-  </a:extLst>
 </a:theme>
 </file>
--- a/assets/Zane Behen Resume.docx
+++ b/assets/Zane Behen Resume.docx
@@ -71,17 +71,6 @@
     <w:p>
       <w:pPr>
         <w:pStyle w:val="Normal"/>
-        <w:spacing w:lineRule="auto" w:line="259" w:before="0" w:after="0"/>
-        <w:ind w:hanging="0" w:left="0"/>
-        <w:rPr/>
-      </w:pPr>
-      <w:r>
-        <w:rPr/>
-      </w:r>
-    </w:p>
-    <w:p>
-      <w:pPr>
-        <w:pStyle w:val="Normal"/>
         <w:spacing w:lineRule="auto" w:line="259" w:before="0" w:after="55"/>
         <w:ind w:hanging="0" w:left="74"/>
         <w:jc w:val="center"/>
@@ -99,8 +88,15 @@
         <w:rPr/>
       </w:pPr>
       <w:r>
-        <w:rPr/>
-        <w:t xml:space="preserve">Professional Summary </w:t>
+        <w:rPr>
+          <w:sz w:val="30"/>
+          <w:szCs w:val="30"/>
+        </w:rPr>
+        <w:t>Professional Summary</w:t>
+      </w:r>
+      <w:r>
+        <w:rPr/>
+        <w:t xml:space="preserve"> </w:t>
       </w:r>
     </w:p>
     <w:p>
@@ -141,9 +137,14 @@
                           </a:xfrm>
                           <a:custGeom>
                             <a:avLst/>
-                            <a:gdLst/>
+                            <a:gdLst>
+                              <a:gd name="textAreaLeft" fmla="*/ 0 w 3274560"/>
+                              <a:gd name="textAreaRight" fmla="*/ 3274920 w 3274560"/>
+                              <a:gd name="textAreaTop" fmla="*/ 0 h 10800"/>
+                              <a:gd name="textAreaBottom" fmla="*/ 11160 h 10800"/>
+                            </a:gdLst>
                             <a:ahLst/>
-                            <a:rect l="l" t="t" r="r" b="b"/>
+                            <a:rect l="textAreaLeft" t="textAreaTop" r="textAreaRight" b="textAreaBottom"/>
                             <a:pathLst>
                               <a:path w="5775960" h="19050">
                                 <a:moveTo>
@@ -196,53 +197,19 @@
     <w:p>
       <w:pPr>
         <w:pStyle w:val="Normal"/>
-        <w:spacing w:lineRule="auto" w:line="259" w:before="0" w:after="103"/>
-        <w:ind w:hanging="0" w:left="16"/>
-        <w:rPr/>
-      </w:pPr>
-      <w:r>
-        <w:rPr>
-          <w:sz w:val="11"/>
-        </w:rPr>
-        <w:t xml:space="preserve"> </w:t>
-      </w:r>
-    </w:p>
-    <w:p>
-      <w:pPr>
-        <w:pStyle w:val="Normal"/>
         <w:spacing w:lineRule="auto" w:line="252" w:before="0" w:after="5"/>
         <w:ind w:hanging="10" w:left="11"/>
-        <w:rPr/>
-      </w:pPr>
-      <w:r>
-        <w:rPr>
-          <w:sz w:val="21"/>
-        </w:rPr>
-        <w:t xml:space="preserve">An experienced and highly motivated </w:t>
-      </w:r>
-      <w:r>
-        <w:rPr>
-          <w:sz w:val="21"/>
-        </w:rPr>
-        <w:t>Software</w:t>
-      </w:r>
-      <w:r>
-        <w:rPr>
-          <w:sz w:val="21"/>
-        </w:rPr>
-        <w:t xml:space="preserve"> Engineer with a strong passion for learning and building </w:t>
-      </w:r>
-      <w:r>
-        <w:rPr>
-          <w:sz w:val="21"/>
-        </w:rPr>
-        <w:t>applications</w:t>
-      </w:r>
-      <w:r>
-        <w:rPr>
-          <w:sz w:val="21"/>
-        </w:rPr>
-        <w:t xml:space="preserve"> that provide a great user experience.</w:t>
+        <w:rPr>
+          <w:sz w:val="24"/>
+          <w:szCs w:val="24"/>
+        </w:rPr>
+      </w:pPr>
+      <w:r>
+        <w:rPr>
+          <w:sz w:val="24"/>
+          <w:szCs w:val="24"/>
+        </w:rPr>
+        <w:t>Software Engineer with commercial experience developing enterprise applications, automation solutions, API integrations and business-critical software systems. Skilled in TypeScript, Python, Laravel and React, with experience working across the full software development lifecycle including requirements analysis, development, testing and deployment. Passionate about solving complex technical problems and continuously expanding technical expertise.</w:t>
       </w:r>
     </w:p>
     <w:p>
@@ -266,8 +233,15 @@
         <w:rPr/>
       </w:pPr>
       <w:r>
-        <w:rPr/>
-        <w:t xml:space="preserve">Education </w:t>
+        <w:rPr>
+          <w:sz w:val="30"/>
+          <w:szCs w:val="30"/>
+        </w:rPr>
+        <w:t>Education</w:t>
+      </w:r>
+      <w:r>
+        <w:rPr/>
+        <w:t xml:space="preserve"> </w:t>
       </w:r>
     </w:p>
     <w:p>
@@ -308,9 +282,14 @@
                           </a:xfrm>
                           <a:custGeom>
                             <a:avLst/>
-                            <a:gdLst/>
+                            <a:gdLst>
+                              <a:gd name="textAreaLeft" fmla="*/ 0 w 3274560"/>
+                              <a:gd name="textAreaRight" fmla="*/ 3274920 w 3274560"/>
+                              <a:gd name="textAreaTop" fmla="*/ 0 h 10800"/>
+                              <a:gd name="textAreaBottom" fmla="*/ 11160 h 10800"/>
+                            </a:gdLst>
                             <a:ahLst/>
-                            <a:rect l="l" t="t" r="r" b="b"/>
+                            <a:rect l="textAreaLeft" t="textAreaTop" r="textAreaRight" b="textAreaBottom"/>
                             <a:pathLst>
                               <a:path w="5775960" h="19050">
                                 <a:moveTo>
@@ -363,54 +342,37 @@
     <w:p>
       <w:pPr>
         <w:pStyle w:val="Normal"/>
-        <w:spacing w:lineRule="auto" w:line="244" w:before="0" w:after="22"/>
+        <w:spacing w:lineRule="auto" w:line="242" w:before="0" w:after="22"/>
         <w:ind w:hanging="0" w:left="16"/>
         <w:rPr>
+          <w:sz w:val="24"/>
+          <w:szCs w:val="24"/>
+        </w:rPr>
+      </w:pPr>
+      <w:r>
+        <w:rPr>
           <w:b/>
-          <w:bCs/>
-          <w:sz w:val="22"/>
-        </w:rPr>
-      </w:pPr>
-      <w:r>
-        <w:rPr>
-          <w:b/>
-          <w:sz w:val="21"/>
+          <w:sz w:val="24"/>
+          <w:szCs w:val="24"/>
         </w:rPr>
         <w:t>Bachelor of Computer Science (Programming Languages Major)</w:t>
         <w:tab/>
-        <w:t xml:space="preserve">                        2023 - </w:t>
-      </w:r>
-      <w:r>
-        <w:rPr>
-          <w:b/>
-          <w:sz w:val="21"/>
-        </w:rPr>
-        <w:t>2026</w:t>
-      </w:r>
-      <w:r>
-        <w:rPr>
-          <w:b/>
-          <w:sz w:val="21"/>
-        </w:rPr>
-        <w:t xml:space="preserve"> </w:t>
-      </w:r>
-    </w:p>
-    <w:p>
-      <w:pPr>
-        <w:pStyle w:val="Normal"/>
-        <w:spacing w:lineRule="auto" w:line="244" w:before="0" w:after="22"/>
+        <w:t xml:space="preserve">        2026 </w:t>
+      </w:r>
+    </w:p>
+    <w:p>
+      <w:pPr>
+        <w:pStyle w:val="Normal"/>
+        <w:spacing w:lineRule="auto" w:line="242" w:before="0" w:after="22"/>
         <w:ind w:hanging="0" w:left="16"/>
         <w:rPr/>
       </w:pPr>
       <w:r>
         <w:rPr>
-          <w:sz w:val="22"/>
-        </w:rPr>
-        <w:t>University of Queensland</w:t>
-      </w:r>
-      <w:r>
-        <w:rPr/>
-        <w:t xml:space="preserve"> </w:t>
+          <w:sz w:val="24"/>
+          <w:szCs w:val="24"/>
+        </w:rPr>
+        <w:t xml:space="preserve">University of Queensland </w:t>
       </w:r>
       <w:r>
         <w:rPr>
@@ -438,7 +400,10 @@
         <w:rPr/>
       </w:pPr>
       <w:r>
-        <w:rPr/>
+        <w:rPr>
+          <w:sz w:val="30"/>
+          <w:szCs w:val="30"/>
+        </w:rPr>
         <w:t>Experience</w:t>
       </w:r>
       <w:r>
@@ -488,9 +453,14 @@
                           </a:xfrm>
                           <a:custGeom>
                             <a:avLst/>
-                            <a:gdLst/>
+                            <a:gdLst>
+                              <a:gd name="textAreaLeft" fmla="*/ 0 w 3274560"/>
+                              <a:gd name="textAreaRight" fmla="*/ 3274920 w 3274560"/>
+                              <a:gd name="textAreaTop" fmla="*/ 0 h 10800"/>
+                              <a:gd name="textAreaBottom" fmla="*/ 11160 h 10800"/>
+                            </a:gdLst>
                             <a:ahLst/>
-                            <a:rect l="l" t="t" r="r" b="b"/>
+                            <a:rect l="textAreaLeft" t="textAreaTop" r="textAreaRight" b="textAreaBottom"/>
                             <a:pathLst>
                               <a:path w="5775960" h="19050">
                                 <a:moveTo>
@@ -545,51 +515,31 @@
         <w:pStyle w:val="Normal"/>
         <w:spacing w:lineRule="auto" w:line="259" w:before="0" w:after="0"/>
         <w:ind w:hanging="10" w:left="-5"/>
-        <w:rPr/>
+        <w:rPr>
+          <w:sz w:val="24"/>
+          <w:szCs w:val="24"/>
+        </w:rPr>
       </w:pPr>
       <w:r>
         <w:rPr>
           <w:b/>
-          <w:sz w:val="21"/>
-        </w:rPr>
-        <w:t>Smoothx</w:t>
+          <w:sz w:val="24"/>
+          <w:szCs w:val="24"/>
+        </w:rPr>
+        <w:t xml:space="preserve">Smoothx                                                                                         </w:t>
+      </w:r>
+      <w:r>
+        <w:rPr>
+          <w:sz w:val="24"/>
+          <w:szCs w:val="24"/>
+        </w:rPr>
+        <w:t>Nov 2023 - Current</w:t>
       </w:r>
       <w:r>
         <w:rPr>
           <w:b/>
-          <w:sz w:val="21"/>
-        </w:rPr>
-        <w:t xml:space="preserve"> </w:t>
-      </w:r>
-      <w:r>
-        <w:rPr>
-          <w:b/>
-          <w:sz w:val="22"/>
-        </w:rPr>
-        <w:t xml:space="preserve">                                                                                                   </w:t>
-      </w:r>
-      <w:r>
-        <w:rPr>
-          <w:sz w:val="22"/>
-        </w:rPr>
-        <w:t xml:space="preserve"> </w:t>
-      </w:r>
-      <w:r>
-        <w:rPr>
-          <w:sz w:val="22"/>
-        </w:rPr>
-        <w:t>Nov 2023</w:t>
-      </w:r>
-      <w:r>
-        <w:rPr>
-          <w:sz w:val="22"/>
-        </w:rPr>
-        <w:t xml:space="preserve"> - Current</w:t>
-      </w:r>
-      <w:r>
-        <w:rPr>
-          <w:b/>
-          <w:sz w:val="21"/>
+          <w:sz w:val="24"/>
+          <w:szCs w:val="24"/>
         </w:rPr>
         <w:t xml:space="preserve"> </w:t>
       </w:r>
@@ -599,15 +549,17 @@
         <w:pStyle w:val="Normal"/>
         <w:spacing w:before="0" w:after="216"/>
         <w:ind w:hanging="10" w:left="26"/>
-        <w:rPr/>
-      </w:pPr>
-      <w:r>
-        <w:rPr/>
-        <w:t>FullStack</w:t>
-      </w:r>
-      <w:r>
-        <w:rPr/>
-        <w:t xml:space="preserve"> Software Engineer </w:t>
+        <w:rPr>
+          <w:sz w:val="24"/>
+          <w:szCs w:val="24"/>
+        </w:rPr>
+      </w:pPr>
+      <w:r>
+        <w:rPr>
+          <w:sz w:val="24"/>
+          <w:szCs w:val="24"/>
+        </w:rPr>
+        <w:t xml:space="preserve">Full Stack Software Engineer </w:t>
       </w:r>
     </w:p>
     <w:p>
@@ -619,39 +571,37 @@
         </w:numPr>
         <w:ind w:hanging="360" w:left="706"/>
         <w:rPr>
+          <w:sz w:val="24"/>
+          <w:szCs w:val="24"/>
+        </w:rPr>
+      </w:pPr>
+      <w:r>
+        <w:rPr>
           <w:b w:val="false"/>
           <w:bCs w:val="false"/>
-          <w:sz w:val="20"/>
-          <w:szCs w:val="20"/>
-        </w:rPr>
-      </w:pPr>
-      <w:r>
+          <w:sz w:val="24"/>
+          <w:szCs w:val="24"/>
+        </w:rPr>
+        <w:t>Developed and maintained enterprise software platforms supporting business operations, financial workflows and system integrations.</w:t>
+      </w:r>
+    </w:p>
+    <w:p>
+      <w:pPr>
+        <w:pStyle w:val="Normal"/>
+        <w:ind w:hanging="0" w:left="706"/>
         <w:rPr>
           <w:b w:val="false"/>
           <w:bCs w:val="false"/>
-          <w:sz w:val="20"/>
-          <w:szCs w:val="20"/>
-        </w:rPr>
-        <w:t>Developed and maintained enterprise software platforms supporting business operations, financial workflows and system integrations.</w:t>
-      </w:r>
-    </w:p>
-    <w:p>
-      <w:pPr>
-        <w:pStyle w:val="Normal"/>
-        <w:ind w:hanging="0" w:left="706"/>
+          <w:sz w:val="24"/>
+          <w:szCs w:val="24"/>
+        </w:rPr>
+      </w:pPr>
+      <w:r>
         <w:rPr>
           <w:b w:val="false"/>
           <w:bCs w:val="false"/>
-          <w:sz w:val="20"/>
-          <w:szCs w:val="20"/>
-        </w:rPr>
-      </w:pPr>
-      <w:r>
-        <w:rPr>
-          <w:b w:val="false"/>
-          <w:bCs w:val="false"/>
-          <w:sz w:val="20"/>
-          <w:szCs w:val="20"/>
+          <w:sz w:val="24"/>
+          <w:szCs w:val="24"/>
         </w:rPr>
       </w:r>
     </w:p>
@@ -664,20 +614,18 @@
         </w:numPr>
         <w:ind w:hanging="360" w:left="706"/>
         <w:rPr>
+          <w:sz w:val="24"/>
+          <w:szCs w:val="24"/>
+        </w:rPr>
+      </w:pPr>
+      <w:r>
+        <w:rPr>
           <w:b w:val="false"/>
           <w:bCs w:val="false"/>
-          <w:sz w:val="20"/>
-          <w:szCs w:val="20"/>
-        </w:rPr>
-      </w:pPr>
-      <w:r>
-        <w:rPr>
-          <w:b w:val="false"/>
-          <w:bCs w:val="false"/>
-          <w:sz w:val="20"/>
-          <w:szCs w:val="20"/>
-        </w:rPr>
-        <w:t>Designed and implemented JavaScript-based automation solutions and webhook integrations, reducing manual processing and improving operational efficiency.</w:t>
+          <w:sz w:val="24"/>
+          <w:szCs w:val="24"/>
+        </w:rPr>
+        <w:t>Designed and implemented JavaScript-based automation solutions and webhook/API integrations that streamlined business workflows, reduced manual processing and improved data consistency across multiple systems.</w:t>
       </w:r>
     </w:p>
     <w:p>
@@ -691,16 +639,16 @@
         <w:rPr>
           <w:b w:val="false"/>
           <w:bCs w:val="false"/>
-          <w:sz w:val="20"/>
-          <w:szCs w:val="20"/>
+          <w:sz w:val="24"/>
+          <w:szCs w:val="24"/>
         </w:rPr>
       </w:pPr>
       <w:r>
         <w:rPr>
           <w:b w:val="false"/>
           <w:bCs w:val="false"/>
-          <w:sz w:val="20"/>
-          <w:szCs w:val="20"/>
+          <w:sz w:val="24"/>
+          <w:szCs w:val="24"/>
         </w:rPr>
       </w:r>
     </w:p>
@@ -713,20 +661,18 @@
         </w:numPr>
         <w:ind w:hanging="360" w:left="706"/>
         <w:rPr>
+          <w:sz w:val="24"/>
+          <w:szCs w:val="24"/>
+        </w:rPr>
+      </w:pPr>
+      <w:r>
+        <w:rPr>
           <w:b w:val="false"/>
           <w:bCs w:val="false"/>
-          <w:sz w:val="20"/>
-          <w:szCs w:val="20"/>
-        </w:rPr>
-      </w:pPr>
-      <w:r>
-        <w:rPr>
-          <w:b w:val="false"/>
-          <w:bCs w:val="false"/>
-          <w:sz w:val="20"/>
-          <w:szCs w:val="20"/>
-        </w:rPr>
-        <w:t>Built API integrations and event-driven workflows to synchronise data between multiple business systems in real time.</w:t>
+          <w:sz w:val="24"/>
+          <w:szCs w:val="24"/>
+        </w:rPr>
+        <w:t>Mentored and onboarded a junior developer, providing guidance on development workflows, ticket management processes, coding standards and development setup to support their successful integration into the team.</w:t>
       </w:r>
     </w:p>
     <w:p>
@@ -740,16 +686,16 @@
         <w:rPr>
           <w:b w:val="false"/>
           <w:bCs w:val="false"/>
-          <w:sz w:val="20"/>
-          <w:szCs w:val="20"/>
+          <w:sz w:val="24"/>
+          <w:szCs w:val="24"/>
         </w:rPr>
       </w:pPr>
       <w:r>
         <w:rPr>
           <w:b w:val="false"/>
           <w:bCs w:val="false"/>
-          <w:sz w:val="20"/>
-          <w:szCs w:val="20"/>
+          <w:sz w:val="24"/>
+          <w:szCs w:val="24"/>
         </w:rPr>
       </w:r>
     </w:p>
@@ -762,18 +708,16 @@
         </w:numPr>
         <w:ind w:hanging="360" w:left="706"/>
         <w:rPr>
+          <w:sz w:val="24"/>
+          <w:szCs w:val="24"/>
+        </w:rPr>
+      </w:pPr>
+      <w:r>
+        <w:rPr>
           <w:b w:val="false"/>
           <w:bCs w:val="false"/>
-          <w:sz w:val="20"/>
-          <w:szCs w:val="20"/>
-        </w:rPr>
-      </w:pPr>
-      <w:r>
-        <w:rPr>
-          <w:b w:val="false"/>
-          <w:bCs w:val="false"/>
-          <w:sz w:val="20"/>
-          <w:szCs w:val="20"/>
+          <w:sz w:val="24"/>
+          <w:szCs w:val="24"/>
         </w:rPr>
         <w:t>Worked within large-scale codebases exceeding 100,000 lines of code, participating in feature development, code reviews, testing and deployment activities.</w:t>
       </w:r>
@@ -789,16 +733,16 @@
         <w:rPr>
           <w:b w:val="false"/>
           <w:bCs w:val="false"/>
-          <w:sz w:val="20"/>
-          <w:szCs w:val="20"/>
+          <w:sz w:val="24"/>
+          <w:szCs w:val="24"/>
         </w:rPr>
       </w:pPr>
       <w:r>
         <w:rPr>
           <w:b w:val="false"/>
           <w:bCs w:val="false"/>
-          <w:sz w:val="20"/>
-          <w:szCs w:val="20"/>
+          <w:sz w:val="24"/>
+          <w:szCs w:val="24"/>
         </w:rPr>
       </w:r>
     </w:p>
@@ -811,18 +755,16 @@
         </w:numPr>
         <w:ind w:hanging="360" w:left="706"/>
         <w:rPr>
+          <w:sz w:val="24"/>
+          <w:szCs w:val="24"/>
+        </w:rPr>
+      </w:pPr>
+      <w:r>
+        <w:rPr>
           <w:b w:val="false"/>
           <w:bCs w:val="false"/>
-          <w:sz w:val="20"/>
-          <w:szCs w:val="20"/>
-        </w:rPr>
-      </w:pPr>
-      <w:r>
-        <w:rPr>
-          <w:b w:val="false"/>
-          <w:bCs w:val="false"/>
-          <w:sz w:val="20"/>
-          <w:szCs w:val="20"/>
+          <w:sz w:val="24"/>
+          <w:szCs w:val="24"/>
         </w:rPr>
         <w:t>Collaborated with stakeholders to analyse business requirements and deliver scalable software solutions aligned with operational objectives.</w:t>
       </w:r>
@@ -838,16 +780,16 @@
         <w:rPr>
           <w:b w:val="false"/>
           <w:bCs w:val="false"/>
-          <w:sz w:val="20"/>
-          <w:szCs w:val="20"/>
+          <w:sz w:val="24"/>
+          <w:szCs w:val="24"/>
         </w:rPr>
       </w:pPr>
       <w:r>
         <w:rPr>
           <w:b w:val="false"/>
           <w:bCs w:val="false"/>
-          <w:sz w:val="20"/>
-          <w:szCs w:val="20"/>
+          <w:sz w:val="24"/>
+          <w:szCs w:val="24"/>
         </w:rPr>
       </w:r>
     </w:p>
@@ -860,20 +802,18 @@
         </w:numPr>
         <w:ind w:hanging="360" w:left="706"/>
         <w:rPr>
+          <w:sz w:val="24"/>
+          <w:szCs w:val="24"/>
+        </w:rPr>
+      </w:pPr>
+      <w:r>
+        <w:rPr>
           <w:b w:val="false"/>
           <w:bCs w:val="false"/>
-          <w:sz w:val="20"/>
-          <w:szCs w:val="20"/>
-        </w:rPr>
-      </w:pPr>
-      <w:r>
-        <w:rPr>
-          <w:b w:val="false"/>
-          <w:bCs w:val="false"/>
-          <w:sz w:val="20"/>
-          <w:szCs w:val="20"/>
-        </w:rPr>
-        <w:t>Diagnosed and resolved complex application and integration issues across frontend and backend systems.</w:t>
+          <w:sz w:val="24"/>
+          <w:szCs w:val="24"/>
+        </w:rPr>
+        <w:t>Diagnosed and resolved complex application and integration issues across frontend and backend systems, improving system reliability and reducing disruption to users.</w:t>
       </w:r>
     </w:p>
     <w:p>
@@ -891,9 +831,29 @@
       </w:pPr>
       <w:r>
         <w:rPr>
+          <w:sz w:val="24"/>
+          <w:szCs w:val="24"/>
+        </w:rPr>
+      </w:r>
+    </w:p>
+    <w:p>
+      <w:pPr>
+        <w:pStyle w:val="Normal"/>
+        <w:numPr>
+          <w:ilvl w:val="0"/>
+          <w:numId w:val="0"/>
+        </w:numPr>
+        <w:ind w:hanging="0" w:left="706"/>
+        <w:rPr>
           <w:b w:val="false"/>
           <w:bCs w:val="false"/>
         </w:rPr>
+      </w:pPr>
+      <w:r>
+        <w:rPr>
+          <w:b w:val="false"/>
+          <w:bCs w:val="false"/>
+        </w:rPr>
       </w:r>
     </w:p>
     <w:p>
@@ -901,38 +861,31 @@
         <w:pStyle w:val="Normal"/>
         <w:spacing w:lineRule="auto" w:line="259" w:before="0" w:after="0"/>
         <w:ind w:hanging="10" w:left="-5"/>
-        <w:rPr/>
+        <w:rPr>
+          <w:sz w:val="24"/>
+          <w:szCs w:val="24"/>
+        </w:rPr>
       </w:pPr>
       <w:r>
         <w:rPr>
           <w:b/>
-          <w:sz w:val="21"/>
-        </w:rPr>
-        <w:t xml:space="preserve">Self Employed </w:t>
+          <w:sz w:val="24"/>
+          <w:szCs w:val="24"/>
+        </w:rPr>
+        <w:t xml:space="preserve">Self Employed                                                                            </w:t>
+      </w:r>
+      <w:r>
+        <w:rPr>
+          <w:sz w:val="24"/>
+          <w:szCs w:val="24"/>
+        </w:rPr>
+        <w:t>Jun 2022 – Dec 2022</w:t>
       </w:r>
       <w:r>
         <w:rPr>
           <w:b/>
-          <w:sz w:val="22"/>
-        </w:rPr>
-        <w:t xml:space="preserve">                                                                                         </w:t>
-      </w:r>
-      <w:r>
-        <w:rPr>
-          <w:sz w:val="22"/>
-        </w:rPr>
-        <w:t xml:space="preserve">Jun 2022 – </w:t>
-      </w:r>
-      <w:r>
-        <w:rPr>
-          <w:sz w:val="22"/>
-        </w:rPr>
-        <w:t>Dec 2022</w:t>
-      </w:r>
-      <w:r>
-        <w:rPr>
-          <w:b/>
-          <w:sz w:val="21"/>
+          <w:sz w:val="24"/>
+          <w:szCs w:val="24"/>
         </w:rPr>
         <w:t xml:space="preserve"> </w:t>
       </w:r>
@@ -942,10 +895,16 @@
         <w:pStyle w:val="Normal"/>
         <w:spacing w:before="0" w:after="216"/>
         <w:ind w:hanging="10" w:left="26"/>
-        <w:rPr/>
-      </w:pPr>
-      <w:r>
-        <w:rPr/>
+        <w:rPr>
+          <w:sz w:val="24"/>
+          <w:szCs w:val="24"/>
+        </w:rPr>
+      </w:pPr>
+      <w:r>
+        <w:rPr>
+          <w:sz w:val="24"/>
+          <w:szCs w:val="24"/>
+        </w:rPr>
         <w:t xml:space="preserve">Programming Tutor </w:t>
       </w:r>
     </w:p>
@@ -958,14 +917,14 @@
         </w:numPr>
         <w:ind w:hanging="360" w:left="706"/>
         <w:rPr>
-          <w:sz w:val="20"/>
-          <w:szCs w:val="20"/>
-        </w:rPr>
-      </w:pPr>
-      <w:r>
-        <w:rPr>
-          <w:sz w:val="20"/>
-          <w:szCs w:val="20"/>
+          <w:sz w:val="24"/>
+          <w:szCs w:val="24"/>
+        </w:rPr>
+      </w:pPr>
+      <w:r>
+        <w:rPr>
+          <w:sz w:val="24"/>
+          <w:szCs w:val="24"/>
         </w:rPr>
         <w:t>Tutored clients HTML, CSS, Flexbox and JavaScript best practises</w:t>
       </w:r>
@@ -979,14 +938,14 @@
         </w:numPr>
         <w:ind w:hanging="0" w:left="706"/>
         <w:rPr>
-          <w:sz w:val="20"/>
-          <w:szCs w:val="20"/>
-        </w:rPr>
-      </w:pPr>
-      <w:r>
-        <w:rPr>
-          <w:sz w:val="20"/>
-          <w:szCs w:val="20"/>
+          <w:sz w:val="24"/>
+          <w:szCs w:val="24"/>
+        </w:rPr>
+      </w:pPr>
+      <w:r>
+        <w:rPr>
+          <w:sz w:val="24"/>
+          <w:szCs w:val="24"/>
         </w:rPr>
       </w:r>
     </w:p>
@@ -1000,14 +959,14 @@
         <w:spacing w:before="0" w:after="27"/>
         <w:ind w:hanging="360" w:left="706"/>
         <w:rPr>
-          <w:sz w:val="20"/>
-          <w:szCs w:val="20"/>
-        </w:rPr>
-      </w:pPr>
-      <w:r>
-        <w:rPr>
-          <w:sz w:val="20"/>
-          <w:szCs w:val="20"/>
+          <w:sz w:val="24"/>
+          <w:szCs w:val="24"/>
+        </w:rPr>
+      </w:pPr>
+      <w:r>
+        <w:rPr>
+          <w:sz w:val="24"/>
+          <w:szCs w:val="24"/>
         </w:rPr>
         <w:t xml:space="preserve">Simplified difficult programming concepts including responsive website development, CSS layout, Promises and API requests </w:t>
       </w:r>
@@ -1022,14 +981,14 @@
         <w:spacing w:before="0" w:after="27"/>
         <w:ind w:hanging="0" w:left="706"/>
         <w:rPr>
-          <w:sz w:val="20"/>
-          <w:szCs w:val="20"/>
-        </w:rPr>
-      </w:pPr>
-      <w:r>
-        <w:rPr>
-          <w:sz w:val="20"/>
-          <w:szCs w:val="20"/>
+          <w:sz w:val="24"/>
+          <w:szCs w:val="24"/>
+        </w:rPr>
+      </w:pPr>
+      <w:r>
+        <w:rPr>
+          <w:sz w:val="24"/>
+          <w:szCs w:val="24"/>
         </w:rPr>
       </w:r>
     </w:p>
@@ -1042,14 +1001,14 @@
         </w:numPr>
         <w:ind w:hanging="360" w:left="706"/>
         <w:rPr>
-          <w:sz w:val="20"/>
-          <w:szCs w:val="20"/>
-        </w:rPr>
-      </w:pPr>
-      <w:r>
-        <w:rPr>
-          <w:sz w:val="20"/>
-          <w:szCs w:val="20"/>
+          <w:sz w:val="24"/>
+          <w:szCs w:val="24"/>
+        </w:rPr>
+      </w:pPr>
+      <w:r>
+        <w:rPr>
+          <w:sz w:val="24"/>
+          <w:szCs w:val="24"/>
         </w:rPr>
         <w:t xml:space="preserve">Taught debugging best practises using Google Chrome inspect element tooling </w:t>
       </w:r>
@@ -1063,14 +1022,14 @@
         </w:numPr>
         <w:ind w:hanging="0" w:left="706"/>
         <w:rPr>
-          <w:sz w:val="20"/>
-          <w:szCs w:val="20"/>
-        </w:rPr>
-      </w:pPr>
-      <w:r>
-        <w:rPr>
-          <w:sz w:val="20"/>
-          <w:szCs w:val="20"/>
+          <w:sz w:val="24"/>
+          <w:szCs w:val="24"/>
+        </w:rPr>
+      </w:pPr>
+      <w:r>
+        <w:rPr>
+          <w:sz w:val="24"/>
+          <w:szCs w:val="24"/>
         </w:rPr>
       </w:r>
     </w:p>
@@ -1083,18 +1042,16 @@
         </w:numPr>
         <w:ind w:hanging="360" w:left="706"/>
         <w:rPr>
+          <w:sz w:val="24"/>
+          <w:szCs w:val="24"/>
+        </w:rPr>
+      </w:pPr>
+      <w:r>
+        <w:rPr>
           <w:b w:val="false"/>
           <w:bCs w:val="false"/>
-          <w:sz w:val="20"/>
-          <w:szCs w:val="20"/>
-        </w:rPr>
-      </w:pPr>
-      <w:r>
-        <w:rPr>
-          <w:b w:val="false"/>
-          <w:bCs w:val="false"/>
-          <w:sz w:val="20"/>
-          <w:szCs w:val="20"/>
+          <w:sz w:val="24"/>
+          <w:szCs w:val="24"/>
         </w:rPr>
         <w:t>Provided website UI designs to 1:1 and reviewed code through weekly code reviews</w:t>
       </w:r>
@@ -1119,10 +1076,16 @@
       <w:pPr>
         <w:pStyle w:val="Heading1"/>
         <w:ind w:hanging="10" w:left="-5"/>
-        <w:rPr/>
-      </w:pPr>
-      <w:r>
-        <w:rPr/>
+        <w:rPr>
+          <w:sz w:val="30"/>
+          <w:szCs w:val="30"/>
+        </w:rPr>
+      </w:pPr>
+      <w:r>
+        <w:rPr>
+          <w:sz w:val="30"/>
+          <w:szCs w:val="30"/>
+        </w:rPr>
         <w:t>Awards and Achievements</w:t>
       </w:r>
     </w:p>
@@ -1164,9 +1127,14 @@
                           </a:xfrm>
                           <a:custGeom>
                             <a:avLst/>
-                            <a:gdLst/>
+                            <a:gdLst>
+                              <a:gd name="textAreaLeft" fmla="*/ 0 w 3274560"/>
+                              <a:gd name="textAreaRight" fmla="*/ 3274920 w 3274560"/>
+                              <a:gd name="textAreaTop" fmla="*/ 0 h 10800"/>
+                              <a:gd name="textAreaBottom" fmla="*/ 11160 h 10800"/>
+                            </a:gdLst>
                             <a:ahLst/>
-                            <a:rect l="l" t="t" r="r" b="b"/>
+                            <a:rect l="textAreaLeft" t="textAreaTop" r="textAreaRight" b="textAreaBottom"/>
                             <a:pathLst>
                               <a:path w="5775960" h="19050">
                                 <a:moveTo>
@@ -1219,39 +1187,19 @@
     <w:p>
       <w:pPr>
         <w:pStyle w:val="Normal"/>
-        <w:spacing w:lineRule="auto" w:line="259" w:before="0" w:after="103"/>
-        <w:ind w:hanging="0" w:left="16"/>
-        <w:rPr/>
-      </w:pPr>
-      <w:r>
-        <w:rPr>
-          <w:sz w:val="11"/>
-        </w:rPr>
-        <w:t xml:space="preserve"> </w:t>
-      </w:r>
-    </w:p>
-    <w:p>
-      <w:pPr>
-        <w:pStyle w:val="Normal"/>
         <w:spacing w:lineRule="auto" w:line="259" w:before="0" w:after="42"/>
         <w:ind w:hanging="16" w:left="16" w:right="3098"/>
-        <w:rPr/>
-      </w:pPr>
-      <w:r>
-        <w:rPr/>
-        <w:t>A</w:t>
-      </w:r>
-      <w:r>
-        <w:rPr/>
-        <w:t>ustralian Defence Force</w:t>
-      </w:r>
-      <w:r>
-        <w:rPr/>
-        <w:t xml:space="preserve"> Future Innovators Award </w:t>
-      </w:r>
-      <w:r>
-        <w:rPr/>
-        <w:t>2020/2022</w:t>
+        <w:rPr>
+          <w:sz w:val="24"/>
+          <w:szCs w:val="24"/>
+        </w:rPr>
+      </w:pPr>
+      <w:r>
+        <w:rPr>
+          <w:sz w:val="24"/>
+          <w:szCs w:val="24"/>
+        </w:rPr>
+        <w:t>Australian Defence Force Future Innovators Award 2020/2022</w:t>
       </w:r>
     </w:p>
     <w:p>
@@ -1263,10 +1211,16 @@
         </w:numPr>
         <w:spacing w:before="0" w:after="27"/>
         <w:ind w:hanging="0" w:left="706"/>
-        <w:rPr/>
-      </w:pPr>
-      <w:r>
-        <w:rPr/>
+        <w:rPr>
+          <w:sz w:val="24"/>
+          <w:szCs w:val="24"/>
+        </w:rPr>
+      </w:pPr>
+      <w:r>
+        <w:rPr>
+          <w:sz w:val="24"/>
+          <w:szCs w:val="24"/>
+        </w:rPr>
       </w:r>
     </w:p>
     <w:p>
@@ -1277,10 +1231,16 @@
           <w:numId w:val="2"/>
         </w:numPr>
         <w:ind w:hanging="360" w:left="706"/>
-        <w:rPr/>
-      </w:pPr>
-      <w:r>
-        <w:rPr/>
+        <w:rPr>
+          <w:sz w:val="24"/>
+          <w:szCs w:val="24"/>
+        </w:rPr>
+      </w:pPr>
+      <w:r>
+        <w:rPr>
+          <w:sz w:val="24"/>
+          <w:szCs w:val="24"/>
+        </w:rPr>
         <w:t>Awarded for demonstrating outstanding innovation, academic achievement, and creative problem-solving capabilities in science and technology.</w:t>
       </w:r>
     </w:p>
@@ -1318,8 +1278,15 @@
         <w:rPr/>
       </w:pPr>
       <w:r>
-        <w:rPr/>
-        <w:t xml:space="preserve">Technical Skills  </w:t>
+        <w:rPr>
+          <w:sz w:val="30"/>
+          <w:szCs w:val="30"/>
+        </w:rPr>
+        <w:t>Technical Skills</w:t>
+      </w:r>
+      <w:r>
+        <w:rPr/>
+        <w:t xml:space="preserve">  </w:t>
       </w:r>
     </w:p>
     <w:p>
@@ -1360,9 +1327,14 @@
                           </a:xfrm>
                           <a:custGeom>
                             <a:avLst/>
-                            <a:gdLst/>
+                            <a:gdLst>
+                              <a:gd name="textAreaLeft" fmla="*/ 0 w 3274560"/>
+                              <a:gd name="textAreaRight" fmla="*/ 3274920 w 3274560"/>
+                              <a:gd name="textAreaTop" fmla="*/ 0 h 10800"/>
+                              <a:gd name="textAreaBottom" fmla="*/ 11160 h 10800"/>
+                            </a:gdLst>
                             <a:ahLst/>
-                            <a:rect l="l" t="t" r="r" b="b"/>
+                            <a:rect l="textAreaLeft" t="textAreaTop" r="textAreaRight" b="textAreaBottom"/>
                             <a:pathLst>
                               <a:path w="5775960" h="19050">
                                 <a:moveTo>
@@ -1426,64 +1398,68 @@
         </w:rPr>
         <w:t xml:space="preserve"> </w:t>
       </w:r>
-    </w:p>
-    <w:p>
-      <w:pPr>
-        <w:pStyle w:val="Normal"/>
-        <w:spacing w:lineRule="auto" w:line="259" w:before="0" w:after="413"/>
-        <w:ind w:hanging="0" w:left="16"/>
-        <w:rPr/>
-      </w:pPr>
       <w:r>
         <w:rPr>
           <w:b/>
+          <w:sz w:val="24"/>
+          <w:szCs w:val="24"/>
         </w:rPr>
         <w:t xml:space="preserve">Proficient: </w:t>
       </w:r>
       <w:r>
-        <w:rPr/>
-        <w:t xml:space="preserve">Html5, CSS3 (BEM), </w:t>
-      </w:r>
-      <w:r>
-        <w:rPr/>
-        <w:t>Typescript</w:t>
-      </w:r>
-      <w:r>
-        <w:rPr/>
-        <w:t xml:space="preserve">, React (+hooks), npm, NextJS, Git, GitHub, Python, </w:t>
-      </w:r>
-      <w:r>
-        <w:rPr/>
-        <w:t xml:space="preserve">Laravel, </w:t>
+        <w:rPr>
+          <w:b w:val="false"/>
+          <w:bCs w:val="false"/>
+          <w:sz w:val="24"/>
+          <w:szCs w:val="24"/>
+        </w:rPr>
+        <w:t xml:space="preserve">Python, Laravel, </w:t>
+      </w:r>
+      <w:r>
+        <w:rPr>
+          <w:sz w:val="24"/>
+          <w:szCs w:val="24"/>
+        </w:rPr>
+        <w:t>Html5, CSS3 (BEM), Typescript, React (+hooks), npm, NextJS, Git, GitHub</w:t>
       </w:r>
     </w:p>
     <w:p>
       <w:pPr>
         <w:pStyle w:val="Normal"/>
         <w:ind w:hanging="10" w:left="26"/>
-        <w:rPr/>
+        <w:rPr>
+          <w:sz w:val="24"/>
+          <w:szCs w:val="24"/>
+        </w:rPr>
       </w:pPr>
       <w:r>
         <w:rPr>
           <w:b/>
+          <w:sz w:val="24"/>
+          <w:szCs w:val="24"/>
         </w:rPr>
         <w:t xml:space="preserve">Familiar: </w:t>
       </w:r>
       <w:r>
-        <w:rPr/>
-        <w:t>Java</w:t>
-      </w:r>
-      <w:r>
-        <w:rPr/>
-        <w:t xml:space="preserve">, </w:t>
-      </w:r>
-      <w:r>
-        <w:rPr/>
-        <w:t>Linux</w:t>
-      </w:r>
-      <w:r>
-        <w:rPr/>
-        <w:t>, React dev tools, Firebase, C</w:t>
+        <w:rPr>
+          <w:sz w:val="24"/>
+          <w:szCs w:val="24"/>
+        </w:rPr>
+        <w:t xml:space="preserve">Java, Linux, </w:t>
+      </w:r>
+      <w:r>
+        <w:rPr>
+          <w:sz w:val="24"/>
+          <w:szCs w:val="24"/>
+        </w:rPr>
+        <w:t>Docker</w:t>
+      </w:r>
+      <w:r>
+        <w:rPr>
+          <w:sz w:val="24"/>
+          <w:szCs w:val="24"/>
+        </w:rPr>
+        <w:t>, Firebase, C</w:t>
       </w:r>
     </w:p>
     <w:p>
@@ -1503,8 +1479,15 @@
         <w:rPr/>
       </w:pPr>
       <w:r>
-        <w:rPr/>
-        <w:t xml:space="preserve">Referees  </w:t>
+        <w:rPr>
+          <w:sz w:val="30"/>
+          <w:szCs w:val="30"/>
+        </w:rPr>
+        <w:t>Referees</w:t>
+      </w:r>
+      <w:r>
+        <w:rPr/>
+        <w:t xml:space="preserve">  </w:t>
       </w:r>
     </w:p>
     <w:p>
@@ -1545,9 +1528,14 @@
                           </a:xfrm>
                           <a:custGeom>
                             <a:avLst/>
-                            <a:gdLst/>
+                            <a:gdLst>
+                              <a:gd name="textAreaLeft" fmla="*/ 0 w 3274560"/>
+                              <a:gd name="textAreaRight" fmla="*/ 3274920 w 3274560"/>
+                              <a:gd name="textAreaTop" fmla="*/ 0 h 10800"/>
+                              <a:gd name="textAreaBottom" fmla="*/ 11160 h 10800"/>
+                            </a:gdLst>
                             <a:ahLst/>
-                            <a:rect l="l" t="t" r="r" b="b"/>
+                            <a:rect l="textAreaLeft" t="textAreaTop" r="textAreaRight" b="textAreaBottom"/>
                             <a:pathLst>
                               <a:path w="5775960" h="19050">
                                 <a:moveTo>
@@ -1600,25 +1588,14 @@
     <w:p>
       <w:pPr>
         <w:pStyle w:val="Normal"/>
-        <w:spacing w:lineRule="auto" w:line="259" w:before="0" w:after="0"/>
-        <w:ind w:hanging="0" w:left="16"/>
-        <w:rPr/>
-      </w:pPr>
-      <w:r>
-        <w:rPr/>
-        <w:t xml:space="preserve"> </w:t>
-      </w:r>
-    </w:p>
-    <w:p>
-      <w:pPr>
-        <w:pStyle w:val="Normal"/>
         <w:spacing w:lineRule="auto" w:line="252" w:before="0" w:after="5"/>
         <w:ind w:hanging="10" w:left="11"/>
         <w:rPr/>
       </w:pPr>
       <w:r>
         <w:rPr>
-          <w:sz w:val="21"/>
+          <w:sz w:val="24"/>
+          <w:szCs w:val="24"/>
         </w:rPr>
         <w:t>Available upon request.</w:t>
       </w:r>
@@ -2663,8 +2640,9 @@
     <w:qFormat/>
     <w:pPr>
       <w:widowControl/>
+      <w:suppressAutoHyphens w:val="true"/>
       <w:bidi w:val="0"/>
-      <w:spacing w:lineRule="auto" w:line="261" w:before="0" w:after="3"/>
+      <w:spacing w:lineRule="auto" w:line="259" w:before="0" w:after="3"/>
       <w:ind w:hanging="10" w:left="28"/>
       <w:jc w:val="left"/>
     </w:pPr>
@@ -2687,6 +2665,7 @@
       <w:keepNext w:val="true"/>
       <w:keepLines/>
       <w:widowControl/>
+      <w:suppressAutoHyphens w:val="true"/>
       <w:bidi w:val="0"/>
       <w:spacing w:lineRule="auto" w:line="259" w:before="0" w:after="0"/>
       <w:ind w:hanging="10" w:left="10"/>
